--- a/Tài liệu nghiên cứu,đề xuât mô hình và thuật toán cho các module.docx
+++ b/Tài liệu nghiên cứu,đề xuât mô hình và thuật toán cho các module.docx
@@ -1783,7 +1783,6 @@
           <w:rFonts w:asciiTheme="majorHAnsi" w:hAnsiTheme="majorHAnsi" w:cstheme="majorHAnsi"/>
           <w:sz w:val="26"/>
           <w:szCs w:val="26"/>
-          <w:lang w:val="en-US"/>
         </w:rPr>
       </w:pPr>
       <w:r>
@@ -1802,7 +1801,6 @@
           <w:rFonts w:asciiTheme="majorHAnsi" w:hAnsiTheme="majorHAnsi" w:cstheme="majorHAnsi"/>
           <w:sz w:val="26"/>
           <w:szCs w:val="26"/>
-          <w:lang w:val="en-US"/>
         </w:rPr>
       </w:pPr>
       <w:r>
@@ -2103,29 +2101,7 @@
           <w:sz w:val="32"/>
           <w:szCs w:val="32"/>
         </w:rPr>
-        <w:t>2.</w:t>
-      </w:r>
-      <w:r>
-        <w:rPr>
-          <w:rFonts w:asciiTheme="majorHAnsi" w:hAnsiTheme="majorHAnsi" w:cstheme="majorHAnsi"/>
-          <w:b/>
-          <w:bCs/>
-          <w:color w:val="000000" w:themeColor="text1"/>
-          <w:sz w:val="32"/>
-          <w:szCs w:val="32"/>
-        </w:rPr>
-        <w:t>1</w:t>
-      </w:r>
-      <w:r>
-        <w:rPr>
-          <w:rFonts w:asciiTheme="majorHAnsi" w:hAnsiTheme="majorHAnsi" w:cstheme="majorHAnsi"/>
-          <w:b/>
-          <w:bCs/>
-          <w:color w:val="000000" w:themeColor="text1"/>
-          <w:sz w:val="32"/>
-          <w:szCs w:val="32"/>
-        </w:rPr>
-        <w:t xml:space="preserve"> PHÂN TÍCH CÁC MÔ HÌNH / KIẾN TRÚC ĐƯỢC ĐỀ XUẤT</w:t>
+        <w:t>2.1 PHÂN TÍCH CÁC MÔ HÌNH / KIẾN TRÚC ĐƯỢC ĐỀ XUẤT</w:t>
       </w:r>
     </w:p>
     <w:p>
@@ -2139,7 +2115,6 @@
           <w:color w:val="000000" w:themeColor="text1"/>
           <w:sz w:val="36"/>
           <w:szCs w:val="36"/>
-          <w:lang w:val="en-US"/>
         </w:rPr>
       </w:pPr>
       <w:r>
@@ -2163,7 +2138,6 @@
           <w:color w:val="000000" w:themeColor="text1"/>
           <w:sz w:val="26"/>
           <w:szCs w:val="26"/>
-          <w:lang w:val="en-US"/>
         </w:rPr>
       </w:pPr>
       <w:r>
@@ -2198,12 +2172,6 @@
         <w:gridCol w:w="4860"/>
       </w:tblGrid>
       <w:tr>
-        <w:tblPrEx>
-          <w:tblCellMar>
-            <w:top w:w="0" w:type="dxa"/>
-            <w:bottom w:w="0" w:type="dxa"/>
-          </w:tblCellMar>
-        </w:tblPrEx>
         <w:tc>
           <w:tcPr>
             <w:tcW w:w="4500" w:type="dxa"/>
@@ -2516,12 +2484,6 @@
         <w:gridCol w:w="4860"/>
       </w:tblGrid>
       <w:tr>
-        <w:tblPrEx>
-          <w:tblCellMar>
-            <w:top w:w="0" w:type="dxa"/>
-            <w:bottom w:w="0" w:type="dxa"/>
-          </w:tblCellMar>
-        </w:tblPrEx>
         <w:tc>
           <w:tcPr>
             <w:tcW w:w="4500" w:type="dxa"/>
@@ -2991,12 +2953,6 @@
         <w:gridCol w:w="2460"/>
       </w:tblGrid>
       <w:tr>
-        <w:tblPrEx>
-          <w:tblCellMar>
-            <w:top w:w="0" w:type="dxa"/>
-            <w:bottom w:w="0" w:type="dxa"/>
-          </w:tblCellMar>
-        </w:tblPrEx>
         <w:tc>
           <w:tcPr>
             <w:tcW w:w="2500" w:type="dxa"/>
@@ -3155,12 +3111,6 @@
         </w:tc>
       </w:tr>
       <w:tr>
-        <w:tblPrEx>
-          <w:tblCellMar>
-            <w:top w:w="0" w:type="dxa"/>
-            <w:bottom w:w="0" w:type="dxa"/>
-          </w:tblCellMar>
-        </w:tblPrEx>
         <w:tc>
           <w:tcPr>
             <w:tcW w:w="2500" w:type="dxa"/>
@@ -3311,12 +3261,6 @@
         </w:tc>
       </w:tr>
       <w:tr>
-        <w:tblPrEx>
-          <w:tblCellMar>
-            <w:top w:w="0" w:type="dxa"/>
-            <w:bottom w:w="0" w:type="dxa"/>
-          </w:tblCellMar>
-        </w:tblPrEx>
         <w:tc>
           <w:tcPr>
             <w:tcW w:w="2500" w:type="dxa"/>
@@ -3467,12 +3411,6 @@
         </w:tc>
       </w:tr>
       <w:tr>
-        <w:tblPrEx>
-          <w:tblCellMar>
-            <w:top w:w="0" w:type="dxa"/>
-            <w:bottom w:w="0" w:type="dxa"/>
-          </w:tblCellMar>
-        </w:tblPrEx>
         <w:tc>
           <w:tcPr>
             <w:tcW w:w="2500" w:type="dxa"/>
@@ -4274,12 +4212,6 @@
         <w:gridCol w:w="4860"/>
       </w:tblGrid>
       <w:tr>
-        <w:tblPrEx>
-          <w:tblCellMar>
-            <w:top w:w="0" w:type="dxa"/>
-            <w:bottom w:w="0" w:type="dxa"/>
-          </w:tblCellMar>
-        </w:tblPrEx>
         <w:tc>
           <w:tcPr>
             <w:tcW w:w="4500" w:type="dxa"/>
@@ -4867,7 +4799,6 @@
           <w:color w:val="000000" w:themeColor="text1"/>
           <w:sz w:val="26"/>
           <w:szCs w:val="26"/>
-          <w:lang w:val="en-US"/>
         </w:rPr>
       </w:pPr>
       <w:r>
@@ -4902,12 +4833,6 @@
         <w:gridCol w:w="4860"/>
       </w:tblGrid>
       <w:tr>
-        <w:tblPrEx>
-          <w:tblCellMar>
-            <w:top w:w="0" w:type="dxa"/>
-            <w:bottom w:w="0" w:type="dxa"/>
-          </w:tblCellMar>
-        </w:tblPrEx>
         <w:tc>
           <w:tcPr>
             <w:tcW w:w="4500" w:type="dxa"/>
@@ -5348,12 +5273,6 @@
         <w:gridCol w:w="4860"/>
       </w:tblGrid>
       <w:tr>
-        <w:tblPrEx>
-          <w:tblCellMar>
-            <w:top w:w="0" w:type="dxa"/>
-            <w:bottom w:w="0" w:type="dxa"/>
-          </w:tblCellMar>
-        </w:tblPrEx>
         <w:tc>
           <w:tcPr>
             <w:tcW w:w="4500" w:type="dxa"/>
@@ -5742,12 +5661,6 @@
         <w:gridCol w:w="2200"/>
       </w:tblGrid>
       <w:tr>
-        <w:tblPrEx>
-          <w:tblCellMar>
-            <w:top w:w="0" w:type="dxa"/>
-            <w:bottom w:w="0" w:type="dxa"/>
-          </w:tblCellMar>
-        </w:tblPrEx>
         <w:tc>
           <w:tcPr>
             <w:tcW w:w="3000" w:type="dxa"/>
@@ -5906,12 +5819,6 @@
         </w:tc>
       </w:tr>
       <w:tr>
-        <w:tblPrEx>
-          <w:tblCellMar>
-            <w:top w:w="0" w:type="dxa"/>
-            <w:bottom w:w="0" w:type="dxa"/>
-          </w:tblCellMar>
-        </w:tblPrEx>
         <w:tc>
           <w:tcPr>
             <w:tcW w:w="3000" w:type="dxa"/>
@@ -6062,12 +5969,6 @@
         </w:tc>
       </w:tr>
       <w:tr>
-        <w:tblPrEx>
-          <w:tblCellMar>
-            <w:top w:w="0" w:type="dxa"/>
-            <w:bottom w:w="0" w:type="dxa"/>
-          </w:tblCellMar>
-        </w:tblPrEx>
         <w:tc>
           <w:tcPr>
             <w:tcW w:w="3000" w:type="dxa"/>
@@ -6218,12 +6119,6 @@
         </w:tc>
       </w:tr>
       <w:tr>
-        <w:tblPrEx>
-          <w:tblCellMar>
-            <w:top w:w="0" w:type="dxa"/>
-            <w:bottom w:w="0" w:type="dxa"/>
-          </w:tblCellMar>
-        </w:tblPrEx>
         <w:tc>
           <w:tcPr>
             <w:tcW w:w="3000" w:type="dxa"/>
@@ -6545,6 +6440,97 @@
         <w:t>License: MIT – thương mại tự do</w:t>
       </w:r>
     </w:p>
+    <w:p>
+      <w:pPr>
+        <w:spacing w:before="40" w:after="40" w:line="240" w:lineRule="auto"/>
+        <w:jc w:val="both"/>
+        <w:rPr>
+          <w:rFonts w:asciiTheme="majorHAnsi" w:hAnsiTheme="majorHAnsi" w:cstheme="majorHAnsi"/>
+          <w:color w:val="000000" w:themeColor="text1"/>
+          <w:sz w:val="26"/>
+          <w:szCs w:val="26"/>
+          <w:lang w:val="en-US"/>
+        </w:rPr>
+      </w:pPr>
+    </w:p>
+    <w:p>
+      <w:pPr>
+        <w:spacing w:before="40" w:after="40" w:line="240" w:lineRule="auto"/>
+        <w:jc w:val="both"/>
+        <w:rPr>
+          <w:rFonts w:asciiTheme="majorHAnsi" w:hAnsiTheme="majorHAnsi" w:cstheme="majorHAnsi"/>
+          <w:color w:val="000000" w:themeColor="text1"/>
+          <w:sz w:val="26"/>
+          <w:szCs w:val="26"/>
+          <w:lang w:val="en-US"/>
+        </w:rPr>
+      </w:pPr>
+    </w:p>
+    <w:p>
+      <w:pPr>
+        <w:spacing w:before="40" w:after="40" w:line="240" w:lineRule="auto"/>
+        <w:jc w:val="both"/>
+        <w:rPr>
+          <w:rFonts w:asciiTheme="majorHAnsi" w:hAnsiTheme="majorHAnsi" w:cstheme="majorHAnsi"/>
+          <w:color w:val="000000" w:themeColor="text1"/>
+          <w:sz w:val="26"/>
+          <w:szCs w:val="26"/>
+          <w:lang w:val="en-US"/>
+        </w:rPr>
+      </w:pPr>
+    </w:p>
+    <w:p>
+      <w:pPr>
+        <w:spacing w:before="40" w:after="40" w:line="240" w:lineRule="auto"/>
+        <w:jc w:val="both"/>
+        <w:rPr>
+          <w:rFonts w:asciiTheme="majorHAnsi" w:hAnsiTheme="majorHAnsi" w:cstheme="majorHAnsi"/>
+          <w:color w:val="000000" w:themeColor="text1"/>
+          <w:sz w:val="26"/>
+          <w:szCs w:val="26"/>
+          <w:lang w:val="en-US"/>
+        </w:rPr>
+      </w:pPr>
+    </w:p>
+    <w:p>
+      <w:pPr>
+        <w:spacing w:before="40" w:after="40" w:line="240" w:lineRule="auto"/>
+        <w:jc w:val="both"/>
+        <w:rPr>
+          <w:rFonts w:asciiTheme="majorHAnsi" w:hAnsiTheme="majorHAnsi" w:cstheme="majorHAnsi"/>
+          <w:color w:val="000000" w:themeColor="text1"/>
+          <w:sz w:val="26"/>
+          <w:szCs w:val="26"/>
+          <w:lang w:val="en-US"/>
+        </w:rPr>
+      </w:pPr>
+    </w:p>
+    <w:p>
+      <w:pPr>
+        <w:spacing w:before="40" w:after="40" w:line="240" w:lineRule="auto"/>
+        <w:jc w:val="both"/>
+        <w:rPr>
+          <w:rFonts w:asciiTheme="majorHAnsi" w:hAnsiTheme="majorHAnsi" w:cstheme="majorHAnsi"/>
+          <w:color w:val="000000" w:themeColor="text1"/>
+          <w:sz w:val="26"/>
+          <w:szCs w:val="26"/>
+          <w:lang w:val="en-US"/>
+        </w:rPr>
+      </w:pPr>
+    </w:p>
+    <w:p>
+      <w:pPr>
+        <w:spacing w:before="40" w:after="40" w:line="240" w:lineRule="auto"/>
+        <w:jc w:val="both"/>
+        <w:rPr>
+          <w:rFonts w:asciiTheme="majorHAnsi" w:hAnsiTheme="majorHAnsi" w:cstheme="majorHAnsi"/>
+          <w:color w:val="000000" w:themeColor="text1"/>
+          <w:sz w:val="26"/>
+          <w:szCs w:val="26"/>
+          <w:lang w:val="en-US"/>
+        </w:rPr>
+      </w:pPr>
+    </w:p>
     <w:sectPr>
       <w:pgSz w:w="11906" w:h="16838"/>
       <w:pgMar w:top="1440" w:right="1440" w:bottom="1440" w:left="1440" w:header="720" w:footer="720" w:gutter="0"/>
@@ -7055,6 +7041,155 @@
     </w:lvl>
   </w:abstractNum>
   <w:abstractNum w:abstractNumId="4" w15:restartNumberingAfterBreak="0">
+    <w:nsid w:val="20062F57"/>
+    <w:multiLevelType w:val="multilevel"/>
+    <w:tmpl w:val="98AC9F02"/>
+    <w:lvl w:ilvl="0">
+      <w:start w:val="1"/>
+      <w:numFmt w:val="bullet"/>
+      <w:lvlText w:val=""/>
+      <w:lvlJc w:val="left"/>
+      <w:pPr>
+        <w:tabs>
+          <w:tab w:val="num" w:pos="720"/>
+        </w:tabs>
+        <w:ind w:left="720" w:hanging="360"/>
+      </w:pPr>
+      <w:rPr>
+        <w:rFonts w:ascii="Symbol" w:hAnsi="Symbol" w:hint="default"/>
+        <w:sz w:val="20"/>
+      </w:rPr>
+    </w:lvl>
+    <w:lvl w:ilvl="1" w:tentative="1">
+      <w:start w:val="1"/>
+      <w:numFmt w:val="bullet"/>
+      <w:lvlText w:val="o"/>
+      <w:lvlJc w:val="left"/>
+      <w:pPr>
+        <w:tabs>
+          <w:tab w:val="num" w:pos="1440"/>
+        </w:tabs>
+        <w:ind w:left="1440" w:hanging="360"/>
+      </w:pPr>
+      <w:rPr>
+        <w:rFonts w:ascii="Courier New" w:hAnsi="Courier New" w:hint="default"/>
+        <w:sz w:val="20"/>
+      </w:rPr>
+    </w:lvl>
+    <w:lvl w:ilvl="2" w:tentative="1">
+      <w:start w:val="1"/>
+      <w:numFmt w:val="bullet"/>
+      <w:lvlText w:val=""/>
+      <w:lvlJc w:val="left"/>
+      <w:pPr>
+        <w:tabs>
+          <w:tab w:val="num" w:pos="2160"/>
+        </w:tabs>
+        <w:ind w:left="2160" w:hanging="360"/>
+      </w:pPr>
+      <w:rPr>
+        <w:rFonts w:ascii="Wingdings" w:hAnsi="Wingdings" w:hint="default"/>
+        <w:sz w:val="20"/>
+      </w:rPr>
+    </w:lvl>
+    <w:lvl w:ilvl="3" w:tentative="1">
+      <w:start w:val="1"/>
+      <w:numFmt w:val="bullet"/>
+      <w:lvlText w:val=""/>
+      <w:lvlJc w:val="left"/>
+      <w:pPr>
+        <w:tabs>
+          <w:tab w:val="num" w:pos="2880"/>
+        </w:tabs>
+        <w:ind w:left="2880" w:hanging="360"/>
+      </w:pPr>
+      <w:rPr>
+        <w:rFonts w:ascii="Wingdings" w:hAnsi="Wingdings" w:hint="default"/>
+        <w:sz w:val="20"/>
+      </w:rPr>
+    </w:lvl>
+    <w:lvl w:ilvl="4" w:tentative="1">
+      <w:start w:val="1"/>
+      <w:numFmt w:val="bullet"/>
+      <w:lvlText w:val=""/>
+      <w:lvlJc w:val="left"/>
+      <w:pPr>
+        <w:tabs>
+          <w:tab w:val="num" w:pos="3600"/>
+        </w:tabs>
+        <w:ind w:left="3600" w:hanging="360"/>
+      </w:pPr>
+      <w:rPr>
+        <w:rFonts w:ascii="Wingdings" w:hAnsi="Wingdings" w:hint="default"/>
+        <w:sz w:val="20"/>
+      </w:rPr>
+    </w:lvl>
+    <w:lvl w:ilvl="5" w:tentative="1">
+      <w:start w:val="1"/>
+      <w:numFmt w:val="bullet"/>
+      <w:lvlText w:val=""/>
+      <w:lvlJc w:val="left"/>
+      <w:pPr>
+        <w:tabs>
+          <w:tab w:val="num" w:pos="4320"/>
+        </w:tabs>
+        <w:ind w:left="4320" w:hanging="360"/>
+      </w:pPr>
+      <w:rPr>
+        <w:rFonts w:ascii="Wingdings" w:hAnsi="Wingdings" w:hint="default"/>
+        <w:sz w:val="20"/>
+      </w:rPr>
+    </w:lvl>
+    <w:lvl w:ilvl="6" w:tentative="1">
+      <w:start w:val="1"/>
+      <w:numFmt w:val="bullet"/>
+      <w:lvlText w:val=""/>
+      <w:lvlJc w:val="left"/>
+      <w:pPr>
+        <w:tabs>
+          <w:tab w:val="num" w:pos="5040"/>
+        </w:tabs>
+        <w:ind w:left="5040" w:hanging="360"/>
+      </w:pPr>
+      <w:rPr>
+        <w:rFonts w:ascii="Wingdings" w:hAnsi="Wingdings" w:hint="default"/>
+        <w:sz w:val="20"/>
+      </w:rPr>
+    </w:lvl>
+    <w:lvl w:ilvl="7" w:tentative="1">
+      <w:start w:val="1"/>
+      <w:numFmt w:val="bullet"/>
+      <w:lvlText w:val=""/>
+      <w:lvlJc w:val="left"/>
+      <w:pPr>
+        <w:tabs>
+          <w:tab w:val="num" w:pos="5760"/>
+        </w:tabs>
+        <w:ind w:left="5760" w:hanging="360"/>
+      </w:pPr>
+      <w:rPr>
+        <w:rFonts w:ascii="Wingdings" w:hAnsi="Wingdings" w:hint="default"/>
+        <w:sz w:val="20"/>
+      </w:rPr>
+    </w:lvl>
+    <w:lvl w:ilvl="8" w:tentative="1">
+      <w:start w:val="1"/>
+      <w:numFmt w:val="bullet"/>
+      <w:lvlText w:val=""/>
+      <w:lvlJc w:val="left"/>
+      <w:pPr>
+        <w:tabs>
+          <w:tab w:val="num" w:pos="6480"/>
+        </w:tabs>
+        <w:ind w:left="6480" w:hanging="360"/>
+      </w:pPr>
+      <w:rPr>
+        <w:rFonts w:ascii="Wingdings" w:hAnsi="Wingdings" w:hint="default"/>
+        <w:sz w:val="20"/>
+      </w:rPr>
+    </w:lvl>
+  </w:abstractNum>
+  <w:abstractNum w:abstractNumId="5" w15:restartNumberingAfterBreak="0">
     <w:nsid w:val="3047570C"/>
     <w:multiLevelType w:val="hybridMultilevel"/>
     <w:tmpl w:val="77906C0C"/>
@@ -7167,7 +7302,7 @@
       </w:rPr>
     </w:lvl>
   </w:abstractNum>
-  <w:abstractNum w:abstractNumId="5" w15:restartNumberingAfterBreak="0">
+  <w:abstractNum w:abstractNumId="6" w15:restartNumberingAfterBreak="0">
     <w:nsid w:val="3226203F"/>
     <w:multiLevelType w:val="hybridMultilevel"/>
     <w:tmpl w:val="782C9542"/>
@@ -7225,7 +7360,301 @@
       <w:lvlJc w:val="left"/>
     </w:lvl>
   </w:abstractNum>
-  <w:abstractNum w:abstractNumId="6" w15:restartNumberingAfterBreak="0">
+  <w:abstractNum w:abstractNumId="7" w15:restartNumberingAfterBreak="0">
+    <w:nsid w:val="379C14AA"/>
+    <w:multiLevelType w:val="multilevel"/>
+    <w:tmpl w:val="D500F236"/>
+    <w:lvl w:ilvl="0">
+      <w:start w:val="1"/>
+      <w:numFmt w:val="bullet"/>
+      <w:lvlText w:val=""/>
+      <w:lvlJc w:val="left"/>
+      <w:pPr>
+        <w:tabs>
+          <w:tab w:val="num" w:pos="720"/>
+        </w:tabs>
+        <w:ind w:left="720" w:hanging="360"/>
+      </w:pPr>
+      <w:rPr>
+        <w:rFonts w:ascii="Symbol" w:hAnsi="Symbol" w:hint="default"/>
+        <w:sz w:val="20"/>
+      </w:rPr>
+    </w:lvl>
+    <w:lvl w:ilvl="1">
+      <w:start w:val="1"/>
+      <w:numFmt w:val="decimal"/>
+      <w:lvlText w:val="%2."/>
+      <w:lvlJc w:val="left"/>
+      <w:pPr>
+        <w:tabs>
+          <w:tab w:val="num" w:pos="1440"/>
+        </w:tabs>
+        <w:ind w:left="1440" w:hanging="360"/>
+      </w:pPr>
+    </w:lvl>
+    <w:lvl w:ilvl="2" w:tentative="1">
+      <w:start w:val="1"/>
+      <w:numFmt w:val="bullet"/>
+      <w:lvlText w:val=""/>
+      <w:lvlJc w:val="left"/>
+      <w:pPr>
+        <w:tabs>
+          <w:tab w:val="num" w:pos="2160"/>
+        </w:tabs>
+        <w:ind w:left="2160" w:hanging="360"/>
+      </w:pPr>
+      <w:rPr>
+        <w:rFonts w:ascii="Wingdings" w:hAnsi="Wingdings" w:hint="default"/>
+        <w:sz w:val="20"/>
+      </w:rPr>
+    </w:lvl>
+    <w:lvl w:ilvl="3" w:tentative="1">
+      <w:start w:val="1"/>
+      <w:numFmt w:val="bullet"/>
+      <w:lvlText w:val=""/>
+      <w:lvlJc w:val="left"/>
+      <w:pPr>
+        <w:tabs>
+          <w:tab w:val="num" w:pos="2880"/>
+        </w:tabs>
+        <w:ind w:left="2880" w:hanging="360"/>
+      </w:pPr>
+      <w:rPr>
+        <w:rFonts w:ascii="Wingdings" w:hAnsi="Wingdings" w:hint="default"/>
+        <w:sz w:val="20"/>
+      </w:rPr>
+    </w:lvl>
+    <w:lvl w:ilvl="4" w:tentative="1">
+      <w:start w:val="1"/>
+      <w:numFmt w:val="bullet"/>
+      <w:lvlText w:val=""/>
+      <w:lvlJc w:val="left"/>
+      <w:pPr>
+        <w:tabs>
+          <w:tab w:val="num" w:pos="3600"/>
+        </w:tabs>
+        <w:ind w:left="3600" w:hanging="360"/>
+      </w:pPr>
+      <w:rPr>
+        <w:rFonts w:ascii="Wingdings" w:hAnsi="Wingdings" w:hint="default"/>
+        <w:sz w:val="20"/>
+      </w:rPr>
+    </w:lvl>
+    <w:lvl w:ilvl="5" w:tentative="1">
+      <w:start w:val="1"/>
+      <w:numFmt w:val="bullet"/>
+      <w:lvlText w:val=""/>
+      <w:lvlJc w:val="left"/>
+      <w:pPr>
+        <w:tabs>
+          <w:tab w:val="num" w:pos="4320"/>
+        </w:tabs>
+        <w:ind w:left="4320" w:hanging="360"/>
+      </w:pPr>
+      <w:rPr>
+        <w:rFonts w:ascii="Wingdings" w:hAnsi="Wingdings" w:hint="default"/>
+        <w:sz w:val="20"/>
+      </w:rPr>
+    </w:lvl>
+    <w:lvl w:ilvl="6" w:tentative="1">
+      <w:start w:val="1"/>
+      <w:numFmt w:val="bullet"/>
+      <w:lvlText w:val=""/>
+      <w:lvlJc w:val="left"/>
+      <w:pPr>
+        <w:tabs>
+          <w:tab w:val="num" w:pos="5040"/>
+        </w:tabs>
+        <w:ind w:left="5040" w:hanging="360"/>
+      </w:pPr>
+      <w:rPr>
+        <w:rFonts w:ascii="Wingdings" w:hAnsi="Wingdings" w:hint="default"/>
+        <w:sz w:val="20"/>
+      </w:rPr>
+    </w:lvl>
+    <w:lvl w:ilvl="7" w:tentative="1">
+      <w:start w:val="1"/>
+      <w:numFmt w:val="bullet"/>
+      <w:lvlText w:val=""/>
+      <w:lvlJc w:val="left"/>
+      <w:pPr>
+        <w:tabs>
+          <w:tab w:val="num" w:pos="5760"/>
+        </w:tabs>
+        <w:ind w:left="5760" w:hanging="360"/>
+      </w:pPr>
+      <w:rPr>
+        <w:rFonts w:ascii="Wingdings" w:hAnsi="Wingdings" w:hint="default"/>
+        <w:sz w:val="20"/>
+      </w:rPr>
+    </w:lvl>
+    <w:lvl w:ilvl="8" w:tentative="1">
+      <w:start w:val="1"/>
+      <w:numFmt w:val="bullet"/>
+      <w:lvlText w:val=""/>
+      <w:lvlJc w:val="left"/>
+      <w:pPr>
+        <w:tabs>
+          <w:tab w:val="num" w:pos="6480"/>
+        </w:tabs>
+        <w:ind w:left="6480" w:hanging="360"/>
+      </w:pPr>
+      <w:rPr>
+        <w:rFonts w:ascii="Wingdings" w:hAnsi="Wingdings" w:hint="default"/>
+        <w:sz w:val="20"/>
+      </w:rPr>
+    </w:lvl>
+  </w:abstractNum>
+  <w:abstractNum w:abstractNumId="8" w15:restartNumberingAfterBreak="0">
+    <w:nsid w:val="3FDB0471"/>
+    <w:multiLevelType w:val="multilevel"/>
+    <w:tmpl w:val="0A7696BA"/>
+    <w:lvl w:ilvl="0">
+      <w:start w:val="1"/>
+      <w:numFmt w:val="bullet"/>
+      <w:lvlText w:val=""/>
+      <w:lvlJc w:val="left"/>
+      <w:pPr>
+        <w:tabs>
+          <w:tab w:val="num" w:pos="720"/>
+        </w:tabs>
+        <w:ind w:left="720" w:hanging="360"/>
+      </w:pPr>
+      <w:rPr>
+        <w:rFonts w:ascii="Symbol" w:hAnsi="Symbol" w:hint="default"/>
+        <w:sz w:val="20"/>
+      </w:rPr>
+    </w:lvl>
+    <w:lvl w:ilvl="1" w:tentative="1">
+      <w:start w:val="1"/>
+      <w:numFmt w:val="bullet"/>
+      <w:lvlText w:val="o"/>
+      <w:lvlJc w:val="left"/>
+      <w:pPr>
+        <w:tabs>
+          <w:tab w:val="num" w:pos="1440"/>
+        </w:tabs>
+        <w:ind w:left="1440" w:hanging="360"/>
+      </w:pPr>
+      <w:rPr>
+        <w:rFonts w:ascii="Courier New" w:hAnsi="Courier New" w:hint="default"/>
+        <w:sz w:val="20"/>
+      </w:rPr>
+    </w:lvl>
+    <w:lvl w:ilvl="2" w:tentative="1">
+      <w:start w:val="1"/>
+      <w:numFmt w:val="bullet"/>
+      <w:lvlText w:val=""/>
+      <w:lvlJc w:val="left"/>
+      <w:pPr>
+        <w:tabs>
+          <w:tab w:val="num" w:pos="2160"/>
+        </w:tabs>
+        <w:ind w:left="2160" w:hanging="360"/>
+      </w:pPr>
+      <w:rPr>
+        <w:rFonts w:ascii="Wingdings" w:hAnsi="Wingdings" w:hint="default"/>
+        <w:sz w:val="20"/>
+      </w:rPr>
+    </w:lvl>
+    <w:lvl w:ilvl="3" w:tentative="1">
+      <w:start w:val="1"/>
+      <w:numFmt w:val="bullet"/>
+      <w:lvlText w:val=""/>
+      <w:lvlJc w:val="left"/>
+      <w:pPr>
+        <w:tabs>
+          <w:tab w:val="num" w:pos="2880"/>
+        </w:tabs>
+        <w:ind w:left="2880" w:hanging="360"/>
+      </w:pPr>
+      <w:rPr>
+        <w:rFonts w:ascii="Wingdings" w:hAnsi="Wingdings" w:hint="default"/>
+        <w:sz w:val="20"/>
+      </w:rPr>
+    </w:lvl>
+    <w:lvl w:ilvl="4" w:tentative="1">
+      <w:start w:val="1"/>
+      <w:numFmt w:val="bullet"/>
+      <w:lvlText w:val=""/>
+      <w:lvlJc w:val="left"/>
+      <w:pPr>
+        <w:tabs>
+          <w:tab w:val="num" w:pos="3600"/>
+        </w:tabs>
+        <w:ind w:left="3600" w:hanging="360"/>
+      </w:pPr>
+      <w:rPr>
+        <w:rFonts w:ascii="Wingdings" w:hAnsi="Wingdings" w:hint="default"/>
+        <w:sz w:val="20"/>
+      </w:rPr>
+    </w:lvl>
+    <w:lvl w:ilvl="5" w:tentative="1">
+      <w:start w:val="1"/>
+      <w:numFmt w:val="bullet"/>
+      <w:lvlText w:val=""/>
+      <w:lvlJc w:val="left"/>
+      <w:pPr>
+        <w:tabs>
+          <w:tab w:val="num" w:pos="4320"/>
+        </w:tabs>
+        <w:ind w:left="4320" w:hanging="360"/>
+      </w:pPr>
+      <w:rPr>
+        <w:rFonts w:ascii="Wingdings" w:hAnsi="Wingdings" w:hint="default"/>
+        <w:sz w:val="20"/>
+      </w:rPr>
+    </w:lvl>
+    <w:lvl w:ilvl="6" w:tentative="1">
+      <w:start w:val="1"/>
+      <w:numFmt w:val="bullet"/>
+      <w:lvlText w:val=""/>
+      <w:lvlJc w:val="left"/>
+      <w:pPr>
+        <w:tabs>
+          <w:tab w:val="num" w:pos="5040"/>
+        </w:tabs>
+        <w:ind w:left="5040" w:hanging="360"/>
+      </w:pPr>
+      <w:rPr>
+        <w:rFonts w:ascii="Wingdings" w:hAnsi="Wingdings" w:hint="default"/>
+        <w:sz w:val="20"/>
+      </w:rPr>
+    </w:lvl>
+    <w:lvl w:ilvl="7" w:tentative="1">
+      <w:start w:val="1"/>
+      <w:numFmt w:val="bullet"/>
+      <w:lvlText w:val=""/>
+      <w:lvlJc w:val="left"/>
+      <w:pPr>
+        <w:tabs>
+          <w:tab w:val="num" w:pos="5760"/>
+        </w:tabs>
+        <w:ind w:left="5760" w:hanging="360"/>
+      </w:pPr>
+      <w:rPr>
+        <w:rFonts w:ascii="Wingdings" w:hAnsi="Wingdings" w:hint="default"/>
+        <w:sz w:val="20"/>
+      </w:rPr>
+    </w:lvl>
+    <w:lvl w:ilvl="8" w:tentative="1">
+      <w:start w:val="1"/>
+      <w:numFmt w:val="bullet"/>
+      <w:lvlText w:val=""/>
+      <w:lvlJc w:val="left"/>
+      <w:pPr>
+        <w:tabs>
+          <w:tab w:val="num" w:pos="6480"/>
+        </w:tabs>
+        <w:ind w:left="6480" w:hanging="360"/>
+      </w:pPr>
+      <w:rPr>
+        <w:rFonts w:ascii="Wingdings" w:hAnsi="Wingdings" w:hint="default"/>
+        <w:sz w:val="20"/>
+      </w:rPr>
+    </w:lvl>
+  </w:abstractNum>
+  <w:abstractNum w:abstractNumId="9" w15:restartNumberingAfterBreak="0">
     <w:nsid w:val="40E60990"/>
     <w:multiLevelType w:val="hybridMultilevel"/>
     <w:tmpl w:val="EFF41A04"/>
@@ -7338,7 +7767,7 @@
       </w:rPr>
     </w:lvl>
   </w:abstractNum>
-  <w:abstractNum w:abstractNumId="7" w15:restartNumberingAfterBreak="0">
+  <w:abstractNum w:abstractNumId="10" w15:restartNumberingAfterBreak="0">
     <w:nsid w:val="4A723AEF"/>
     <w:multiLevelType w:val="hybridMultilevel"/>
     <w:tmpl w:val="5B30B254"/>
@@ -7451,7 +7880,7 @@
       </w:rPr>
     </w:lvl>
   </w:abstractNum>
-  <w:abstractNum w:abstractNumId="8" w15:restartNumberingAfterBreak="0">
+  <w:abstractNum w:abstractNumId="11" w15:restartNumberingAfterBreak="0">
     <w:nsid w:val="4FE07844"/>
     <w:multiLevelType w:val="hybridMultilevel"/>
     <w:tmpl w:val="298893CA"/>
@@ -7537,7 +7966,301 @@
       </w:pPr>
     </w:lvl>
   </w:abstractNum>
-  <w:abstractNum w:abstractNumId="9" w15:restartNumberingAfterBreak="0">
+  <w:abstractNum w:abstractNumId="12" w15:restartNumberingAfterBreak="0">
+    <w:nsid w:val="522C2F96"/>
+    <w:multiLevelType w:val="multilevel"/>
+    <w:tmpl w:val="9C46CE14"/>
+    <w:lvl w:ilvl="0">
+      <w:start w:val="1"/>
+      <w:numFmt w:val="bullet"/>
+      <w:lvlText w:val=""/>
+      <w:lvlJc w:val="left"/>
+      <w:pPr>
+        <w:tabs>
+          <w:tab w:val="num" w:pos="720"/>
+        </w:tabs>
+        <w:ind w:left="720" w:hanging="360"/>
+      </w:pPr>
+      <w:rPr>
+        <w:rFonts w:ascii="Symbol" w:hAnsi="Symbol" w:hint="default"/>
+        <w:sz w:val="20"/>
+      </w:rPr>
+    </w:lvl>
+    <w:lvl w:ilvl="1">
+      <w:start w:val="1"/>
+      <w:numFmt w:val="decimal"/>
+      <w:lvlText w:val="%2."/>
+      <w:lvlJc w:val="left"/>
+      <w:pPr>
+        <w:tabs>
+          <w:tab w:val="num" w:pos="1440"/>
+        </w:tabs>
+        <w:ind w:left="1440" w:hanging="360"/>
+      </w:pPr>
+    </w:lvl>
+    <w:lvl w:ilvl="2" w:tentative="1">
+      <w:start w:val="1"/>
+      <w:numFmt w:val="bullet"/>
+      <w:lvlText w:val=""/>
+      <w:lvlJc w:val="left"/>
+      <w:pPr>
+        <w:tabs>
+          <w:tab w:val="num" w:pos="2160"/>
+        </w:tabs>
+        <w:ind w:left="2160" w:hanging="360"/>
+      </w:pPr>
+      <w:rPr>
+        <w:rFonts w:ascii="Wingdings" w:hAnsi="Wingdings" w:hint="default"/>
+        <w:sz w:val="20"/>
+      </w:rPr>
+    </w:lvl>
+    <w:lvl w:ilvl="3" w:tentative="1">
+      <w:start w:val="1"/>
+      <w:numFmt w:val="bullet"/>
+      <w:lvlText w:val=""/>
+      <w:lvlJc w:val="left"/>
+      <w:pPr>
+        <w:tabs>
+          <w:tab w:val="num" w:pos="2880"/>
+        </w:tabs>
+        <w:ind w:left="2880" w:hanging="360"/>
+      </w:pPr>
+      <w:rPr>
+        <w:rFonts w:ascii="Wingdings" w:hAnsi="Wingdings" w:hint="default"/>
+        <w:sz w:val="20"/>
+      </w:rPr>
+    </w:lvl>
+    <w:lvl w:ilvl="4" w:tentative="1">
+      <w:start w:val="1"/>
+      <w:numFmt w:val="bullet"/>
+      <w:lvlText w:val=""/>
+      <w:lvlJc w:val="left"/>
+      <w:pPr>
+        <w:tabs>
+          <w:tab w:val="num" w:pos="3600"/>
+        </w:tabs>
+        <w:ind w:left="3600" w:hanging="360"/>
+      </w:pPr>
+      <w:rPr>
+        <w:rFonts w:ascii="Wingdings" w:hAnsi="Wingdings" w:hint="default"/>
+        <w:sz w:val="20"/>
+      </w:rPr>
+    </w:lvl>
+    <w:lvl w:ilvl="5" w:tentative="1">
+      <w:start w:val="1"/>
+      <w:numFmt w:val="bullet"/>
+      <w:lvlText w:val=""/>
+      <w:lvlJc w:val="left"/>
+      <w:pPr>
+        <w:tabs>
+          <w:tab w:val="num" w:pos="4320"/>
+        </w:tabs>
+        <w:ind w:left="4320" w:hanging="360"/>
+      </w:pPr>
+      <w:rPr>
+        <w:rFonts w:ascii="Wingdings" w:hAnsi="Wingdings" w:hint="default"/>
+        <w:sz w:val="20"/>
+      </w:rPr>
+    </w:lvl>
+    <w:lvl w:ilvl="6" w:tentative="1">
+      <w:start w:val="1"/>
+      <w:numFmt w:val="bullet"/>
+      <w:lvlText w:val=""/>
+      <w:lvlJc w:val="left"/>
+      <w:pPr>
+        <w:tabs>
+          <w:tab w:val="num" w:pos="5040"/>
+        </w:tabs>
+        <w:ind w:left="5040" w:hanging="360"/>
+      </w:pPr>
+      <w:rPr>
+        <w:rFonts w:ascii="Wingdings" w:hAnsi="Wingdings" w:hint="default"/>
+        <w:sz w:val="20"/>
+      </w:rPr>
+    </w:lvl>
+    <w:lvl w:ilvl="7" w:tentative="1">
+      <w:start w:val="1"/>
+      <w:numFmt w:val="bullet"/>
+      <w:lvlText w:val=""/>
+      <w:lvlJc w:val="left"/>
+      <w:pPr>
+        <w:tabs>
+          <w:tab w:val="num" w:pos="5760"/>
+        </w:tabs>
+        <w:ind w:left="5760" w:hanging="360"/>
+      </w:pPr>
+      <w:rPr>
+        <w:rFonts w:ascii="Wingdings" w:hAnsi="Wingdings" w:hint="default"/>
+        <w:sz w:val="20"/>
+      </w:rPr>
+    </w:lvl>
+    <w:lvl w:ilvl="8" w:tentative="1">
+      <w:start w:val="1"/>
+      <w:numFmt w:val="bullet"/>
+      <w:lvlText w:val=""/>
+      <w:lvlJc w:val="left"/>
+      <w:pPr>
+        <w:tabs>
+          <w:tab w:val="num" w:pos="6480"/>
+        </w:tabs>
+        <w:ind w:left="6480" w:hanging="360"/>
+      </w:pPr>
+      <w:rPr>
+        <w:rFonts w:ascii="Wingdings" w:hAnsi="Wingdings" w:hint="default"/>
+        <w:sz w:val="20"/>
+      </w:rPr>
+    </w:lvl>
+  </w:abstractNum>
+  <w:abstractNum w:abstractNumId="13" w15:restartNumberingAfterBreak="0">
+    <w:nsid w:val="52D85F7E"/>
+    <w:multiLevelType w:val="multilevel"/>
+    <w:tmpl w:val="56CAED44"/>
+    <w:lvl w:ilvl="0">
+      <w:start w:val="1"/>
+      <w:numFmt w:val="bullet"/>
+      <w:lvlText w:val=""/>
+      <w:lvlJc w:val="left"/>
+      <w:pPr>
+        <w:tabs>
+          <w:tab w:val="num" w:pos="720"/>
+        </w:tabs>
+        <w:ind w:left="720" w:hanging="360"/>
+      </w:pPr>
+      <w:rPr>
+        <w:rFonts w:ascii="Symbol" w:hAnsi="Symbol" w:hint="default"/>
+        <w:sz w:val="20"/>
+      </w:rPr>
+    </w:lvl>
+    <w:lvl w:ilvl="1" w:tentative="1">
+      <w:start w:val="1"/>
+      <w:numFmt w:val="bullet"/>
+      <w:lvlText w:val="o"/>
+      <w:lvlJc w:val="left"/>
+      <w:pPr>
+        <w:tabs>
+          <w:tab w:val="num" w:pos="1440"/>
+        </w:tabs>
+        <w:ind w:left="1440" w:hanging="360"/>
+      </w:pPr>
+      <w:rPr>
+        <w:rFonts w:ascii="Courier New" w:hAnsi="Courier New" w:hint="default"/>
+        <w:sz w:val="20"/>
+      </w:rPr>
+    </w:lvl>
+    <w:lvl w:ilvl="2" w:tentative="1">
+      <w:start w:val="1"/>
+      <w:numFmt w:val="bullet"/>
+      <w:lvlText w:val=""/>
+      <w:lvlJc w:val="left"/>
+      <w:pPr>
+        <w:tabs>
+          <w:tab w:val="num" w:pos="2160"/>
+        </w:tabs>
+        <w:ind w:left="2160" w:hanging="360"/>
+      </w:pPr>
+      <w:rPr>
+        <w:rFonts w:ascii="Wingdings" w:hAnsi="Wingdings" w:hint="default"/>
+        <w:sz w:val="20"/>
+      </w:rPr>
+    </w:lvl>
+    <w:lvl w:ilvl="3" w:tentative="1">
+      <w:start w:val="1"/>
+      <w:numFmt w:val="bullet"/>
+      <w:lvlText w:val=""/>
+      <w:lvlJc w:val="left"/>
+      <w:pPr>
+        <w:tabs>
+          <w:tab w:val="num" w:pos="2880"/>
+        </w:tabs>
+        <w:ind w:left="2880" w:hanging="360"/>
+      </w:pPr>
+      <w:rPr>
+        <w:rFonts w:ascii="Wingdings" w:hAnsi="Wingdings" w:hint="default"/>
+        <w:sz w:val="20"/>
+      </w:rPr>
+    </w:lvl>
+    <w:lvl w:ilvl="4" w:tentative="1">
+      <w:start w:val="1"/>
+      <w:numFmt w:val="bullet"/>
+      <w:lvlText w:val=""/>
+      <w:lvlJc w:val="left"/>
+      <w:pPr>
+        <w:tabs>
+          <w:tab w:val="num" w:pos="3600"/>
+        </w:tabs>
+        <w:ind w:left="3600" w:hanging="360"/>
+      </w:pPr>
+      <w:rPr>
+        <w:rFonts w:ascii="Wingdings" w:hAnsi="Wingdings" w:hint="default"/>
+        <w:sz w:val="20"/>
+      </w:rPr>
+    </w:lvl>
+    <w:lvl w:ilvl="5" w:tentative="1">
+      <w:start w:val="1"/>
+      <w:numFmt w:val="bullet"/>
+      <w:lvlText w:val=""/>
+      <w:lvlJc w:val="left"/>
+      <w:pPr>
+        <w:tabs>
+          <w:tab w:val="num" w:pos="4320"/>
+        </w:tabs>
+        <w:ind w:left="4320" w:hanging="360"/>
+      </w:pPr>
+      <w:rPr>
+        <w:rFonts w:ascii="Wingdings" w:hAnsi="Wingdings" w:hint="default"/>
+        <w:sz w:val="20"/>
+      </w:rPr>
+    </w:lvl>
+    <w:lvl w:ilvl="6" w:tentative="1">
+      <w:start w:val="1"/>
+      <w:numFmt w:val="bullet"/>
+      <w:lvlText w:val=""/>
+      <w:lvlJc w:val="left"/>
+      <w:pPr>
+        <w:tabs>
+          <w:tab w:val="num" w:pos="5040"/>
+        </w:tabs>
+        <w:ind w:left="5040" w:hanging="360"/>
+      </w:pPr>
+      <w:rPr>
+        <w:rFonts w:ascii="Wingdings" w:hAnsi="Wingdings" w:hint="default"/>
+        <w:sz w:val="20"/>
+      </w:rPr>
+    </w:lvl>
+    <w:lvl w:ilvl="7" w:tentative="1">
+      <w:start w:val="1"/>
+      <w:numFmt w:val="bullet"/>
+      <w:lvlText w:val=""/>
+      <w:lvlJc w:val="left"/>
+      <w:pPr>
+        <w:tabs>
+          <w:tab w:val="num" w:pos="5760"/>
+        </w:tabs>
+        <w:ind w:left="5760" w:hanging="360"/>
+      </w:pPr>
+      <w:rPr>
+        <w:rFonts w:ascii="Wingdings" w:hAnsi="Wingdings" w:hint="default"/>
+        <w:sz w:val="20"/>
+      </w:rPr>
+    </w:lvl>
+    <w:lvl w:ilvl="8" w:tentative="1">
+      <w:start w:val="1"/>
+      <w:numFmt w:val="bullet"/>
+      <w:lvlText w:val=""/>
+      <w:lvlJc w:val="left"/>
+      <w:pPr>
+        <w:tabs>
+          <w:tab w:val="num" w:pos="6480"/>
+        </w:tabs>
+        <w:ind w:left="6480" w:hanging="360"/>
+      </w:pPr>
+      <w:rPr>
+        <w:rFonts w:ascii="Wingdings" w:hAnsi="Wingdings" w:hint="default"/>
+        <w:sz w:val="20"/>
+      </w:rPr>
+    </w:lvl>
+  </w:abstractNum>
+  <w:abstractNum w:abstractNumId="14" w15:restartNumberingAfterBreak="0">
     <w:nsid w:val="601011EB"/>
     <w:multiLevelType w:val="hybridMultilevel"/>
     <w:tmpl w:val="4814B6D4"/>
@@ -7650,7 +8373,7 @@
       </w:rPr>
     </w:lvl>
   </w:abstractNum>
-  <w:abstractNum w:abstractNumId="10" w15:restartNumberingAfterBreak="0">
+  <w:abstractNum w:abstractNumId="15" w15:restartNumberingAfterBreak="0">
     <w:nsid w:val="66EB0EB0"/>
     <w:multiLevelType w:val="hybridMultilevel"/>
     <w:tmpl w:val="33F6DF1A"/>
@@ -7763,7 +8486,156 @@
       </w:rPr>
     </w:lvl>
   </w:abstractNum>
-  <w:abstractNum w:abstractNumId="11" w15:restartNumberingAfterBreak="0">
+  <w:abstractNum w:abstractNumId="16" w15:restartNumberingAfterBreak="0">
+    <w:nsid w:val="6FFD1B75"/>
+    <w:multiLevelType w:val="multilevel"/>
+    <w:tmpl w:val="09C8B248"/>
+    <w:lvl w:ilvl="0">
+      <w:start w:val="1"/>
+      <w:numFmt w:val="bullet"/>
+      <w:lvlText w:val=""/>
+      <w:lvlJc w:val="left"/>
+      <w:pPr>
+        <w:tabs>
+          <w:tab w:val="num" w:pos="720"/>
+        </w:tabs>
+        <w:ind w:left="720" w:hanging="360"/>
+      </w:pPr>
+      <w:rPr>
+        <w:rFonts w:ascii="Symbol" w:hAnsi="Symbol" w:hint="default"/>
+        <w:sz w:val="20"/>
+      </w:rPr>
+    </w:lvl>
+    <w:lvl w:ilvl="1" w:tentative="1">
+      <w:start w:val="1"/>
+      <w:numFmt w:val="bullet"/>
+      <w:lvlText w:val="o"/>
+      <w:lvlJc w:val="left"/>
+      <w:pPr>
+        <w:tabs>
+          <w:tab w:val="num" w:pos="1440"/>
+        </w:tabs>
+        <w:ind w:left="1440" w:hanging="360"/>
+      </w:pPr>
+      <w:rPr>
+        <w:rFonts w:ascii="Courier New" w:hAnsi="Courier New" w:hint="default"/>
+        <w:sz w:val="20"/>
+      </w:rPr>
+    </w:lvl>
+    <w:lvl w:ilvl="2" w:tentative="1">
+      <w:start w:val="1"/>
+      <w:numFmt w:val="bullet"/>
+      <w:lvlText w:val=""/>
+      <w:lvlJc w:val="left"/>
+      <w:pPr>
+        <w:tabs>
+          <w:tab w:val="num" w:pos="2160"/>
+        </w:tabs>
+        <w:ind w:left="2160" w:hanging="360"/>
+      </w:pPr>
+      <w:rPr>
+        <w:rFonts w:ascii="Wingdings" w:hAnsi="Wingdings" w:hint="default"/>
+        <w:sz w:val="20"/>
+      </w:rPr>
+    </w:lvl>
+    <w:lvl w:ilvl="3" w:tentative="1">
+      <w:start w:val="1"/>
+      <w:numFmt w:val="bullet"/>
+      <w:lvlText w:val=""/>
+      <w:lvlJc w:val="left"/>
+      <w:pPr>
+        <w:tabs>
+          <w:tab w:val="num" w:pos="2880"/>
+        </w:tabs>
+        <w:ind w:left="2880" w:hanging="360"/>
+      </w:pPr>
+      <w:rPr>
+        <w:rFonts w:ascii="Wingdings" w:hAnsi="Wingdings" w:hint="default"/>
+        <w:sz w:val="20"/>
+      </w:rPr>
+    </w:lvl>
+    <w:lvl w:ilvl="4" w:tentative="1">
+      <w:start w:val="1"/>
+      <w:numFmt w:val="bullet"/>
+      <w:lvlText w:val=""/>
+      <w:lvlJc w:val="left"/>
+      <w:pPr>
+        <w:tabs>
+          <w:tab w:val="num" w:pos="3600"/>
+        </w:tabs>
+        <w:ind w:left="3600" w:hanging="360"/>
+      </w:pPr>
+      <w:rPr>
+        <w:rFonts w:ascii="Wingdings" w:hAnsi="Wingdings" w:hint="default"/>
+        <w:sz w:val="20"/>
+      </w:rPr>
+    </w:lvl>
+    <w:lvl w:ilvl="5" w:tentative="1">
+      <w:start w:val="1"/>
+      <w:numFmt w:val="bullet"/>
+      <w:lvlText w:val=""/>
+      <w:lvlJc w:val="left"/>
+      <w:pPr>
+        <w:tabs>
+          <w:tab w:val="num" w:pos="4320"/>
+        </w:tabs>
+        <w:ind w:left="4320" w:hanging="360"/>
+      </w:pPr>
+      <w:rPr>
+        <w:rFonts w:ascii="Wingdings" w:hAnsi="Wingdings" w:hint="default"/>
+        <w:sz w:val="20"/>
+      </w:rPr>
+    </w:lvl>
+    <w:lvl w:ilvl="6" w:tentative="1">
+      <w:start w:val="1"/>
+      <w:numFmt w:val="bullet"/>
+      <w:lvlText w:val=""/>
+      <w:lvlJc w:val="left"/>
+      <w:pPr>
+        <w:tabs>
+          <w:tab w:val="num" w:pos="5040"/>
+        </w:tabs>
+        <w:ind w:left="5040" w:hanging="360"/>
+      </w:pPr>
+      <w:rPr>
+        <w:rFonts w:ascii="Wingdings" w:hAnsi="Wingdings" w:hint="default"/>
+        <w:sz w:val="20"/>
+      </w:rPr>
+    </w:lvl>
+    <w:lvl w:ilvl="7" w:tentative="1">
+      <w:start w:val="1"/>
+      <w:numFmt w:val="bullet"/>
+      <w:lvlText w:val=""/>
+      <w:lvlJc w:val="left"/>
+      <w:pPr>
+        <w:tabs>
+          <w:tab w:val="num" w:pos="5760"/>
+        </w:tabs>
+        <w:ind w:left="5760" w:hanging="360"/>
+      </w:pPr>
+      <w:rPr>
+        <w:rFonts w:ascii="Wingdings" w:hAnsi="Wingdings" w:hint="default"/>
+        <w:sz w:val="20"/>
+      </w:rPr>
+    </w:lvl>
+    <w:lvl w:ilvl="8" w:tentative="1">
+      <w:start w:val="1"/>
+      <w:numFmt w:val="bullet"/>
+      <w:lvlText w:val=""/>
+      <w:lvlJc w:val="left"/>
+      <w:pPr>
+        <w:tabs>
+          <w:tab w:val="num" w:pos="6480"/>
+        </w:tabs>
+        <w:ind w:left="6480" w:hanging="360"/>
+      </w:pPr>
+      <w:rPr>
+        <w:rFonts w:ascii="Wingdings" w:hAnsi="Wingdings" w:hint="default"/>
+        <w:sz w:val="20"/>
+      </w:rPr>
+    </w:lvl>
+  </w:abstractNum>
+  <w:abstractNum w:abstractNumId="17" w15:restartNumberingAfterBreak="0">
     <w:nsid w:val="73C52850"/>
     <w:multiLevelType w:val="multilevel"/>
     <w:tmpl w:val="71AAFB7E"/>
@@ -7912,7 +8784,7 @@
       </w:rPr>
     </w:lvl>
   </w:abstractNum>
-  <w:abstractNum w:abstractNumId="12" w15:restartNumberingAfterBreak="0">
+  <w:abstractNum w:abstractNumId="18" w15:restartNumberingAfterBreak="0">
     <w:nsid w:val="79190623"/>
     <w:multiLevelType w:val="hybridMultilevel"/>
     <w:tmpl w:val="32624680"/>
@@ -8029,43 +8901,61 @@
     <w:abstractNumId w:val="0"/>
   </w:num>
   <w:num w:numId="2" w16cid:durableId="1788547119">
-    <w:abstractNumId w:val="11"/>
+    <w:abstractNumId w:val="17"/>
   </w:num>
   <w:num w:numId="3" w16cid:durableId="1955670391">
     <w:abstractNumId w:val="1"/>
   </w:num>
   <w:num w:numId="4" w16cid:durableId="1750344961">
-    <w:abstractNumId w:val="5"/>
+    <w:abstractNumId w:val="6"/>
     <w:lvlOverride w:ilvl="0">
       <w:startOverride w:val="1"/>
     </w:lvlOverride>
   </w:num>
   <w:num w:numId="5" w16cid:durableId="1580359968">
-    <w:abstractNumId w:val="6"/>
+    <w:abstractNumId w:val="9"/>
   </w:num>
   <w:num w:numId="6" w16cid:durableId="271791724">
-    <w:abstractNumId w:val="12"/>
+    <w:abstractNumId w:val="18"/>
   </w:num>
   <w:num w:numId="7" w16cid:durableId="436946062">
-    <w:abstractNumId w:val="4"/>
+    <w:abstractNumId w:val="5"/>
   </w:num>
   <w:num w:numId="8" w16cid:durableId="1164080157">
-    <w:abstractNumId w:val="8"/>
+    <w:abstractNumId w:val="11"/>
   </w:num>
   <w:num w:numId="9" w16cid:durableId="777799975">
     <w:abstractNumId w:val="2"/>
   </w:num>
   <w:num w:numId="10" w16cid:durableId="1902524384">
-    <w:abstractNumId w:val="7"/>
+    <w:abstractNumId w:val="10"/>
   </w:num>
   <w:num w:numId="11" w16cid:durableId="214893538">
     <w:abstractNumId w:val="3"/>
   </w:num>
   <w:num w:numId="12" w16cid:durableId="1486236523">
-    <w:abstractNumId w:val="10"/>
+    <w:abstractNumId w:val="15"/>
   </w:num>
   <w:num w:numId="13" w16cid:durableId="1529836961">
-    <w:abstractNumId w:val="9"/>
+    <w:abstractNumId w:val="14"/>
+  </w:num>
+  <w:num w:numId="14" w16cid:durableId="171575627">
+    <w:abstractNumId w:val="16"/>
+  </w:num>
+  <w:num w:numId="15" w16cid:durableId="1613198367">
+    <w:abstractNumId w:val="7"/>
+  </w:num>
+  <w:num w:numId="16" w16cid:durableId="1502506289">
+    <w:abstractNumId w:val="4"/>
+  </w:num>
+  <w:num w:numId="17" w16cid:durableId="1844856655">
+    <w:abstractNumId w:val="8"/>
+  </w:num>
+  <w:num w:numId="18" w16cid:durableId="672682755">
+    <w:abstractNumId w:val="12"/>
+  </w:num>
+  <w:num w:numId="19" w16cid:durableId="16199334">
+    <w:abstractNumId w:val="13"/>
   </w:num>
 </w:numbering>
 </file>

--- a/Tài liệu nghiên cứu,đề xuât mô hình và thuật toán cho các module.docx
+++ b/Tài liệu nghiên cứu,đề xuât mô hình và thuật toán cho các module.docx
@@ -6583,19 +6583,7 @@
           <w:szCs w:val="40"/>
           <w:lang w:val="en-US"/>
         </w:rPr>
-        <w:t xml:space="preserve">Mô hình đề xuất 1 : </w:t>
-      </w:r>
-      <w:r>
-        <w:rPr>
-          <w:rFonts w:asciiTheme="majorHAnsi" w:hAnsiTheme="majorHAnsi" w:cstheme="majorHAnsi"/>
-          <w:b/>
-          <w:bCs/>
-          <w:color w:val="000000" w:themeColor="text1"/>
-          <w:sz w:val="40"/>
-          <w:szCs w:val="40"/>
-          <w:lang w:val="en-US"/>
-        </w:rPr>
-        <w:t>LayoutLMv3</w:t>
+        <w:t>Mô hình đề xuất 1 : LayoutLMv3</w:t>
       </w:r>
     </w:p>
     <w:p>
@@ -7468,7 +7456,6 @@
           <w:color w:val="000000" w:themeColor="text1"/>
           <w:sz w:val="26"/>
           <w:szCs w:val="26"/>
-          <w:lang w:val="en-US"/>
         </w:rPr>
       </w:pPr>
       <w:r>
@@ -7590,7 +7577,3368 @@
     <w:p>
       <w:pPr>
         <w:spacing w:before="40" w:after="40" w:line="240" w:lineRule="auto"/>
-        <w:jc w:val="both"/>
+        <w:jc w:val="center"/>
+        <w:rPr>
+          <w:rFonts w:asciiTheme="majorHAnsi" w:hAnsiTheme="majorHAnsi" w:cstheme="majorHAnsi"/>
+          <w:b/>
+          <w:bCs/>
+          <w:color w:val="000000" w:themeColor="text1"/>
+          <w:sz w:val="40"/>
+          <w:szCs w:val="40"/>
+          <w:u w:val="single"/>
+        </w:rPr>
+      </w:pPr>
+      <w:r>
+        <w:rPr>
+          <w:rFonts w:asciiTheme="majorHAnsi" w:hAnsiTheme="majorHAnsi" w:cstheme="majorHAnsi"/>
+          <w:b/>
+          <w:bCs/>
+          <w:color w:val="000000" w:themeColor="text1"/>
+          <w:sz w:val="40"/>
+          <w:szCs w:val="40"/>
+          <w:u w:val="single"/>
+        </w:rPr>
+        <w:t>Mô hình đề xuất 2: Universal Information Extraction (UIE) - Trích xuất thông tin đa năng</w:t>
+      </w:r>
+    </w:p>
+    <w:p>
+      <w:pPr>
+        <w:spacing w:before="40" w:after="40" w:line="240" w:lineRule="auto"/>
+        <w:rPr>
+          <w:rFonts w:asciiTheme="majorHAnsi" w:hAnsiTheme="majorHAnsi" w:cstheme="majorHAnsi"/>
+          <w:color w:val="000000" w:themeColor="text1"/>
+          <w:sz w:val="26"/>
+          <w:szCs w:val="26"/>
+        </w:rPr>
+      </w:pPr>
+      <w:r>
+        <w:rPr>
+          <w:rFonts w:asciiTheme="majorHAnsi" w:hAnsiTheme="majorHAnsi" w:cstheme="majorHAnsi"/>
+          <w:b/>
+          <w:bCs/>
+          <w:color w:val="000000" w:themeColor="text1"/>
+          <w:sz w:val="26"/>
+          <w:szCs w:val="26"/>
+        </w:rPr>
+        <w:t>Tóm tắt:</w:t>
+      </w:r>
+      <w:r>
+        <w:rPr>
+          <w:rFonts w:asciiTheme="majorHAnsi" w:hAnsiTheme="majorHAnsi" w:cstheme="majorHAnsi"/>
+          <w:color w:val="000000" w:themeColor="text1"/>
+          <w:sz w:val="26"/>
+          <w:szCs w:val="26"/>
+        </w:rPr>
+        <w:t xml:space="preserve"> Để giải quyết triệt để sự phụ thuộc vào các nhãn tĩnh (static labels) và cung cấp một cơ chế trích xuất dữ liệu động, khung Trích xuất Thông tin Đa năng (Universal Information Extraction - UIE) là 1 option. Khác với các phương pháp cũ chia nhỏ bài toán thành nhiều mô hình độc lập (một cho NER, một cho trích xuất quan hệ, một cho sự kiện), UIE hợp nhất tất cả thành một bài toán sinh văn bản thành cấu trúc (</w:t>
+      </w:r>
+      <w:r>
+        <w:rPr>
+          <w:rFonts w:asciiTheme="majorHAnsi" w:hAnsiTheme="majorHAnsi" w:cstheme="majorHAnsi"/>
+          <w:b/>
+          <w:bCs/>
+          <w:color w:val="000000" w:themeColor="text1"/>
+          <w:sz w:val="26"/>
+          <w:szCs w:val="26"/>
+        </w:rPr>
+        <w:t>text-to-structure generation</w:t>
+      </w:r>
+      <w:r>
+        <w:rPr>
+          <w:rFonts w:asciiTheme="majorHAnsi" w:hAnsiTheme="majorHAnsi" w:cstheme="majorHAnsi"/>
+          <w:color w:val="000000" w:themeColor="text1"/>
+          <w:sz w:val="26"/>
+          <w:szCs w:val="26"/>
+        </w:rPr>
+        <w:t>).</w:t>
+      </w:r>
+    </w:p>
+    <w:p>
+      <w:pPr>
+        <w:spacing w:before="40" w:after="40" w:line="240" w:lineRule="auto"/>
+        <w:rPr>
+          <w:rFonts w:asciiTheme="majorHAnsi" w:hAnsiTheme="majorHAnsi" w:cstheme="majorHAnsi"/>
+          <w:b/>
+          <w:bCs/>
+          <w:color w:val="000000" w:themeColor="text1"/>
+          <w:sz w:val="26"/>
+          <w:szCs w:val="26"/>
+        </w:rPr>
+      </w:pPr>
+      <w:r>
+        <w:rPr>
+          <w:rFonts w:asciiTheme="majorHAnsi" w:hAnsiTheme="majorHAnsi" w:cstheme="majorHAnsi"/>
+          <w:b/>
+          <w:bCs/>
+          <w:color w:val="000000" w:themeColor="text1"/>
+          <w:sz w:val="26"/>
+          <w:szCs w:val="26"/>
+        </w:rPr>
+        <w:t>3.1. Ngôn ngữ Trích xuất Cấu trúc (SEL) và Cơ chế Lời nhắc (SSI)</w:t>
+      </w:r>
+    </w:p>
+    <w:p>
+      <w:pPr>
+        <w:spacing w:before="40" w:after="40" w:line="240" w:lineRule="auto"/>
+        <w:rPr>
+          <w:rFonts w:asciiTheme="majorHAnsi" w:hAnsiTheme="majorHAnsi" w:cstheme="majorHAnsi"/>
+          <w:color w:val="000000" w:themeColor="text1"/>
+          <w:sz w:val="26"/>
+          <w:szCs w:val="26"/>
+        </w:rPr>
+      </w:pPr>
+      <w:r>
+        <w:rPr>
+          <w:rFonts w:asciiTheme="majorHAnsi" w:hAnsiTheme="majorHAnsi" w:cstheme="majorHAnsi"/>
+          <w:color w:val="000000" w:themeColor="text1"/>
+          <w:sz w:val="26"/>
+          <w:szCs w:val="26"/>
+        </w:rPr>
+        <w:t>Nền tảng của UIE dựa trên hai sáng tạo cốt lõi: Ngôn ngữ Trích xuất Cấu trúc (</w:t>
+      </w:r>
+      <w:r>
+        <w:rPr>
+          <w:rFonts w:asciiTheme="majorHAnsi" w:hAnsiTheme="majorHAnsi" w:cstheme="majorHAnsi"/>
+          <w:b/>
+          <w:bCs/>
+          <w:color w:val="000000" w:themeColor="text1"/>
+          <w:sz w:val="26"/>
+          <w:szCs w:val="26"/>
+        </w:rPr>
+        <w:t>SEL - Structural Extraction Language</w:t>
+      </w:r>
+      <w:r>
+        <w:rPr>
+          <w:rFonts w:asciiTheme="majorHAnsi" w:hAnsiTheme="majorHAnsi" w:cstheme="majorHAnsi"/>
+          <w:color w:val="000000" w:themeColor="text1"/>
+          <w:sz w:val="26"/>
+          <w:szCs w:val="26"/>
+        </w:rPr>
+        <w:t>) và Bộ hướng dẫn Lược đồ Cấu trúc (</w:t>
+      </w:r>
+      <w:r>
+        <w:rPr>
+          <w:rFonts w:asciiTheme="majorHAnsi" w:hAnsiTheme="majorHAnsi" w:cstheme="majorHAnsi"/>
+          <w:b/>
+          <w:bCs/>
+          <w:color w:val="000000" w:themeColor="text1"/>
+          <w:sz w:val="26"/>
+          <w:szCs w:val="26"/>
+        </w:rPr>
+        <w:t>SSI - Structural Schema Instructor</w:t>
+      </w:r>
+      <w:r>
+        <w:rPr>
+          <w:rFonts w:asciiTheme="majorHAnsi" w:hAnsiTheme="majorHAnsi" w:cstheme="majorHAnsi"/>
+          <w:color w:val="000000" w:themeColor="text1"/>
+          <w:sz w:val="26"/>
+          <w:szCs w:val="26"/>
+        </w:rPr>
+        <w:t>).</w:t>
+      </w:r>
+    </w:p>
+    <w:p>
+      <w:pPr>
+        <w:numPr>
+          <w:ilvl w:val="0"/>
+          <w:numId w:val="21"/>
+        </w:numPr>
+        <w:spacing w:before="40" w:after="40" w:line="240" w:lineRule="auto"/>
+        <w:rPr>
+          <w:rFonts w:asciiTheme="majorHAnsi" w:hAnsiTheme="majorHAnsi" w:cstheme="majorHAnsi"/>
+          <w:color w:val="000000" w:themeColor="text1"/>
+          <w:sz w:val="26"/>
+          <w:szCs w:val="26"/>
+        </w:rPr>
+      </w:pPr>
+      <w:r>
+        <w:rPr>
+          <w:rFonts w:asciiTheme="majorHAnsi" w:hAnsiTheme="majorHAnsi" w:cstheme="majorHAnsi"/>
+          <w:b/>
+          <w:bCs/>
+          <w:color w:val="000000" w:themeColor="text1"/>
+          <w:sz w:val="26"/>
+          <w:szCs w:val="26"/>
+        </w:rPr>
+        <w:t>SEL (Structural Extraction Language):</w:t>
+      </w:r>
+      <w:r>
+        <w:rPr>
+          <w:rFonts w:asciiTheme="majorHAnsi" w:hAnsiTheme="majorHAnsi" w:cstheme="majorHAnsi"/>
+          <w:color w:val="000000" w:themeColor="text1"/>
+          <w:sz w:val="26"/>
+          <w:szCs w:val="26"/>
+        </w:rPr>
+        <w:t xml:space="preserve"> Là một ngôn ngữ biểu diễn nội bộ cho phép mã hóa mọi dạng thông tin trích xuất thành một định dạng chung. Thay vì tạo ra các xác suất nhãn đơn lẻ, mô hình giải mã văn bản gốc thành một chuỗi SEL, sử dụng các khái niệm như:</w:t>
+      </w:r>
+    </w:p>
+    <w:p>
+      <w:pPr>
+        <w:numPr>
+          <w:ilvl w:val="1"/>
+          <w:numId w:val="21"/>
+        </w:numPr>
+        <w:spacing w:before="40" w:after="40" w:line="240" w:lineRule="auto"/>
+        <w:rPr>
+          <w:rFonts w:asciiTheme="majorHAnsi" w:hAnsiTheme="majorHAnsi" w:cstheme="majorHAnsi"/>
+          <w:color w:val="000000" w:themeColor="text1"/>
+          <w:sz w:val="26"/>
+          <w:szCs w:val="26"/>
+        </w:rPr>
+      </w:pPr>
+      <w:r>
+        <w:rPr>
+          <w:rFonts w:asciiTheme="majorHAnsi" w:hAnsiTheme="majorHAnsi" w:cstheme="majorHAnsi"/>
+          <w:b/>
+          <w:bCs/>
+          <w:color w:val="000000" w:themeColor="text1"/>
+          <w:sz w:val="26"/>
+          <w:szCs w:val="26"/>
+        </w:rPr>
+        <w:t>Spot Name:</w:t>
+      </w:r>
+      <w:r>
+        <w:rPr>
+          <w:rFonts w:asciiTheme="majorHAnsi" w:hAnsiTheme="majorHAnsi" w:cstheme="majorHAnsi"/>
+          <w:color w:val="000000" w:themeColor="text1"/>
+          <w:sz w:val="26"/>
+          <w:szCs w:val="26"/>
+        </w:rPr>
+        <w:t xml:space="preserve"> Chỉ định loại thực thể/thông tin tồn tại (ví dụ: người, tổ chức).</w:t>
+      </w:r>
+    </w:p>
+    <w:p>
+      <w:pPr>
+        <w:numPr>
+          <w:ilvl w:val="1"/>
+          <w:numId w:val="21"/>
+        </w:numPr>
+        <w:spacing w:before="40" w:after="40" w:line="240" w:lineRule="auto"/>
+        <w:rPr>
+          <w:rFonts w:asciiTheme="majorHAnsi" w:hAnsiTheme="majorHAnsi" w:cstheme="majorHAnsi"/>
+          <w:color w:val="000000" w:themeColor="text1"/>
+          <w:sz w:val="26"/>
+          <w:szCs w:val="26"/>
+        </w:rPr>
+      </w:pPr>
+      <w:r>
+        <w:rPr>
+          <w:rFonts w:asciiTheme="majorHAnsi" w:hAnsiTheme="majorHAnsi" w:cstheme="majorHAnsi"/>
+          <w:b/>
+          <w:bCs/>
+          <w:color w:val="000000" w:themeColor="text1"/>
+          <w:sz w:val="26"/>
+          <w:szCs w:val="26"/>
+        </w:rPr>
+        <w:t>Asso Name:</w:t>
+      </w:r>
+      <w:r>
+        <w:rPr>
+          <w:rFonts w:asciiTheme="majorHAnsi" w:hAnsiTheme="majorHAnsi" w:cstheme="majorHAnsi"/>
+          <w:color w:val="000000" w:themeColor="text1"/>
+          <w:sz w:val="26"/>
+          <w:szCs w:val="26"/>
+        </w:rPr>
+        <w:t xml:space="preserve"> Chỉ định mối quan hệ với thông tin cấp cao hơn (ví dụ: làm việc tại, ngày ban hành).</w:t>
+      </w:r>
+    </w:p>
+    <w:p>
+      <w:pPr>
+        <w:numPr>
+          <w:ilvl w:val="1"/>
+          <w:numId w:val="21"/>
+        </w:numPr>
+        <w:spacing w:before="40" w:after="40" w:line="240" w:lineRule="auto"/>
+        <w:rPr>
+          <w:rFonts w:asciiTheme="majorHAnsi" w:hAnsiTheme="majorHAnsi" w:cstheme="majorHAnsi"/>
+          <w:color w:val="000000" w:themeColor="text1"/>
+          <w:sz w:val="26"/>
+          <w:szCs w:val="26"/>
+        </w:rPr>
+      </w:pPr>
+      <w:r>
+        <w:rPr>
+          <w:rFonts w:asciiTheme="majorHAnsi" w:hAnsiTheme="majorHAnsi" w:cstheme="majorHAnsi"/>
+          <w:b/>
+          <w:bCs/>
+          <w:color w:val="000000" w:themeColor="text1"/>
+          <w:sz w:val="26"/>
+          <w:szCs w:val="26"/>
+        </w:rPr>
+        <w:t>Info Span:</w:t>
+      </w:r>
+      <w:r>
+        <w:rPr>
+          <w:rFonts w:asciiTheme="majorHAnsi" w:hAnsiTheme="majorHAnsi" w:cstheme="majorHAnsi"/>
+          <w:color w:val="000000" w:themeColor="text1"/>
+          <w:sz w:val="26"/>
+          <w:szCs w:val="26"/>
+        </w:rPr>
+        <w:t xml:space="preserve"> Chuỗi ký tự thực tế trích xuất được.</w:t>
+      </w:r>
+    </w:p>
+    <w:p>
+      <w:pPr>
+        <w:numPr>
+          <w:ilvl w:val="1"/>
+          <w:numId w:val="21"/>
+        </w:numPr>
+        <w:spacing w:before="40" w:after="40" w:line="240" w:lineRule="auto"/>
+        <w:rPr>
+          <w:rFonts w:asciiTheme="majorHAnsi" w:hAnsiTheme="majorHAnsi" w:cstheme="majorHAnsi"/>
+          <w:color w:val="000000" w:themeColor="text1"/>
+          <w:sz w:val="26"/>
+          <w:szCs w:val="26"/>
+        </w:rPr>
+      </w:pPr>
+      <w:r>
+        <w:rPr>
+          <w:rFonts w:asciiTheme="majorHAnsi" w:hAnsiTheme="majorHAnsi" w:cstheme="majorHAnsi"/>
+          <w:i/>
+          <w:iCs/>
+          <w:color w:val="000000" w:themeColor="text1"/>
+          <w:sz w:val="26"/>
+          <w:szCs w:val="26"/>
+        </w:rPr>
+        <w:t>Ví dụ:</w:t>
+      </w:r>
+      <w:r>
+        <w:rPr>
+          <w:rFonts w:asciiTheme="majorHAnsi" w:hAnsiTheme="majorHAnsi" w:cstheme="majorHAnsi"/>
+          <w:color w:val="000000" w:themeColor="text1"/>
+          <w:sz w:val="26"/>
+          <w:szCs w:val="26"/>
+        </w:rPr>
+        <w:t xml:space="preserve"> Biểu thức ngoặc lồng nhau ((person: Steve (work for: Apple))) cho phép UIE trích xuất dữ liệu phân cấp, xử lý các bảng biểu và danh sách sản phẩm phức tạp trên hóa đơn một cách tự nhiên.</w:t>
+      </w:r>
+    </w:p>
+    <w:p>
+      <w:pPr>
+        <w:numPr>
+          <w:ilvl w:val="0"/>
+          <w:numId w:val="21"/>
+        </w:numPr>
+        <w:spacing w:before="40" w:after="40" w:line="240" w:lineRule="auto"/>
+        <w:rPr>
+          <w:rFonts w:asciiTheme="majorHAnsi" w:hAnsiTheme="majorHAnsi" w:cstheme="majorHAnsi"/>
+          <w:color w:val="000000" w:themeColor="text1"/>
+          <w:sz w:val="26"/>
+          <w:szCs w:val="26"/>
+        </w:rPr>
+      </w:pPr>
+      <w:r>
+        <w:rPr>
+          <w:rFonts w:asciiTheme="majorHAnsi" w:hAnsiTheme="majorHAnsi" w:cstheme="majorHAnsi"/>
+          <w:b/>
+          <w:bCs/>
+          <w:color w:val="000000" w:themeColor="text1"/>
+          <w:sz w:val="26"/>
+          <w:szCs w:val="26"/>
+        </w:rPr>
+        <w:t>SSI (Structural Schema Instructor):</w:t>
+      </w:r>
+      <w:r>
+        <w:rPr>
+          <w:rFonts w:asciiTheme="majorHAnsi" w:hAnsiTheme="majorHAnsi" w:cstheme="majorHAnsi"/>
+          <w:color w:val="000000" w:themeColor="text1"/>
+          <w:sz w:val="26"/>
+          <w:szCs w:val="26"/>
+        </w:rPr>
+        <w:t xml:space="preserve"> Để kích hoạt tính năng </w:t>
+      </w:r>
+      <w:r>
+        <w:rPr>
+          <w:rFonts w:asciiTheme="majorHAnsi" w:hAnsiTheme="majorHAnsi" w:cstheme="majorHAnsi"/>
+          <w:b/>
+          <w:bCs/>
+          <w:color w:val="000000" w:themeColor="text1"/>
+          <w:sz w:val="26"/>
+          <w:szCs w:val="26"/>
+        </w:rPr>
+        <w:t>Zero-shot</w:t>
+      </w:r>
+      <w:r>
+        <w:rPr>
+          <w:rFonts w:asciiTheme="majorHAnsi" w:hAnsiTheme="majorHAnsi" w:cstheme="majorHAnsi"/>
+          <w:color w:val="000000" w:themeColor="text1"/>
+          <w:sz w:val="26"/>
+          <w:szCs w:val="26"/>
+        </w:rPr>
+        <w:t xml:space="preserve"> (trích xuất các trường thông tin mới mà không cần huấn luyện lại), SSI hoạt động như một cơ chế mồi (prompt-based mechanism) linh hoạt. Thay vì phải điều chỉnh kiến trúc mạng, quản trị viên chỉ cần định nghĩa một lược đồ (schema) dưới dạng mảng JSON chứa các trường mong muốn. Lược đồ này được chèn vào đầu chuỗi đầu vào như một Lời nhắc (Prompt). Mô hình UIE tự động </w:t>
+      </w:r>
+      <w:r>
+        <w:rPr>
+          <w:rFonts w:asciiTheme="majorHAnsi" w:hAnsiTheme="majorHAnsi" w:cstheme="majorHAnsi"/>
+          <w:color w:val="000000" w:themeColor="text1"/>
+          <w:sz w:val="26"/>
+          <w:szCs w:val="26"/>
+        </w:rPr>
+        <w:lastRenderedPageBreak/>
+        <w:t>tương tác với Lời nhắc này, điều hướng sự chú ý (attention) vào phần văn bản tương ứng và sinh ra chuỗi SEL khớp với lược đồ được yêu cầu.</w:t>
+      </w:r>
+    </w:p>
+    <w:p>
+      <w:pPr>
+        <w:spacing w:before="40" w:after="40" w:line="240" w:lineRule="auto"/>
+        <w:rPr>
+          <w:rFonts w:asciiTheme="majorHAnsi" w:hAnsiTheme="majorHAnsi" w:cstheme="majorHAnsi"/>
+          <w:b/>
+          <w:bCs/>
+          <w:color w:val="000000" w:themeColor="text1"/>
+          <w:sz w:val="26"/>
+          <w:szCs w:val="26"/>
+        </w:rPr>
+      </w:pPr>
+      <w:r>
+        <w:rPr>
+          <w:rFonts w:asciiTheme="majorHAnsi" w:hAnsiTheme="majorHAnsi" w:cstheme="majorHAnsi"/>
+          <w:b/>
+          <w:bCs/>
+          <w:color w:val="000000" w:themeColor="text1"/>
+          <w:sz w:val="26"/>
+          <w:szCs w:val="26"/>
+        </w:rPr>
+        <w:t>3.2. Ưu điểm vượt trội của UIE trong dự án VN-Digitize</w:t>
+      </w:r>
+    </w:p>
+    <w:p>
+      <w:pPr>
+        <w:numPr>
+          <w:ilvl w:val="0"/>
+          <w:numId w:val="22"/>
+        </w:numPr>
+        <w:spacing w:before="40" w:after="40" w:line="240" w:lineRule="auto"/>
+        <w:rPr>
+          <w:rFonts w:asciiTheme="majorHAnsi" w:hAnsiTheme="majorHAnsi" w:cstheme="majorHAnsi"/>
+          <w:color w:val="000000" w:themeColor="text1"/>
+          <w:sz w:val="26"/>
+          <w:szCs w:val="26"/>
+        </w:rPr>
+      </w:pPr>
+      <w:r>
+        <w:rPr>
+          <w:rFonts w:asciiTheme="majorHAnsi" w:hAnsiTheme="majorHAnsi" w:cstheme="majorHAnsi"/>
+          <w:b/>
+          <w:bCs/>
+          <w:color w:val="000000" w:themeColor="text1"/>
+          <w:sz w:val="26"/>
+          <w:szCs w:val="26"/>
+        </w:rPr>
+        <w:t>Tính linh hoạt tuyệt đối:</w:t>
+      </w:r>
+      <w:r>
+        <w:rPr>
+          <w:rFonts w:asciiTheme="majorHAnsi" w:hAnsiTheme="majorHAnsi" w:cstheme="majorHAnsi"/>
+          <w:color w:val="000000" w:themeColor="text1"/>
+          <w:sz w:val="26"/>
+          <w:szCs w:val="26"/>
+        </w:rPr>
+        <w:t xml:space="preserve"> Loại bỏ hoàn toàn quá trình kỹ thuật đặc trưng (feature engineering) và thiết kế mạng riêng biệt cho từng loại văn bản hành chính khác nhau. Việc thêm một trường thông tin cần trích xuất chỉ đơn giản là cập nhật Lời nhắc (Prompt Engineering).</w:t>
+      </w:r>
+    </w:p>
+    <w:p>
+      <w:pPr>
+        <w:numPr>
+          <w:ilvl w:val="0"/>
+          <w:numId w:val="22"/>
+        </w:numPr>
+        <w:spacing w:before="40" w:after="40" w:line="240" w:lineRule="auto"/>
+        <w:rPr>
+          <w:rFonts w:asciiTheme="majorHAnsi" w:hAnsiTheme="majorHAnsi" w:cstheme="majorHAnsi"/>
+          <w:color w:val="000000" w:themeColor="text1"/>
+          <w:sz w:val="26"/>
+          <w:szCs w:val="26"/>
+        </w:rPr>
+      </w:pPr>
+      <w:r>
+        <w:rPr>
+          <w:rFonts w:asciiTheme="majorHAnsi" w:hAnsiTheme="majorHAnsi" w:cstheme="majorHAnsi"/>
+          <w:b/>
+          <w:bCs/>
+          <w:color w:val="000000" w:themeColor="text1"/>
+          <w:sz w:val="26"/>
+          <w:szCs w:val="26"/>
+        </w:rPr>
+        <w:t>Khả năng Zero-shot &amp; Few-shot:</w:t>
+      </w:r>
+      <w:r>
+        <w:rPr>
+          <w:rFonts w:asciiTheme="majorHAnsi" w:hAnsiTheme="majorHAnsi" w:cstheme="majorHAnsi"/>
+          <w:color w:val="000000" w:themeColor="text1"/>
+          <w:sz w:val="26"/>
+          <w:szCs w:val="26"/>
+        </w:rPr>
+        <w:t xml:space="preserve"> Hiệu quả vượt trội khi xử lý các mẫu tài liệu mới, hiếm gặp mà hệ thống chưa từng được học qua nhãn cứng.</w:t>
+      </w:r>
+    </w:p>
+    <w:p>
+      <w:pPr>
+        <w:numPr>
+          <w:ilvl w:val="0"/>
+          <w:numId w:val="22"/>
+        </w:numPr>
+        <w:spacing w:before="40" w:after="40" w:line="240" w:lineRule="auto"/>
+        <w:rPr>
+          <w:rFonts w:asciiTheme="majorHAnsi" w:hAnsiTheme="majorHAnsi" w:cstheme="majorHAnsi"/>
+          <w:color w:val="000000" w:themeColor="text1"/>
+          <w:sz w:val="26"/>
+          <w:szCs w:val="26"/>
+        </w:rPr>
+      </w:pPr>
+      <w:r>
+        <w:rPr>
+          <w:rFonts w:asciiTheme="majorHAnsi" w:hAnsiTheme="majorHAnsi" w:cstheme="majorHAnsi"/>
+          <w:b/>
+          <w:bCs/>
+          <w:color w:val="000000" w:themeColor="text1"/>
+          <w:sz w:val="26"/>
+          <w:szCs w:val="26"/>
+        </w:rPr>
+        <w:t>Hỗ trợ đa nhiệm:</w:t>
+      </w:r>
+      <w:r>
+        <w:rPr>
+          <w:rFonts w:asciiTheme="majorHAnsi" w:hAnsiTheme="majorHAnsi" w:cstheme="majorHAnsi"/>
+          <w:color w:val="000000" w:themeColor="text1"/>
+          <w:sz w:val="26"/>
+          <w:szCs w:val="26"/>
+        </w:rPr>
+        <w:t xml:space="preserve"> Xử lý đồng thời thực thể (Entity), quan hệ (Relation) và sự kiện (Event) trong cùng một lượt xử lý (single forward pass), giúp giảm độ trễ (latency) của hệ thống.</w:t>
+      </w:r>
+    </w:p>
+    <w:p>
+      <w:pPr>
+        <w:spacing w:before="40" w:after="40" w:line="240" w:lineRule="auto"/>
+        <w:rPr>
+          <w:rFonts w:asciiTheme="majorHAnsi" w:hAnsiTheme="majorHAnsi" w:cstheme="majorHAnsi"/>
+          <w:b/>
+          <w:bCs/>
+          <w:color w:val="000000" w:themeColor="text1"/>
+          <w:sz w:val="26"/>
+          <w:szCs w:val="26"/>
+        </w:rPr>
+      </w:pPr>
+      <w:r>
+        <w:rPr>
+          <w:rFonts w:asciiTheme="majorHAnsi" w:hAnsiTheme="majorHAnsi" w:cstheme="majorHAnsi"/>
+          <w:b/>
+          <w:bCs/>
+          <w:color w:val="000000" w:themeColor="text1"/>
+          <w:sz w:val="26"/>
+          <w:szCs w:val="26"/>
+        </w:rPr>
+        <w:t>Mã giả (Pseudo-code)</w:t>
+      </w:r>
+    </w:p>
+    <w:p>
+      <w:pPr>
+        <w:spacing w:before="40" w:after="40" w:line="240" w:lineRule="auto"/>
+        <w:rPr>
+          <w:rFonts w:asciiTheme="majorHAnsi" w:hAnsiTheme="majorHAnsi" w:cstheme="majorHAnsi"/>
+          <w:color w:val="000000" w:themeColor="text1"/>
+          <w:sz w:val="26"/>
+          <w:szCs w:val="26"/>
+        </w:rPr>
+      </w:pPr>
+      <w:r>
+        <w:rPr>
+          <w:rFonts w:asciiTheme="majorHAnsi" w:hAnsiTheme="majorHAnsi" w:cstheme="majorHAnsi"/>
+          <w:color w:val="000000" w:themeColor="text1"/>
+          <w:sz w:val="26"/>
+          <w:szCs w:val="26"/>
+        </w:rPr>
+        <w:t>def extract_information_with_uie(ocr_text, schema):</w:t>
+      </w:r>
+    </w:p>
+    <w:p>
+      <w:pPr>
+        <w:spacing w:before="40" w:after="40" w:line="240" w:lineRule="auto"/>
+        <w:rPr>
+          <w:rFonts w:asciiTheme="majorHAnsi" w:hAnsiTheme="majorHAnsi" w:cstheme="majorHAnsi"/>
+          <w:color w:val="000000" w:themeColor="text1"/>
+          <w:sz w:val="26"/>
+          <w:szCs w:val="26"/>
+        </w:rPr>
+      </w:pPr>
+      <w:r>
+        <w:rPr>
+          <w:rFonts w:asciiTheme="majorHAnsi" w:hAnsiTheme="majorHAnsi" w:cstheme="majorHAnsi"/>
+          <w:color w:val="000000" w:themeColor="text1"/>
+          <w:sz w:val="26"/>
+          <w:szCs w:val="26"/>
+        </w:rPr>
+        <w:t xml:space="preserve">    # 1. Khởi tạo mô hình UIE (ví dụ: UIE-Base hoặc UIE-M phiên bản đa ngôn ngữ)</w:t>
+      </w:r>
+    </w:p>
+    <w:p>
+      <w:pPr>
+        <w:spacing w:before="40" w:after="40" w:line="240" w:lineRule="auto"/>
+        <w:rPr>
+          <w:rFonts w:asciiTheme="majorHAnsi" w:hAnsiTheme="majorHAnsi" w:cstheme="majorHAnsi"/>
+          <w:color w:val="000000" w:themeColor="text1"/>
+          <w:sz w:val="26"/>
+          <w:szCs w:val="26"/>
+        </w:rPr>
+      </w:pPr>
+      <w:r>
+        <w:rPr>
+          <w:rFonts w:asciiTheme="majorHAnsi" w:hAnsiTheme="majorHAnsi" w:cstheme="majorHAnsi"/>
+          <w:color w:val="000000" w:themeColor="text1"/>
+          <w:sz w:val="26"/>
+          <w:szCs w:val="26"/>
+        </w:rPr>
+        <w:t xml:space="preserve">    uie_model = load_model("uie_base_vietnamese")</w:t>
+      </w:r>
+    </w:p>
+    <w:p>
+      <w:pPr>
+        <w:spacing w:before="40" w:after="40" w:line="240" w:lineRule="auto"/>
+        <w:rPr>
+          <w:rFonts w:asciiTheme="majorHAnsi" w:hAnsiTheme="majorHAnsi" w:cstheme="majorHAnsi"/>
+          <w:color w:val="000000" w:themeColor="text1"/>
+          <w:sz w:val="26"/>
+          <w:szCs w:val="26"/>
+        </w:rPr>
+      </w:pPr>
+      <w:r>
+        <w:rPr>
+          <w:rFonts w:asciiTheme="majorHAnsi" w:hAnsiTheme="majorHAnsi" w:cstheme="majorHAnsi"/>
+          <w:color w:val="000000" w:themeColor="text1"/>
+          <w:sz w:val="26"/>
+          <w:szCs w:val="26"/>
+        </w:rPr>
+        <w:t xml:space="preserve">    </w:t>
+      </w:r>
+    </w:p>
+    <w:p>
+      <w:pPr>
+        <w:spacing w:before="40" w:after="40" w:line="240" w:lineRule="auto"/>
+        <w:rPr>
+          <w:rFonts w:asciiTheme="majorHAnsi" w:hAnsiTheme="majorHAnsi" w:cstheme="majorHAnsi"/>
+          <w:color w:val="000000" w:themeColor="text1"/>
+          <w:sz w:val="26"/>
+          <w:szCs w:val="26"/>
+        </w:rPr>
+      </w:pPr>
+      <w:r>
+        <w:rPr>
+          <w:rFonts w:asciiTheme="majorHAnsi" w:hAnsiTheme="majorHAnsi" w:cstheme="majorHAnsi"/>
+          <w:color w:val="000000" w:themeColor="text1"/>
+          <w:sz w:val="26"/>
+          <w:szCs w:val="26"/>
+        </w:rPr>
+        <w:t xml:space="preserve">    # 2. Định nghĩa SSI (Structural Schema Instructor) từ yêu cầu của người dùng</w:t>
+      </w:r>
+    </w:p>
+    <w:p>
+      <w:pPr>
+        <w:spacing w:before="40" w:after="40" w:line="240" w:lineRule="auto"/>
+        <w:rPr>
+          <w:rFonts w:asciiTheme="majorHAnsi" w:hAnsiTheme="majorHAnsi" w:cstheme="majorHAnsi"/>
+          <w:color w:val="000000" w:themeColor="text1"/>
+          <w:sz w:val="26"/>
+          <w:szCs w:val="26"/>
+        </w:rPr>
+      </w:pPr>
+      <w:r>
+        <w:rPr>
+          <w:rFonts w:asciiTheme="majorHAnsi" w:hAnsiTheme="majorHAnsi" w:cstheme="majorHAnsi"/>
+          <w:color w:val="000000" w:themeColor="text1"/>
+          <w:sz w:val="26"/>
+          <w:szCs w:val="26"/>
+        </w:rPr>
+        <w:t xml:space="preserve">    # Ví dụ: schema = ["Số văn bản", "Cơ quan ban hành", "Ngày tháng"]</w:t>
+      </w:r>
+    </w:p>
+    <w:p>
+      <w:pPr>
+        <w:spacing w:before="40" w:after="40" w:line="240" w:lineRule="auto"/>
+        <w:rPr>
+          <w:rFonts w:asciiTheme="majorHAnsi" w:hAnsiTheme="majorHAnsi" w:cstheme="majorHAnsi"/>
+          <w:color w:val="000000" w:themeColor="text1"/>
+          <w:sz w:val="26"/>
+          <w:szCs w:val="26"/>
+        </w:rPr>
+      </w:pPr>
+      <w:r>
+        <w:rPr>
+          <w:rFonts w:asciiTheme="majorHAnsi" w:hAnsiTheme="majorHAnsi" w:cstheme="majorHAnsi"/>
+          <w:color w:val="000000" w:themeColor="text1"/>
+          <w:sz w:val="26"/>
+          <w:szCs w:val="26"/>
+        </w:rPr>
+        <w:t xml:space="preserve">    instruction = generate_ssi_prompt(schema)</w:t>
+      </w:r>
+    </w:p>
+    <w:p>
+      <w:pPr>
+        <w:spacing w:before="40" w:after="40" w:line="240" w:lineRule="auto"/>
+        <w:rPr>
+          <w:rFonts w:asciiTheme="majorHAnsi" w:hAnsiTheme="majorHAnsi" w:cstheme="majorHAnsi"/>
+          <w:color w:val="000000" w:themeColor="text1"/>
+          <w:sz w:val="26"/>
+          <w:szCs w:val="26"/>
+        </w:rPr>
+      </w:pPr>
+      <w:r>
+        <w:rPr>
+          <w:rFonts w:asciiTheme="majorHAnsi" w:hAnsiTheme="majorHAnsi" w:cstheme="majorHAnsi"/>
+          <w:color w:val="000000" w:themeColor="text1"/>
+          <w:sz w:val="26"/>
+          <w:szCs w:val="26"/>
+        </w:rPr>
+        <w:t xml:space="preserve">    </w:t>
+      </w:r>
+    </w:p>
+    <w:p>
+      <w:pPr>
+        <w:spacing w:before="40" w:after="40" w:line="240" w:lineRule="auto"/>
+        <w:rPr>
+          <w:rFonts w:asciiTheme="majorHAnsi" w:hAnsiTheme="majorHAnsi" w:cstheme="majorHAnsi"/>
+          <w:color w:val="000000" w:themeColor="text1"/>
+          <w:sz w:val="26"/>
+          <w:szCs w:val="26"/>
+        </w:rPr>
+      </w:pPr>
+      <w:r>
+        <w:rPr>
+          <w:rFonts w:asciiTheme="majorHAnsi" w:hAnsiTheme="majorHAnsi" w:cstheme="majorHAnsi"/>
+          <w:color w:val="000000" w:themeColor="text1"/>
+          <w:sz w:val="26"/>
+          <w:szCs w:val="26"/>
+        </w:rPr>
+        <w:t xml:space="preserve">    # 3. Kết hợp Instruction và văn bản từ OCR Module 2</w:t>
+      </w:r>
+    </w:p>
+    <w:p>
+      <w:pPr>
+        <w:spacing w:before="40" w:after="40" w:line="240" w:lineRule="auto"/>
+        <w:rPr>
+          <w:rFonts w:asciiTheme="majorHAnsi" w:hAnsiTheme="majorHAnsi" w:cstheme="majorHAnsi"/>
+          <w:color w:val="000000" w:themeColor="text1"/>
+          <w:sz w:val="26"/>
+          <w:szCs w:val="26"/>
+        </w:rPr>
+      </w:pPr>
+      <w:r>
+        <w:rPr>
+          <w:rFonts w:asciiTheme="majorHAnsi" w:hAnsiTheme="majorHAnsi" w:cstheme="majorHAnsi"/>
+          <w:color w:val="000000" w:themeColor="text1"/>
+          <w:sz w:val="26"/>
+          <w:szCs w:val="26"/>
+        </w:rPr>
+        <w:t xml:space="preserve">    input_text = f"{instruction} [SEP] {ocr_text}"</w:t>
+      </w:r>
+    </w:p>
+    <w:p>
+      <w:pPr>
+        <w:spacing w:before="40" w:after="40" w:line="240" w:lineRule="auto"/>
+        <w:rPr>
+          <w:rFonts w:asciiTheme="majorHAnsi" w:hAnsiTheme="majorHAnsi" w:cstheme="majorHAnsi"/>
+          <w:color w:val="000000" w:themeColor="text1"/>
+          <w:sz w:val="26"/>
+          <w:szCs w:val="26"/>
+        </w:rPr>
+      </w:pPr>
+      <w:r>
+        <w:rPr>
+          <w:rFonts w:asciiTheme="majorHAnsi" w:hAnsiTheme="majorHAnsi" w:cstheme="majorHAnsi"/>
+          <w:color w:val="000000" w:themeColor="text1"/>
+          <w:sz w:val="26"/>
+          <w:szCs w:val="26"/>
+        </w:rPr>
+        <w:t xml:space="preserve">    </w:t>
+      </w:r>
+    </w:p>
+    <w:p>
+      <w:pPr>
+        <w:spacing w:before="40" w:after="40" w:line="240" w:lineRule="auto"/>
+        <w:rPr>
+          <w:rFonts w:asciiTheme="majorHAnsi" w:hAnsiTheme="majorHAnsi" w:cstheme="majorHAnsi"/>
+          <w:color w:val="000000" w:themeColor="text1"/>
+          <w:sz w:val="26"/>
+          <w:szCs w:val="26"/>
+        </w:rPr>
+      </w:pPr>
+      <w:r>
+        <w:rPr>
+          <w:rFonts w:asciiTheme="majorHAnsi" w:hAnsiTheme="majorHAnsi" w:cstheme="majorHAnsi"/>
+          <w:color w:val="000000" w:themeColor="text1"/>
+          <w:sz w:val="26"/>
+          <w:szCs w:val="26"/>
+        </w:rPr>
+        <w:t xml:space="preserve">    # 4. Mô hình sinh chuỗi SEL (Structural Extraction Language)</w:t>
+      </w:r>
+    </w:p>
+    <w:p>
+      <w:pPr>
+        <w:spacing w:before="40" w:after="40" w:line="240" w:lineRule="auto"/>
+        <w:rPr>
+          <w:rFonts w:asciiTheme="majorHAnsi" w:hAnsiTheme="majorHAnsi" w:cstheme="majorHAnsi"/>
+          <w:color w:val="000000" w:themeColor="text1"/>
+          <w:sz w:val="26"/>
+          <w:szCs w:val="26"/>
+        </w:rPr>
+      </w:pPr>
+      <w:r>
+        <w:rPr>
+          <w:rFonts w:asciiTheme="majorHAnsi" w:hAnsiTheme="majorHAnsi" w:cstheme="majorHAnsi"/>
+          <w:color w:val="000000" w:themeColor="text1"/>
+          <w:sz w:val="26"/>
+          <w:szCs w:val="26"/>
+        </w:rPr>
+        <w:t xml:space="preserve">    sel_output = uie_model.generate(input_text)</w:t>
+      </w:r>
+    </w:p>
+    <w:p>
+      <w:pPr>
+        <w:spacing w:before="40" w:after="40" w:line="240" w:lineRule="auto"/>
+        <w:rPr>
+          <w:rFonts w:asciiTheme="majorHAnsi" w:hAnsiTheme="majorHAnsi" w:cstheme="majorHAnsi"/>
+          <w:color w:val="000000" w:themeColor="text1"/>
+          <w:sz w:val="26"/>
+          <w:szCs w:val="26"/>
+        </w:rPr>
+      </w:pPr>
+      <w:r>
+        <w:rPr>
+          <w:rFonts w:asciiTheme="majorHAnsi" w:hAnsiTheme="majorHAnsi" w:cstheme="majorHAnsi"/>
+          <w:color w:val="000000" w:themeColor="text1"/>
+          <w:sz w:val="26"/>
+          <w:szCs w:val="26"/>
+        </w:rPr>
+        <w:t xml:space="preserve">    </w:t>
+      </w:r>
+    </w:p>
+    <w:p>
+      <w:pPr>
+        <w:spacing w:before="40" w:after="40" w:line="240" w:lineRule="auto"/>
+        <w:rPr>
+          <w:rFonts w:asciiTheme="majorHAnsi" w:hAnsiTheme="majorHAnsi" w:cstheme="majorHAnsi"/>
+          <w:color w:val="000000" w:themeColor="text1"/>
+          <w:sz w:val="26"/>
+          <w:szCs w:val="26"/>
+        </w:rPr>
+      </w:pPr>
+      <w:r>
+        <w:rPr>
+          <w:rFonts w:asciiTheme="majorHAnsi" w:hAnsiTheme="majorHAnsi" w:cstheme="majorHAnsi"/>
+          <w:color w:val="000000" w:themeColor="text1"/>
+          <w:sz w:val="26"/>
+          <w:szCs w:val="26"/>
+        </w:rPr>
+        <w:t xml:space="preserve">    # 5. Giải mã SEL sang định dạng JSON cấu trúc</w:t>
+      </w:r>
+    </w:p>
+    <w:p>
+      <w:pPr>
+        <w:spacing w:before="40" w:after="40" w:line="240" w:lineRule="auto"/>
+        <w:rPr>
+          <w:rFonts w:asciiTheme="majorHAnsi" w:hAnsiTheme="majorHAnsi" w:cstheme="majorHAnsi"/>
+          <w:color w:val="000000" w:themeColor="text1"/>
+          <w:sz w:val="26"/>
+          <w:szCs w:val="26"/>
+        </w:rPr>
+      </w:pPr>
+      <w:r>
+        <w:rPr>
+          <w:rFonts w:asciiTheme="majorHAnsi" w:hAnsiTheme="majorHAnsi" w:cstheme="majorHAnsi"/>
+          <w:color w:val="000000" w:themeColor="text1"/>
+          <w:sz w:val="26"/>
+          <w:szCs w:val="26"/>
+        </w:rPr>
+        <w:t xml:space="preserve">    structured_data = parse_sel_to_json(sel_output)</w:t>
+      </w:r>
+    </w:p>
+    <w:p>
+      <w:pPr>
+        <w:spacing w:before="40" w:after="40" w:line="240" w:lineRule="auto"/>
+        <w:rPr>
+          <w:rFonts w:asciiTheme="majorHAnsi" w:hAnsiTheme="majorHAnsi" w:cstheme="majorHAnsi"/>
+          <w:color w:val="000000" w:themeColor="text1"/>
+          <w:sz w:val="26"/>
+          <w:szCs w:val="26"/>
+        </w:rPr>
+      </w:pPr>
+      <w:r>
+        <w:rPr>
+          <w:rFonts w:asciiTheme="majorHAnsi" w:hAnsiTheme="majorHAnsi" w:cstheme="majorHAnsi"/>
+          <w:color w:val="000000" w:themeColor="text1"/>
+          <w:sz w:val="26"/>
+          <w:szCs w:val="26"/>
+        </w:rPr>
+        <w:t xml:space="preserve">    </w:t>
+      </w:r>
+    </w:p>
+    <w:p>
+      <w:pPr>
+        <w:spacing w:before="40" w:after="40" w:line="240" w:lineRule="auto"/>
+        <w:rPr>
+          <w:rFonts w:asciiTheme="majorHAnsi" w:hAnsiTheme="majorHAnsi" w:cstheme="majorHAnsi"/>
+          <w:color w:val="000000" w:themeColor="text1"/>
+          <w:sz w:val="26"/>
+          <w:szCs w:val="26"/>
+        </w:rPr>
+      </w:pPr>
+      <w:r>
+        <w:rPr>
+          <w:rFonts w:asciiTheme="majorHAnsi" w:hAnsiTheme="majorHAnsi" w:cstheme="majorHAnsi"/>
+          <w:color w:val="000000" w:themeColor="text1"/>
+          <w:sz w:val="26"/>
+          <w:szCs w:val="26"/>
+        </w:rPr>
+        <w:t xml:space="preserve">    return structured_data</w:t>
+      </w:r>
+    </w:p>
+    <w:p>
+      <w:pPr>
+        <w:spacing w:before="40" w:after="40" w:line="240" w:lineRule="auto"/>
+        <w:rPr>
+          <w:rFonts w:asciiTheme="majorHAnsi" w:hAnsiTheme="majorHAnsi" w:cstheme="majorHAnsi"/>
+          <w:color w:val="000000" w:themeColor="text1"/>
+          <w:sz w:val="26"/>
+          <w:szCs w:val="26"/>
+        </w:rPr>
+      </w:pPr>
+    </w:p>
+    <w:p>
+      <w:pPr>
+        <w:spacing w:before="40" w:after="40" w:line="240" w:lineRule="auto"/>
+        <w:rPr>
+          <w:rFonts w:asciiTheme="majorHAnsi" w:hAnsiTheme="majorHAnsi" w:cstheme="majorHAnsi"/>
+          <w:color w:val="000000" w:themeColor="text1"/>
+          <w:sz w:val="26"/>
+          <w:szCs w:val="26"/>
+        </w:rPr>
+      </w:pPr>
+      <w:r>
+        <w:rPr>
+          <w:rFonts w:asciiTheme="majorHAnsi" w:hAnsiTheme="majorHAnsi" w:cstheme="majorHAnsi"/>
+          <w:color w:val="000000" w:themeColor="text1"/>
+          <w:sz w:val="26"/>
+          <w:szCs w:val="26"/>
+        </w:rPr>
+        <w:t># Ví dụ thực tế:</w:t>
+      </w:r>
+    </w:p>
+    <w:p>
+      <w:pPr>
+        <w:spacing w:before="40" w:after="40" w:line="240" w:lineRule="auto"/>
+        <w:rPr>
+          <w:rFonts w:asciiTheme="majorHAnsi" w:hAnsiTheme="majorHAnsi" w:cstheme="majorHAnsi"/>
+          <w:color w:val="000000" w:themeColor="text1"/>
+          <w:sz w:val="26"/>
+          <w:szCs w:val="26"/>
+        </w:rPr>
+      </w:pPr>
+      <w:r>
+        <w:rPr>
+          <w:rFonts w:asciiTheme="majorHAnsi" w:hAnsiTheme="majorHAnsi" w:cstheme="majorHAnsi"/>
+          <w:color w:val="000000" w:themeColor="text1"/>
+          <w:sz w:val="26"/>
+          <w:szCs w:val="26"/>
+        </w:rPr>
+        <w:t># Input Schema: {"Số": [], "Ngày": [], "Người ký": ["Chức vụ"]}</w:t>
+      </w:r>
+    </w:p>
+    <w:p>
+      <w:pPr>
+        <w:spacing w:before="40" w:after="40" w:line="240" w:lineRule="auto"/>
+        <w:rPr>
+          <w:rFonts w:asciiTheme="majorHAnsi" w:hAnsiTheme="majorHAnsi" w:cstheme="majorHAnsi"/>
+          <w:color w:val="000000" w:themeColor="text1"/>
+          <w:sz w:val="26"/>
+          <w:szCs w:val="26"/>
+        </w:rPr>
+      </w:pPr>
+      <w:r>
+        <w:rPr>
+          <w:rFonts w:asciiTheme="majorHAnsi" w:hAnsiTheme="majorHAnsi" w:cstheme="majorHAnsi"/>
+          <w:color w:val="000000" w:themeColor="text1"/>
+          <w:sz w:val="26"/>
+          <w:szCs w:val="26"/>
+        </w:rPr>
+        <w:t># Output: {"Số": "123/QĐ-UBND", "Ngày": "25/12/2024", "Người ký": {"Tên": "Nguyễn Văn A", "Chức vụ": "Chủ tịch"}}</w:t>
+      </w:r>
+    </w:p>
+    <w:p>
+      <w:pPr>
+        <w:spacing w:before="40" w:after="40" w:line="240" w:lineRule="auto"/>
+        <w:rPr>
+          <w:rFonts w:asciiTheme="majorHAnsi" w:hAnsiTheme="majorHAnsi" w:cstheme="majorHAnsi"/>
+          <w:color w:val="000000" w:themeColor="text1"/>
+          <w:sz w:val="26"/>
+          <w:szCs w:val="26"/>
+        </w:rPr>
+      </w:pPr>
+    </w:p>
+    <w:p>
+      <w:pPr>
+        <w:spacing w:before="40" w:after="40" w:line="240" w:lineRule="auto"/>
+        <w:rPr>
+          <w:rFonts w:asciiTheme="majorHAnsi" w:hAnsiTheme="majorHAnsi" w:cstheme="majorHAnsi"/>
+          <w:b/>
+          <w:bCs/>
+          <w:color w:val="000000" w:themeColor="text1"/>
+          <w:sz w:val="26"/>
+          <w:szCs w:val="26"/>
+        </w:rPr>
+      </w:pPr>
+      <w:r>
+        <w:rPr>
+          <w:rFonts w:asciiTheme="majorHAnsi" w:hAnsiTheme="majorHAnsi" w:cstheme="majorHAnsi"/>
+          <w:b/>
+          <w:bCs/>
+          <w:color w:val="000000" w:themeColor="text1"/>
+          <w:sz w:val="26"/>
+          <w:szCs w:val="26"/>
+        </w:rPr>
+        <w:t>Đánh giá tính khả thi:</w:t>
+      </w:r>
+    </w:p>
+    <w:p>
+      <w:pPr>
+        <w:spacing w:before="40" w:after="40" w:line="240" w:lineRule="auto"/>
+        <w:rPr>
+          <w:rFonts w:asciiTheme="majorHAnsi" w:hAnsiTheme="majorHAnsi" w:cstheme="majorHAnsi"/>
+          <w:color w:val="000000" w:themeColor="text1"/>
+          <w:sz w:val="26"/>
+          <w:szCs w:val="26"/>
+        </w:rPr>
+      </w:pPr>
+      <w:r>
+        <w:rPr>
+          <w:rFonts w:asciiTheme="majorHAnsi" w:hAnsiTheme="majorHAnsi" w:cstheme="majorHAnsi"/>
+          <w:color w:val="000000" w:themeColor="text1"/>
+          <w:sz w:val="26"/>
+          <w:szCs w:val="26"/>
+        </w:rPr>
+        <w:t xml:space="preserve">Mô hình UIE đặc biệt mạnh mẽ khi kết hợp với kết quả từ Module 2. Trong khi LayoutLMv3 (Mô hình 1) mạnh về việc hiểu bố cục (layout) nhờ vào tọa độ Bounding Box, thì UIE (Mô hình 2) lại mạnh về khả năng trích xuất ngữ nghĩa động. Hệ thống có thể triển khai cơ chế </w:t>
+      </w:r>
+      <w:r>
+        <w:rPr>
+          <w:rFonts w:asciiTheme="majorHAnsi" w:hAnsiTheme="majorHAnsi" w:cstheme="majorHAnsi"/>
+          <w:b/>
+          <w:bCs/>
+          <w:color w:val="000000" w:themeColor="text1"/>
+          <w:sz w:val="26"/>
+          <w:szCs w:val="26"/>
+        </w:rPr>
+        <w:t>Ensemble</w:t>
+      </w:r>
+      <w:r>
+        <w:rPr>
+          <w:rFonts w:asciiTheme="majorHAnsi" w:hAnsiTheme="majorHAnsi" w:cstheme="majorHAnsi"/>
+          <w:color w:val="000000" w:themeColor="text1"/>
+          <w:sz w:val="26"/>
+          <w:szCs w:val="26"/>
+        </w:rPr>
+        <w:t xml:space="preserve"> hoặc </w:t>
+      </w:r>
+      <w:r>
+        <w:rPr>
+          <w:rFonts w:asciiTheme="majorHAnsi" w:hAnsiTheme="majorHAnsi" w:cstheme="majorHAnsi"/>
+          <w:b/>
+          <w:bCs/>
+          <w:color w:val="000000" w:themeColor="text1"/>
+          <w:sz w:val="26"/>
+          <w:szCs w:val="26"/>
+        </w:rPr>
+        <w:t>Fallback</w:t>
+      </w:r>
+      <w:r>
+        <w:rPr>
+          <w:rFonts w:asciiTheme="majorHAnsi" w:hAnsiTheme="majorHAnsi" w:cstheme="majorHAnsi"/>
+          <w:color w:val="000000" w:themeColor="text1"/>
+          <w:sz w:val="26"/>
+          <w:szCs w:val="26"/>
+        </w:rPr>
+        <w:t xml:space="preserve">: Ưu tiên LayoutLMv3 cho các form </w:t>
+      </w:r>
+      <w:r>
+        <w:rPr>
+          <w:rFonts w:asciiTheme="majorHAnsi" w:hAnsiTheme="majorHAnsi" w:cstheme="majorHAnsi"/>
+          <w:color w:val="000000" w:themeColor="text1"/>
+          <w:sz w:val="26"/>
+          <w:szCs w:val="26"/>
+        </w:rPr>
+        <w:lastRenderedPageBreak/>
+        <w:t>cố định (Hóa đơn, Căn cước) và dùng UIE cho các văn bản hành chính có cấu trúc nội dung biến đổi phức tạp.</w:t>
+      </w:r>
+    </w:p>
+    <w:p>
+      <w:pPr>
+        <w:spacing w:before="40" w:after="40" w:line="240" w:lineRule="auto"/>
+        <w:jc w:val="center"/>
+        <w:rPr>
+          <w:rFonts w:asciiTheme="majorHAnsi" w:hAnsiTheme="majorHAnsi" w:cstheme="majorHAnsi"/>
+          <w:b/>
+          <w:bCs/>
+          <w:color w:val="000000" w:themeColor="text1"/>
+          <w:sz w:val="36"/>
+          <w:szCs w:val="36"/>
+          <w:u w:val="single"/>
+        </w:rPr>
+      </w:pPr>
+      <w:r>
+        <w:rPr>
+          <w:rFonts w:asciiTheme="majorHAnsi" w:hAnsiTheme="majorHAnsi" w:cstheme="majorHAnsi"/>
+          <w:b/>
+          <w:bCs/>
+          <w:color w:val="000000" w:themeColor="text1"/>
+          <w:sz w:val="36"/>
+          <w:szCs w:val="36"/>
+          <w:u w:val="single"/>
+        </w:rPr>
+        <w:t>Mô hình đề xuất 3: PhoBERT (Token Classification / NER thuần văn bản)</w:t>
+      </w:r>
+    </w:p>
+    <w:p>
+      <w:pPr>
+        <w:spacing w:before="40" w:after="40" w:line="240" w:lineRule="auto"/>
+        <w:rPr>
+          <w:rFonts w:asciiTheme="majorHAnsi" w:hAnsiTheme="majorHAnsi" w:cstheme="majorHAnsi"/>
+          <w:color w:val="000000" w:themeColor="text1"/>
+          <w:sz w:val="26"/>
+          <w:szCs w:val="26"/>
+        </w:rPr>
+      </w:pPr>
+      <w:r>
+        <w:rPr>
+          <w:rFonts w:asciiTheme="majorHAnsi" w:hAnsiTheme="majorHAnsi" w:cstheme="majorHAnsi"/>
+          <w:b/>
+          <w:bCs/>
+          <w:color w:val="000000" w:themeColor="text1"/>
+          <w:sz w:val="26"/>
+          <w:szCs w:val="26"/>
+        </w:rPr>
+        <w:t>Tóm tắt:</w:t>
+      </w:r>
+      <w:r>
+        <w:rPr>
+          <w:rFonts w:asciiTheme="majorHAnsi" w:hAnsiTheme="majorHAnsi" w:cstheme="majorHAnsi"/>
+          <w:color w:val="000000" w:themeColor="text1"/>
+          <w:sz w:val="26"/>
+          <w:szCs w:val="26"/>
+        </w:rPr>
+        <w:t xml:space="preserve"> Nếu LayoutLMv3 giải quyết bài toán dựa trên cả hình ảnh và văn bản (Multimodal), thì PhoBERT là đại diện xuất sắc nhất cho phương pháp Trích xuất thông tin dựa trên Ngữ nghĩa ngôn ngữ thuần túy (Text-only NLP). Dựa trên kiến trúc RoBERTa và được huấn luyện trước (pre-trained) trên kho ngữ liệu tiếng Việt khổng lồ (20GB văn bản), PhoBERT đặc biệt phù hợp để trích xuất các thực thể có cấu trúc ngữ pháp chặt chẽ trong các văn bản dạng đoạn văn dài (ví dụ: Bản án, Lời khai, Biên bản sự việc).</w:t>
+      </w:r>
+    </w:p>
+    <w:p>
+      <w:pPr>
+        <w:spacing w:before="40" w:after="40" w:line="240" w:lineRule="auto"/>
+        <w:rPr>
+          <w:rFonts w:asciiTheme="majorHAnsi" w:hAnsiTheme="majorHAnsi" w:cstheme="majorHAnsi"/>
+          <w:color w:val="000000" w:themeColor="text1"/>
+          <w:sz w:val="26"/>
+          <w:szCs w:val="26"/>
+        </w:rPr>
+      </w:pPr>
+      <w:r>
+        <w:rPr>
+          <w:rFonts w:asciiTheme="majorHAnsi" w:hAnsiTheme="majorHAnsi" w:cstheme="majorHAnsi"/>
+          <w:b/>
+          <w:bCs/>
+          <w:color w:val="000000" w:themeColor="text1"/>
+          <w:sz w:val="26"/>
+          <w:szCs w:val="26"/>
+        </w:rPr>
+        <w:t>Cách hoạt động:</w:t>
+      </w:r>
+    </w:p>
+    <w:p>
+      <w:pPr>
+        <w:spacing w:before="40" w:after="40" w:line="240" w:lineRule="auto"/>
+        <w:rPr>
+          <w:rFonts w:asciiTheme="majorHAnsi" w:hAnsiTheme="majorHAnsi" w:cstheme="majorHAnsi"/>
+          <w:color w:val="000000" w:themeColor="text1"/>
+          <w:sz w:val="26"/>
+          <w:szCs w:val="26"/>
+        </w:rPr>
+      </w:pPr>
+      <w:r>
+        <w:rPr>
+          <w:rFonts w:asciiTheme="majorHAnsi" w:hAnsiTheme="majorHAnsi" w:cstheme="majorHAnsi"/>
+          <w:color w:val="000000" w:themeColor="text1"/>
+          <w:sz w:val="26"/>
+          <w:szCs w:val="26"/>
+        </w:rPr>
+        <w:t xml:space="preserve">Khác với mô hình UIE sử dụng phương pháp sinh (generation), PhoBERT giải quyết bài toán trích xuất dưới dạng </w:t>
+      </w:r>
+      <w:r>
+        <w:rPr>
+          <w:rFonts w:asciiTheme="majorHAnsi" w:hAnsiTheme="majorHAnsi" w:cstheme="majorHAnsi"/>
+          <w:b/>
+          <w:bCs/>
+          <w:color w:val="000000" w:themeColor="text1"/>
+          <w:sz w:val="26"/>
+          <w:szCs w:val="26"/>
+        </w:rPr>
+        <w:t>Sequence Labeling (Gán nhãn chuỗi)</w:t>
+      </w:r>
+      <w:r>
+        <w:rPr>
+          <w:rFonts w:asciiTheme="majorHAnsi" w:hAnsiTheme="majorHAnsi" w:cstheme="majorHAnsi"/>
+          <w:color w:val="000000" w:themeColor="text1"/>
+          <w:sz w:val="26"/>
+          <w:szCs w:val="26"/>
+        </w:rPr>
+        <w:t>.</w:t>
+      </w:r>
+    </w:p>
+    <w:p>
+      <w:pPr>
+        <w:numPr>
+          <w:ilvl w:val="0"/>
+          <w:numId w:val="23"/>
+        </w:numPr>
+        <w:spacing w:before="40" w:after="40" w:line="240" w:lineRule="auto"/>
+        <w:rPr>
+          <w:rFonts w:asciiTheme="majorHAnsi" w:hAnsiTheme="majorHAnsi" w:cstheme="majorHAnsi"/>
+          <w:color w:val="000000" w:themeColor="text1"/>
+          <w:sz w:val="26"/>
+          <w:szCs w:val="26"/>
+        </w:rPr>
+      </w:pPr>
+      <w:r>
+        <w:rPr>
+          <w:rFonts w:asciiTheme="majorHAnsi" w:hAnsiTheme="majorHAnsi" w:cstheme="majorHAnsi"/>
+          <w:b/>
+          <w:bCs/>
+          <w:color w:val="000000" w:themeColor="text1"/>
+          <w:sz w:val="26"/>
+          <w:szCs w:val="26"/>
+        </w:rPr>
+        <w:t>Tiền xử lý (Word Segmentation):</w:t>
+      </w:r>
+      <w:r>
+        <w:rPr>
+          <w:rFonts w:asciiTheme="majorHAnsi" w:hAnsiTheme="majorHAnsi" w:cstheme="majorHAnsi"/>
+          <w:color w:val="000000" w:themeColor="text1"/>
+          <w:sz w:val="26"/>
+          <w:szCs w:val="26"/>
+        </w:rPr>
+        <w:t xml:space="preserve"> Đầu ra của OCR sẽ được gom thành các dòng và đưa qua bộ tách từ tiếng Việt (như VnCoreNLP) để tạo thành các token có nghĩa (ví dụ: "Nguyễn_Văn_A").</w:t>
+      </w:r>
+    </w:p>
+    <w:p>
+      <w:pPr>
+        <w:numPr>
+          <w:ilvl w:val="0"/>
+          <w:numId w:val="23"/>
+        </w:numPr>
+        <w:spacing w:before="40" w:after="40" w:line="240" w:lineRule="auto"/>
+        <w:rPr>
+          <w:rFonts w:asciiTheme="majorHAnsi" w:hAnsiTheme="majorHAnsi" w:cstheme="majorHAnsi"/>
+          <w:color w:val="000000" w:themeColor="text1"/>
+          <w:sz w:val="26"/>
+          <w:szCs w:val="26"/>
+        </w:rPr>
+      </w:pPr>
+      <w:r>
+        <w:rPr>
+          <w:rFonts w:asciiTheme="majorHAnsi" w:hAnsiTheme="majorHAnsi" w:cstheme="majorHAnsi"/>
+          <w:b/>
+          <w:bCs/>
+          <w:color w:val="000000" w:themeColor="text1"/>
+          <w:sz w:val="26"/>
+          <w:szCs w:val="26"/>
+        </w:rPr>
+        <w:t>Feature Extraction:</w:t>
+      </w:r>
+      <w:r>
+        <w:rPr>
+          <w:rFonts w:asciiTheme="majorHAnsi" w:hAnsiTheme="majorHAnsi" w:cstheme="majorHAnsi"/>
+          <w:color w:val="000000" w:themeColor="text1"/>
+          <w:sz w:val="26"/>
+          <w:szCs w:val="26"/>
+        </w:rPr>
+        <w:t xml:space="preserve"> PhoBERT tạo ra các vector nhúng (embeddings) mang đậm ngữ cảnh ngữ nghĩa tiếng Việt cho từng token.</w:t>
+      </w:r>
+    </w:p>
+    <w:p>
+      <w:pPr>
+        <w:numPr>
+          <w:ilvl w:val="0"/>
+          <w:numId w:val="23"/>
+        </w:numPr>
+        <w:spacing w:before="40" w:after="40" w:line="240" w:lineRule="auto"/>
+        <w:rPr>
+          <w:rFonts w:asciiTheme="majorHAnsi" w:hAnsiTheme="majorHAnsi" w:cstheme="majorHAnsi"/>
+          <w:color w:val="000000" w:themeColor="text1"/>
+          <w:sz w:val="26"/>
+          <w:szCs w:val="26"/>
+        </w:rPr>
+      </w:pPr>
+      <w:r>
+        <w:rPr>
+          <w:rFonts w:asciiTheme="majorHAnsi" w:hAnsiTheme="majorHAnsi" w:cstheme="majorHAnsi"/>
+          <w:b/>
+          <w:bCs/>
+          <w:color w:val="000000" w:themeColor="text1"/>
+          <w:sz w:val="26"/>
+          <w:szCs w:val="26"/>
+        </w:rPr>
+        <w:t>Task Head (CRF/Linear):</w:t>
+      </w:r>
+      <w:r>
+        <w:rPr>
+          <w:rFonts w:asciiTheme="majorHAnsi" w:hAnsiTheme="majorHAnsi" w:cstheme="majorHAnsi"/>
+          <w:color w:val="000000" w:themeColor="text1"/>
+          <w:sz w:val="26"/>
+          <w:szCs w:val="26"/>
+        </w:rPr>
+        <w:t xml:space="preserve"> Một lớp phân loại (thường kết hợp với Conditional Random Fields - CRF) được thêm vào để dự đoán nhãn BIO (Begin - Inside - Outside) cho từng token. Ví dụ: [Nguyễn_Văn_A (B-PER), sinh_năm (O), 1990 (B-DATE)].</w:t>
+      </w:r>
+    </w:p>
+    <w:p>
+      <w:pPr>
+        <w:spacing w:before="40" w:after="40" w:line="240" w:lineRule="auto"/>
+        <w:rPr>
+          <w:rFonts w:asciiTheme="majorHAnsi" w:hAnsiTheme="majorHAnsi" w:cstheme="majorHAnsi"/>
+          <w:color w:val="000000" w:themeColor="text1"/>
+          <w:sz w:val="26"/>
+          <w:szCs w:val="26"/>
+        </w:rPr>
+      </w:pPr>
+      <w:r>
+        <w:rPr>
+          <w:rFonts w:asciiTheme="majorHAnsi" w:hAnsiTheme="majorHAnsi" w:cstheme="majorHAnsi"/>
+          <w:b/>
+          <w:bCs/>
+          <w:color w:val="000000" w:themeColor="text1"/>
+          <w:sz w:val="26"/>
+          <w:szCs w:val="26"/>
+        </w:rPr>
+        <w:t>Đánh giá:</w:t>
+      </w:r>
+    </w:p>
+    <w:p>
+      <w:pPr>
+        <w:numPr>
+          <w:ilvl w:val="0"/>
+          <w:numId w:val="24"/>
+        </w:numPr>
+        <w:spacing w:before="40" w:after="40" w:line="240" w:lineRule="auto"/>
+        <w:rPr>
+          <w:rFonts w:asciiTheme="majorHAnsi" w:hAnsiTheme="majorHAnsi" w:cstheme="majorHAnsi"/>
+          <w:color w:val="000000" w:themeColor="text1"/>
+          <w:sz w:val="26"/>
+          <w:szCs w:val="26"/>
+        </w:rPr>
+      </w:pPr>
+      <w:r>
+        <w:rPr>
+          <w:rFonts w:asciiTheme="majorHAnsi" w:hAnsiTheme="majorHAnsi" w:cstheme="majorHAnsi"/>
+          <w:b/>
+          <w:bCs/>
+          <w:color w:val="000000" w:themeColor="text1"/>
+          <w:sz w:val="26"/>
+          <w:szCs w:val="26"/>
+        </w:rPr>
+        <w:t>Ưu điểm:</w:t>
+      </w:r>
+      <w:r>
+        <w:rPr>
+          <w:rFonts w:asciiTheme="majorHAnsi" w:hAnsiTheme="majorHAnsi" w:cstheme="majorHAnsi"/>
+          <w:color w:val="000000" w:themeColor="text1"/>
+          <w:sz w:val="26"/>
+          <w:szCs w:val="26"/>
+        </w:rPr>
+        <w:t xml:space="preserve"> Độ chính xác cực cao với văn bản tiếng Việt chuẩn; Tốc độ suy luận (inference) cực nhanh, tiêu tốn ít tài nguyên phần cứng.</w:t>
+      </w:r>
+    </w:p>
+    <w:p>
+      <w:pPr>
+        <w:numPr>
+          <w:ilvl w:val="0"/>
+          <w:numId w:val="24"/>
+        </w:numPr>
+        <w:spacing w:before="40" w:after="40" w:line="240" w:lineRule="auto"/>
+        <w:rPr>
+          <w:rFonts w:asciiTheme="majorHAnsi" w:hAnsiTheme="majorHAnsi" w:cstheme="majorHAnsi"/>
+          <w:color w:val="000000" w:themeColor="text1"/>
+          <w:sz w:val="26"/>
+          <w:szCs w:val="26"/>
+        </w:rPr>
+      </w:pPr>
+      <w:r>
+        <w:rPr>
+          <w:rFonts w:asciiTheme="majorHAnsi" w:hAnsiTheme="majorHAnsi" w:cstheme="majorHAnsi"/>
+          <w:b/>
+          <w:bCs/>
+          <w:color w:val="000000" w:themeColor="text1"/>
+          <w:sz w:val="26"/>
+          <w:szCs w:val="26"/>
+        </w:rPr>
+        <w:t>Nhược điểm:</w:t>
+      </w:r>
+      <w:r>
+        <w:rPr>
+          <w:rFonts w:asciiTheme="majorHAnsi" w:hAnsiTheme="majorHAnsi" w:cstheme="majorHAnsi"/>
+          <w:color w:val="000000" w:themeColor="text1"/>
+          <w:sz w:val="26"/>
+          <w:szCs w:val="26"/>
+        </w:rPr>
+        <w:t xml:space="preserve"> Hoàn toàn "mù" về không gian tọa độ (không có Bounding Box). Sẽ thất bại nếu đối mặt với biểu mẫu (form) hoặc bảng biểu phức tạp nơi ngữ nghĩa phụ thuộc vào vị trí hàng/cột chứ không phải ngữ pháp câu.</w:t>
+      </w:r>
+    </w:p>
+    <w:p>
+      <w:pPr>
+        <w:spacing w:before="40" w:after="40" w:line="240" w:lineRule="auto"/>
+        <w:rPr>
+          <w:rFonts w:asciiTheme="majorHAnsi" w:hAnsiTheme="majorHAnsi" w:cstheme="majorHAnsi"/>
+          <w:color w:val="000000" w:themeColor="text1"/>
+          <w:sz w:val="26"/>
+          <w:szCs w:val="26"/>
+        </w:rPr>
+      </w:pPr>
+      <w:r>
+        <w:rPr>
+          <w:rFonts w:asciiTheme="majorHAnsi" w:hAnsiTheme="majorHAnsi" w:cstheme="majorHAnsi"/>
+          <w:b/>
+          <w:bCs/>
+          <w:color w:val="000000" w:themeColor="text1"/>
+          <w:sz w:val="26"/>
+          <w:szCs w:val="26"/>
+        </w:rPr>
+        <w:t>Mã giả (Pseudo-code):</w:t>
+      </w:r>
+    </w:p>
+    <w:p>
+      <w:pPr>
+        <w:spacing w:before="40" w:after="40" w:line="240" w:lineRule="auto"/>
+        <w:rPr>
+          <w:rFonts w:asciiTheme="majorHAnsi" w:hAnsiTheme="majorHAnsi" w:cstheme="majorHAnsi"/>
+          <w:color w:val="000000" w:themeColor="text1"/>
+          <w:sz w:val="26"/>
+          <w:szCs w:val="26"/>
+        </w:rPr>
+      </w:pPr>
+      <w:r>
+        <w:rPr>
+          <w:rFonts w:asciiTheme="majorHAnsi" w:hAnsiTheme="majorHAnsi" w:cstheme="majorHAnsi"/>
+          <w:color w:val="000000" w:themeColor="text1"/>
+          <w:sz w:val="26"/>
+          <w:szCs w:val="26"/>
+        </w:rPr>
+        <w:t>def extract_ner_phobert(ocr_text):</w:t>
+      </w:r>
+    </w:p>
+    <w:p>
+      <w:pPr>
+        <w:spacing w:before="40" w:after="40" w:line="240" w:lineRule="auto"/>
+        <w:rPr>
+          <w:rFonts w:asciiTheme="majorHAnsi" w:hAnsiTheme="majorHAnsi" w:cstheme="majorHAnsi"/>
+          <w:color w:val="000000" w:themeColor="text1"/>
+          <w:sz w:val="26"/>
+          <w:szCs w:val="26"/>
+        </w:rPr>
+      </w:pPr>
+      <w:r>
+        <w:rPr>
+          <w:rFonts w:asciiTheme="majorHAnsi" w:hAnsiTheme="majorHAnsi" w:cstheme="majorHAnsi"/>
+          <w:color w:val="000000" w:themeColor="text1"/>
+          <w:sz w:val="26"/>
+          <w:szCs w:val="26"/>
+        </w:rPr>
+        <w:t xml:space="preserve">    # 1. Tách từ tiếng Việt (Word Segmentation)</w:t>
+      </w:r>
+    </w:p>
+    <w:p>
+      <w:pPr>
+        <w:spacing w:before="40" w:after="40" w:line="240" w:lineRule="auto"/>
+        <w:rPr>
+          <w:rFonts w:asciiTheme="majorHAnsi" w:hAnsiTheme="majorHAnsi" w:cstheme="majorHAnsi"/>
+          <w:color w:val="000000" w:themeColor="text1"/>
+          <w:sz w:val="26"/>
+          <w:szCs w:val="26"/>
+        </w:rPr>
+      </w:pPr>
+      <w:r>
+        <w:rPr>
+          <w:rFonts w:asciiTheme="majorHAnsi" w:hAnsiTheme="majorHAnsi" w:cstheme="majorHAnsi"/>
+          <w:color w:val="000000" w:themeColor="text1"/>
+          <w:sz w:val="26"/>
+          <w:szCs w:val="26"/>
+        </w:rPr>
+        <w:t xml:space="preserve">    segmented_text = py_vncorenlp.segment(ocr_text)</w:t>
+      </w:r>
+    </w:p>
+    <w:p>
+      <w:pPr>
+        <w:spacing w:before="40" w:after="40" w:line="240" w:lineRule="auto"/>
+        <w:rPr>
+          <w:rFonts w:asciiTheme="majorHAnsi" w:hAnsiTheme="majorHAnsi" w:cstheme="majorHAnsi"/>
+          <w:color w:val="000000" w:themeColor="text1"/>
+          <w:sz w:val="26"/>
+          <w:szCs w:val="26"/>
+        </w:rPr>
+      </w:pPr>
+      <w:r>
+        <w:rPr>
+          <w:rFonts w:asciiTheme="majorHAnsi" w:hAnsiTheme="majorHAnsi" w:cstheme="majorHAnsi"/>
+          <w:color w:val="000000" w:themeColor="text1"/>
+          <w:sz w:val="26"/>
+          <w:szCs w:val="26"/>
+        </w:rPr>
+        <w:t xml:space="preserve">    </w:t>
+      </w:r>
+    </w:p>
+    <w:p>
+      <w:pPr>
+        <w:spacing w:before="40" w:after="40" w:line="240" w:lineRule="auto"/>
+        <w:rPr>
+          <w:rFonts w:asciiTheme="majorHAnsi" w:hAnsiTheme="majorHAnsi" w:cstheme="majorHAnsi"/>
+          <w:color w:val="000000" w:themeColor="text1"/>
+          <w:sz w:val="26"/>
+          <w:szCs w:val="26"/>
+        </w:rPr>
+      </w:pPr>
+      <w:r>
+        <w:rPr>
+          <w:rFonts w:asciiTheme="majorHAnsi" w:hAnsiTheme="majorHAnsi" w:cstheme="majorHAnsi"/>
+          <w:color w:val="000000" w:themeColor="text1"/>
+          <w:sz w:val="26"/>
+          <w:szCs w:val="26"/>
+        </w:rPr>
+        <w:t xml:space="preserve">    # 2. Load model PhoBERT đã fine-tune cho NER</w:t>
+      </w:r>
+    </w:p>
+    <w:p>
+      <w:pPr>
+        <w:spacing w:before="40" w:after="40" w:line="240" w:lineRule="auto"/>
+        <w:rPr>
+          <w:rFonts w:asciiTheme="majorHAnsi" w:hAnsiTheme="majorHAnsi" w:cstheme="majorHAnsi"/>
+          <w:color w:val="000000" w:themeColor="text1"/>
+          <w:sz w:val="26"/>
+          <w:szCs w:val="26"/>
+        </w:rPr>
+      </w:pPr>
+      <w:r>
+        <w:rPr>
+          <w:rFonts w:asciiTheme="majorHAnsi" w:hAnsiTheme="majorHAnsi" w:cstheme="majorHAnsi"/>
+          <w:color w:val="000000" w:themeColor="text1"/>
+          <w:sz w:val="26"/>
+          <w:szCs w:val="26"/>
+        </w:rPr>
+        <w:t xml:space="preserve">    tokenizer = AutoTokenizer.from_pretrained("vinai/phobert-base-ner")</w:t>
+      </w:r>
+    </w:p>
+    <w:p>
+      <w:pPr>
+        <w:spacing w:before="40" w:after="40" w:line="240" w:lineRule="auto"/>
+        <w:rPr>
+          <w:rFonts w:asciiTheme="majorHAnsi" w:hAnsiTheme="majorHAnsi" w:cstheme="majorHAnsi"/>
+          <w:color w:val="000000" w:themeColor="text1"/>
+          <w:sz w:val="26"/>
+          <w:szCs w:val="26"/>
+        </w:rPr>
+      </w:pPr>
+      <w:r>
+        <w:rPr>
+          <w:rFonts w:asciiTheme="majorHAnsi" w:hAnsiTheme="majorHAnsi" w:cstheme="majorHAnsi"/>
+          <w:color w:val="000000" w:themeColor="text1"/>
+          <w:sz w:val="26"/>
+          <w:szCs w:val="26"/>
+        </w:rPr>
+        <w:t xml:space="preserve">    model = AutoModelForTokenClassification.from_pretrained("vinai/phobert-base-ner")</w:t>
+      </w:r>
+    </w:p>
+    <w:p>
+      <w:pPr>
+        <w:spacing w:before="40" w:after="40" w:line="240" w:lineRule="auto"/>
+        <w:rPr>
+          <w:rFonts w:asciiTheme="majorHAnsi" w:hAnsiTheme="majorHAnsi" w:cstheme="majorHAnsi"/>
+          <w:color w:val="000000" w:themeColor="text1"/>
+          <w:sz w:val="26"/>
+          <w:szCs w:val="26"/>
+        </w:rPr>
+      </w:pPr>
+      <w:r>
+        <w:rPr>
+          <w:rFonts w:asciiTheme="majorHAnsi" w:hAnsiTheme="majorHAnsi" w:cstheme="majorHAnsi"/>
+          <w:color w:val="000000" w:themeColor="text1"/>
+          <w:sz w:val="26"/>
+          <w:szCs w:val="26"/>
+        </w:rPr>
+        <w:t xml:space="preserve">    </w:t>
+      </w:r>
+    </w:p>
+    <w:p>
+      <w:pPr>
+        <w:spacing w:before="40" w:after="40" w:line="240" w:lineRule="auto"/>
+        <w:rPr>
+          <w:rFonts w:asciiTheme="majorHAnsi" w:hAnsiTheme="majorHAnsi" w:cstheme="majorHAnsi"/>
+          <w:color w:val="000000" w:themeColor="text1"/>
+          <w:sz w:val="26"/>
+          <w:szCs w:val="26"/>
+        </w:rPr>
+      </w:pPr>
+      <w:r>
+        <w:rPr>
+          <w:rFonts w:asciiTheme="majorHAnsi" w:hAnsiTheme="majorHAnsi" w:cstheme="majorHAnsi"/>
+          <w:color w:val="000000" w:themeColor="text1"/>
+          <w:sz w:val="26"/>
+          <w:szCs w:val="26"/>
+        </w:rPr>
+        <w:t xml:space="preserve">    # 3. Tokenize và Inference</w:t>
+      </w:r>
+    </w:p>
+    <w:p>
+      <w:pPr>
+        <w:spacing w:before="40" w:after="40" w:line="240" w:lineRule="auto"/>
+        <w:rPr>
+          <w:rFonts w:asciiTheme="majorHAnsi" w:hAnsiTheme="majorHAnsi" w:cstheme="majorHAnsi"/>
+          <w:color w:val="000000" w:themeColor="text1"/>
+          <w:sz w:val="26"/>
+          <w:szCs w:val="26"/>
+        </w:rPr>
+      </w:pPr>
+      <w:r>
+        <w:rPr>
+          <w:rFonts w:asciiTheme="majorHAnsi" w:hAnsiTheme="majorHAnsi" w:cstheme="majorHAnsi"/>
+          <w:color w:val="000000" w:themeColor="text1"/>
+          <w:sz w:val="26"/>
+          <w:szCs w:val="26"/>
+        </w:rPr>
+        <w:t xml:space="preserve">    inputs = tokenizer(segmented_text, return_tensors="pt")</w:t>
+      </w:r>
+    </w:p>
+    <w:p>
+      <w:pPr>
+        <w:spacing w:before="40" w:after="40" w:line="240" w:lineRule="auto"/>
+        <w:rPr>
+          <w:rFonts w:asciiTheme="majorHAnsi" w:hAnsiTheme="majorHAnsi" w:cstheme="majorHAnsi"/>
+          <w:color w:val="000000" w:themeColor="text1"/>
+          <w:sz w:val="26"/>
+          <w:szCs w:val="26"/>
+        </w:rPr>
+      </w:pPr>
+      <w:r>
+        <w:rPr>
+          <w:rFonts w:asciiTheme="majorHAnsi" w:hAnsiTheme="majorHAnsi" w:cstheme="majorHAnsi"/>
+          <w:color w:val="000000" w:themeColor="text1"/>
+          <w:sz w:val="26"/>
+          <w:szCs w:val="26"/>
+        </w:rPr>
+        <w:t xml:space="preserve">    outputs = model(**inputs)</w:t>
+      </w:r>
+    </w:p>
+    <w:p>
+      <w:pPr>
+        <w:spacing w:before="40" w:after="40" w:line="240" w:lineRule="auto"/>
+        <w:rPr>
+          <w:rFonts w:asciiTheme="majorHAnsi" w:hAnsiTheme="majorHAnsi" w:cstheme="majorHAnsi"/>
+          <w:color w:val="000000" w:themeColor="text1"/>
+          <w:sz w:val="26"/>
+          <w:szCs w:val="26"/>
+        </w:rPr>
+      </w:pPr>
+      <w:r>
+        <w:rPr>
+          <w:rFonts w:asciiTheme="majorHAnsi" w:hAnsiTheme="majorHAnsi" w:cstheme="majorHAnsi"/>
+          <w:color w:val="000000" w:themeColor="text1"/>
+          <w:sz w:val="26"/>
+          <w:szCs w:val="26"/>
+        </w:rPr>
+        <w:lastRenderedPageBreak/>
+        <w:t xml:space="preserve">    predictions = torch.argmax(outputs.logits, dim=2)</w:t>
+      </w:r>
+    </w:p>
+    <w:p>
+      <w:pPr>
+        <w:spacing w:before="40" w:after="40" w:line="240" w:lineRule="auto"/>
+        <w:rPr>
+          <w:rFonts w:asciiTheme="majorHAnsi" w:hAnsiTheme="majorHAnsi" w:cstheme="majorHAnsi"/>
+          <w:color w:val="000000" w:themeColor="text1"/>
+          <w:sz w:val="26"/>
+          <w:szCs w:val="26"/>
+        </w:rPr>
+      </w:pPr>
+      <w:r>
+        <w:rPr>
+          <w:rFonts w:asciiTheme="majorHAnsi" w:hAnsiTheme="majorHAnsi" w:cstheme="majorHAnsi"/>
+          <w:color w:val="000000" w:themeColor="text1"/>
+          <w:sz w:val="26"/>
+          <w:szCs w:val="26"/>
+        </w:rPr>
+        <w:t xml:space="preserve">    </w:t>
+      </w:r>
+    </w:p>
+    <w:p>
+      <w:pPr>
+        <w:spacing w:before="40" w:after="40" w:line="240" w:lineRule="auto"/>
+        <w:rPr>
+          <w:rFonts w:asciiTheme="majorHAnsi" w:hAnsiTheme="majorHAnsi" w:cstheme="majorHAnsi"/>
+          <w:color w:val="000000" w:themeColor="text1"/>
+          <w:sz w:val="26"/>
+          <w:szCs w:val="26"/>
+        </w:rPr>
+      </w:pPr>
+      <w:r>
+        <w:rPr>
+          <w:rFonts w:asciiTheme="majorHAnsi" w:hAnsiTheme="majorHAnsi" w:cstheme="majorHAnsi"/>
+          <w:color w:val="000000" w:themeColor="text1"/>
+          <w:sz w:val="26"/>
+          <w:szCs w:val="26"/>
+        </w:rPr>
+        <w:t xml:space="preserve">    # 4. Gom nhóm nhãn BIO thành thực thể hoàn chỉnh</w:t>
+      </w:r>
+    </w:p>
+    <w:p>
+      <w:pPr>
+        <w:spacing w:before="40" w:after="40" w:line="240" w:lineRule="auto"/>
+        <w:rPr>
+          <w:rFonts w:asciiTheme="majorHAnsi" w:hAnsiTheme="majorHAnsi" w:cstheme="majorHAnsi"/>
+          <w:color w:val="000000" w:themeColor="text1"/>
+          <w:sz w:val="26"/>
+          <w:szCs w:val="26"/>
+        </w:rPr>
+      </w:pPr>
+      <w:r>
+        <w:rPr>
+          <w:rFonts w:asciiTheme="majorHAnsi" w:hAnsiTheme="majorHAnsi" w:cstheme="majorHAnsi"/>
+          <w:color w:val="000000" w:themeColor="text1"/>
+          <w:sz w:val="26"/>
+          <w:szCs w:val="26"/>
+        </w:rPr>
+        <w:t xml:space="preserve">    entities = decode_bio_tags(predictions, tokenizer.convert_ids_to_tokens(inputs["input_ids"][0]))</w:t>
+      </w:r>
+    </w:p>
+    <w:p>
+      <w:pPr>
+        <w:spacing w:before="40" w:after="40" w:line="240" w:lineRule="auto"/>
+        <w:rPr>
+          <w:rFonts w:asciiTheme="majorHAnsi" w:hAnsiTheme="majorHAnsi" w:cstheme="majorHAnsi"/>
+          <w:color w:val="000000" w:themeColor="text1"/>
+          <w:sz w:val="26"/>
+          <w:szCs w:val="26"/>
+        </w:rPr>
+      </w:pPr>
+      <w:r>
+        <w:rPr>
+          <w:rFonts w:asciiTheme="majorHAnsi" w:hAnsiTheme="majorHAnsi" w:cstheme="majorHAnsi"/>
+          <w:color w:val="000000" w:themeColor="text1"/>
+          <w:sz w:val="26"/>
+          <w:szCs w:val="26"/>
+        </w:rPr>
+        <w:t xml:space="preserve">    return entities</w:t>
+      </w:r>
+    </w:p>
+    <w:p>
+      <w:pPr>
+        <w:spacing w:before="40" w:after="40" w:line="240" w:lineRule="auto"/>
+        <w:rPr>
+          <w:rFonts w:asciiTheme="majorHAnsi" w:hAnsiTheme="majorHAnsi" w:cstheme="majorHAnsi"/>
+          <w:color w:val="000000" w:themeColor="text1"/>
+          <w:sz w:val="26"/>
+          <w:szCs w:val="26"/>
+        </w:rPr>
+      </w:pPr>
+    </w:p>
+    <w:p>
+      <w:pPr>
+        <w:spacing w:before="40" w:after="40" w:line="240" w:lineRule="auto"/>
+        <w:rPr>
+          <w:rFonts w:asciiTheme="majorHAnsi" w:hAnsiTheme="majorHAnsi" w:cstheme="majorHAnsi"/>
+          <w:b/>
+          <w:bCs/>
+          <w:color w:val="000000" w:themeColor="text1"/>
+          <w:sz w:val="26"/>
+          <w:szCs w:val="26"/>
+        </w:rPr>
+      </w:pPr>
+      <w:r>
+        <w:rPr>
+          <w:rFonts w:asciiTheme="majorHAnsi" w:hAnsiTheme="majorHAnsi" w:cstheme="majorHAnsi"/>
+          <w:b/>
+          <w:bCs/>
+          <w:color w:val="000000" w:themeColor="text1"/>
+          <w:sz w:val="26"/>
+          <w:szCs w:val="26"/>
+        </w:rPr>
+        <w:t>Mô hình đề xuất 4: LLM Extraction (Trích xuất bằng Mô hình ngôn ngữ lớn)</w:t>
+      </w:r>
+    </w:p>
+    <w:p>
+      <w:pPr>
+        <w:spacing w:before="40" w:after="40" w:line="240" w:lineRule="auto"/>
+        <w:rPr>
+          <w:rFonts w:asciiTheme="majorHAnsi" w:hAnsiTheme="majorHAnsi" w:cstheme="majorHAnsi"/>
+          <w:color w:val="000000" w:themeColor="text1"/>
+          <w:sz w:val="26"/>
+          <w:szCs w:val="26"/>
+        </w:rPr>
+      </w:pPr>
+      <w:r>
+        <w:rPr>
+          <w:rFonts w:asciiTheme="majorHAnsi" w:hAnsiTheme="majorHAnsi" w:cstheme="majorHAnsi"/>
+          <w:b/>
+          <w:bCs/>
+          <w:color w:val="000000" w:themeColor="text1"/>
+          <w:sz w:val="26"/>
+          <w:szCs w:val="26"/>
+        </w:rPr>
+        <w:t>Tóm tắt:</w:t>
+      </w:r>
+      <w:r>
+        <w:rPr>
+          <w:rFonts w:asciiTheme="majorHAnsi" w:hAnsiTheme="majorHAnsi" w:cstheme="majorHAnsi"/>
+          <w:color w:val="000000" w:themeColor="text1"/>
+          <w:sz w:val="26"/>
+          <w:szCs w:val="26"/>
+        </w:rPr>
+        <w:t xml:space="preserve"> Sự trỗi dậy của các Mô hình Ngôn ngữ Lớn (LLMs) mở ra phương pháp tiếp cận hoàn toàn mới: </w:t>
+      </w:r>
+      <w:r>
+        <w:rPr>
+          <w:rFonts w:asciiTheme="majorHAnsi" w:hAnsiTheme="majorHAnsi" w:cstheme="majorHAnsi"/>
+          <w:b/>
+          <w:bCs/>
+          <w:color w:val="000000" w:themeColor="text1"/>
+          <w:sz w:val="26"/>
+          <w:szCs w:val="26"/>
+        </w:rPr>
+        <w:t>Prompt-based JSON Generation</w:t>
+      </w:r>
+      <w:r>
+        <w:rPr>
+          <w:rFonts w:asciiTheme="majorHAnsi" w:hAnsiTheme="majorHAnsi" w:cstheme="majorHAnsi"/>
+          <w:color w:val="000000" w:themeColor="text1"/>
+          <w:sz w:val="26"/>
+          <w:szCs w:val="26"/>
+        </w:rPr>
+        <w:t>. Thay vì huấn luyện một mô hình NLP phức tạp, ta cung cấp toàn bộ văn bản OCR vào ngữ cảnh (context) của LLM và yêu cầu nó xuất ra dữ liệu có cấu trúc. Đối với yêu cầu On-premise của dự án VN-Digitize, các mô hình mã nguồn mở như Llama-3-8B-Instruct, Qwen-2.5-7B, hoặc VinaLLaMA được triển khai cục bộ thông qua các engine tối ưu như vLLM.</w:t>
+      </w:r>
+    </w:p>
+    <w:p>
+      <w:pPr>
+        <w:spacing w:before="40" w:after="40" w:line="240" w:lineRule="auto"/>
+        <w:rPr>
+          <w:rFonts w:asciiTheme="majorHAnsi" w:hAnsiTheme="majorHAnsi" w:cstheme="majorHAnsi"/>
+          <w:color w:val="000000" w:themeColor="text1"/>
+          <w:sz w:val="26"/>
+          <w:szCs w:val="26"/>
+        </w:rPr>
+      </w:pPr>
+      <w:r>
+        <w:rPr>
+          <w:rFonts w:asciiTheme="majorHAnsi" w:hAnsiTheme="majorHAnsi" w:cstheme="majorHAnsi"/>
+          <w:b/>
+          <w:bCs/>
+          <w:color w:val="000000" w:themeColor="text1"/>
+          <w:sz w:val="26"/>
+          <w:szCs w:val="26"/>
+        </w:rPr>
+        <w:t>Cách hoạt động:</w:t>
+      </w:r>
+    </w:p>
+    <w:p>
+      <w:pPr>
+        <w:numPr>
+          <w:ilvl w:val="0"/>
+          <w:numId w:val="25"/>
+        </w:numPr>
+        <w:spacing w:before="40" w:after="40" w:line="240" w:lineRule="auto"/>
+        <w:rPr>
+          <w:rFonts w:asciiTheme="majorHAnsi" w:hAnsiTheme="majorHAnsi" w:cstheme="majorHAnsi"/>
+          <w:color w:val="000000" w:themeColor="text1"/>
+          <w:sz w:val="26"/>
+          <w:szCs w:val="26"/>
+        </w:rPr>
+      </w:pPr>
+      <w:r>
+        <w:rPr>
+          <w:rFonts w:asciiTheme="majorHAnsi" w:hAnsiTheme="majorHAnsi" w:cstheme="majorHAnsi"/>
+          <w:b/>
+          <w:bCs/>
+          <w:color w:val="000000" w:themeColor="text1"/>
+          <w:sz w:val="26"/>
+          <w:szCs w:val="26"/>
+        </w:rPr>
+        <w:t>Prompt Engineering:</w:t>
+      </w:r>
+      <w:r>
+        <w:rPr>
+          <w:rFonts w:asciiTheme="majorHAnsi" w:hAnsiTheme="majorHAnsi" w:cstheme="majorHAnsi"/>
+          <w:color w:val="000000" w:themeColor="text1"/>
+          <w:sz w:val="26"/>
+          <w:szCs w:val="26"/>
+        </w:rPr>
+        <w:t xml:space="preserve"> Xây dựng một "System Prompt" chặt chẽ, định nghĩa rõ cấu trúc JSON mong muốn và các quy tắc nghiệp vụ (ví dụ: "Nếu không tìm thấy, trả về null").</w:t>
+      </w:r>
+    </w:p>
+    <w:p>
+      <w:pPr>
+        <w:numPr>
+          <w:ilvl w:val="0"/>
+          <w:numId w:val="25"/>
+        </w:numPr>
+        <w:spacing w:before="40" w:after="40" w:line="240" w:lineRule="auto"/>
+        <w:rPr>
+          <w:rFonts w:asciiTheme="majorHAnsi" w:hAnsiTheme="majorHAnsi" w:cstheme="majorHAnsi"/>
+          <w:color w:val="000000" w:themeColor="text1"/>
+          <w:sz w:val="26"/>
+          <w:szCs w:val="26"/>
+        </w:rPr>
+      </w:pPr>
+      <w:r>
+        <w:rPr>
+          <w:rFonts w:asciiTheme="majorHAnsi" w:hAnsiTheme="majorHAnsi" w:cstheme="majorHAnsi"/>
+          <w:b/>
+          <w:bCs/>
+          <w:color w:val="000000" w:themeColor="text1"/>
+          <w:sz w:val="26"/>
+          <w:szCs w:val="26"/>
+        </w:rPr>
+        <w:t>Context Window:</w:t>
+      </w:r>
+      <w:r>
+        <w:rPr>
+          <w:rFonts w:asciiTheme="majorHAnsi" w:hAnsiTheme="majorHAnsi" w:cstheme="majorHAnsi"/>
+          <w:color w:val="000000" w:themeColor="text1"/>
+          <w:sz w:val="26"/>
+          <w:szCs w:val="26"/>
+        </w:rPr>
+        <w:t xml:space="preserve"> Nhồi toàn bộ kết quả văn bản thô từ Module 2 vào Prompt. Các mô hình hiện tại hỗ trợ context window lên tới 8k - 128k token, đủ sức chứa toàn bộ một hồ sơ tòa án nhiều trang.</w:t>
+      </w:r>
+    </w:p>
+    <w:p>
+      <w:pPr>
+        <w:numPr>
+          <w:ilvl w:val="0"/>
+          <w:numId w:val="25"/>
+        </w:numPr>
+        <w:spacing w:before="40" w:after="40" w:line="240" w:lineRule="auto"/>
+        <w:rPr>
+          <w:rFonts w:asciiTheme="majorHAnsi" w:hAnsiTheme="majorHAnsi" w:cstheme="majorHAnsi"/>
+          <w:color w:val="000000" w:themeColor="text1"/>
+          <w:sz w:val="26"/>
+          <w:szCs w:val="26"/>
+        </w:rPr>
+      </w:pPr>
+      <w:r>
+        <w:rPr>
+          <w:rFonts w:asciiTheme="majorHAnsi" w:hAnsiTheme="majorHAnsi" w:cstheme="majorHAnsi"/>
+          <w:b/>
+          <w:bCs/>
+          <w:color w:val="000000" w:themeColor="text1"/>
+          <w:sz w:val="26"/>
+          <w:szCs w:val="26"/>
+        </w:rPr>
+        <w:t>Constrained Decoding (Sinh văn bản có ràng buộc):</w:t>
+      </w:r>
+      <w:r>
+        <w:rPr>
+          <w:rFonts w:asciiTheme="majorHAnsi" w:hAnsiTheme="majorHAnsi" w:cstheme="majorHAnsi"/>
+          <w:color w:val="000000" w:themeColor="text1"/>
+          <w:sz w:val="26"/>
+          <w:szCs w:val="26"/>
+        </w:rPr>
+        <w:t xml:space="preserve"> Để đảm bảo LLM không bị "ảo giác" (hallucinate) sinh ra format sai, các kỹ thuật như JSON Schema Enforcement (qua thư viện Outlines hoặc thư viện tích hợp của vLLM) được sử dụng để ép LLM bắt buộc trả về đúng cấu trúc JSON hợp lệ.</w:t>
+      </w:r>
+    </w:p>
+    <w:p>
+      <w:pPr>
+        <w:spacing w:before="40" w:after="40" w:line="240" w:lineRule="auto"/>
+        <w:rPr>
+          <w:rFonts w:asciiTheme="majorHAnsi" w:hAnsiTheme="majorHAnsi" w:cstheme="majorHAnsi"/>
+          <w:color w:val="000000" w:themeColor="text1"/>
+          <w:sz w:val="26"/>
+          <w:szCs w:val="26"/>
+        </w:rPr>
+      </w:pPr>
+      <w:r>
+        <w:rPr>
+          <w:rFonts w:asciiTheme="majorHAnsi" w:hAnsiTheme="majorHAnsi" w:cstheme="majorHAnsi"/>
+          <w:b/>
+          <w:bCs/>
+          <w:color w:val="000000" w:themeColor="text1"/>
+          <w:sz w:val="26"/>
+          <w:szCs w:val="26"/>
+        </w:rPr>
+        <w:t>Đánh giá:</w:t>
+      </w:r>
+    </w:p>
+    <w:p>
+      <w:pPr>
+        <w:numPr>
+          <w:ilvl w:val="0"/>
+          <w:numId w:val="26"/>
+        </w:numPr>
+        <w:spacing w:before="40" w:after="40" w:line="240" w:lineRule="auto"/>
+        <w:rPr>
+          <w:rFonts w:asciiTheme="majorHAnsi" w:hAnsiTheme="majorHAnsi" w:cstheme="majorHAnsi"/>
+          <w:color w:val="000000" w:themeColor="text1"/>
+          <w:sz w:val="26"/>
+          <w:szCs w:val="26"/>
+        </w:rPr>
+      </w:pPr>
+      <w:r>
+        <w:rPr>
+          <w:rFonts w:asciiTheme="majorHAnsi" w:hAnsiTheme="majorHAnsi" w:cstheme="majorHAnsi"/>
+          <w:b/>
+          <w:bCs/>
+          <w:color w:val="000000" w:themeColor="text1"/>
+          <w:sz w:val="26"/>
+          <w:szCs w:val="26"/>
+        </w:rPr>
+        <w:t>Ưu điểm:</w:t>
+      </w:r>
+      <w:r>
+        <w:rPr>
+          <w:rFonts w:asciiTheme="majorHAnsi" w:hAnsiTheme="majorHAnsi" w:cstheme="majorHAnsi"/>
+          <w:color w:val="000000" w:themeColor="text1"/>
+          <w:sz w:val="26"/>
+          <w:szCs w:val="26"/>
+        </w:rPr>
+        <w:t xml:space="preserve"> Khả năng Zero-shot vô đối; tự động sửa lỗi chính tả từ OCR nhờ kiến thức nền tảng của LLM; khả năng suy luận logic (ví dụ: tự nội suy "Tuổi" từ "Năm sinh"). Không cần fine-tune với các loại giấy tờ mới.</w:t>
+      </w:r>
+    </w:p>
+    <w:p>
+      <w:pPr>
+        <w:numPr>
+          <w:ilvl w:val="0"/>
+          <w:numId w:val="26"/>
+        </w:numPr>
+        <w:spacing w:before="40" w:after="40" w:line="240" w:lineRule="auto"/>
+        <w:rPr>
+          <w:rFonts w:asciiTheme="majorHAnsi" w:hAnsiTheme="majorHAnsi" w:cstheme="majorHAnsi"/>
+          <w:color w:val="000000" w:themeColor="text1"/>
+          <w:sz w:val="26"/>
+          <w:szCs w:val="26"/>
+        </w:rPr>
+      </w:pPr>
+      <w:r>
+        <w:rPr>
+          <w:rFonts w:asciiTheme="majorHAnsi" w:hAnsiTheme="majorHAnsi" w:cstheme="majorHAnsi"/>
+          <w:b/>
+          <w:bCs/>
+          <w:color w:val="000000" w:themeColor="text1"/>
+          <w:sz w:val="26"/>
+          <w:szCs w:val="26"/>
+        </w:rPr>
+        <w:t>Nhược điểm:</w:t>
+      </w:r>
+      <w:r>
+        <w:rPr>
+          <w:rFonts w:asciiTheme="majorHAnsi" w:hAnsiTheme="majorHAnsi" w:cstheme="majorHAnsi"/>
+          <w:color w:val="000000" w:themeColor="text1"/>
+          <w:sz w:val="26"/>
+          <w:szCs w:val="26"/>
+        </w:rPr>
+        <w:t xml:space="preserve"> Tốc độ suy luận chậm (Latency tính bằng giây); Đòi hỏi tài nguyên phần cứng lớn (GPU VRAM cao); Chi phí vận hành đắt đỏ. Phương pháp này nên dùng làm hệ thống Fallback cho các tài liệu quá phức tạp mà các mô hình nhẹ (LayoutLM, UIE) không xử lý được.</w:t>
+      </w:r>
+    </w:p>
+    <w:p>
+      <w:pPr>
+        <w:spacing w:before="40" w:after="40" w:line="240" w:lineRule="auto"/>
+        <w:rPr>
+          <w:rFonts w:asciiTheme="majorHAnsi" w:hAnsiTheme="majorHAnsi" w:cstheme="majorHAnsi"/>
+          <w:color w:val="000000" w:themeColor="text1"/>
+          <w:sz w:val="26"/>
+          <w:szCs w:val="26"/>
+        </w:rPr>
+      </w:pPr>
+      <w:r>
+        <w:rPr>
+          <w:rFonts w:asciiTheme="majorHAnsi" w:hAnsiTheme="majorHAnsi" w:cstheme="majorHAnsi"/>
+          <w:b/>
+          <w:bCs/>
+          <w:color w:val="000000" w:themeColor="text1"/>
+          <w:sz w:val="26"/>
+          <w:szCs w:val="26"/>
+        </w:rPr>
+        <w:t>Mã giả (Pseudo-code):</w:t>
+      </w:r>
+    </w:p>
+    <w:p>
+      <w:pPr>
+        <w:spacing w:before="40" w:after="40" w:line="240" w:lineRule="auto"/>
+        <w:rPr>
+          <w:rFonts w:asciiTheme="majorHAnsi" w:hAnsiTheme="majorHAnsi" w:cstheme="majorHAnsi"/>
+          <w:color w:val="000000" w:themeColor="text1"/>
+          <w:sz w:val="26"/>
+          <w:szCs w:val="26"/>
+        </w:rPr>
+      </w:pPr>
+      <w:r>
+        <w:rPr>
+          <w:rFonts w:asciiTheme="majorHAnsi" w:hAnsiTheme="majorHAnsi" w:cstheme="majorHAnsi"/>
+          <w:color w:val="000000" w:themeColor="text1"/>
+          <w:sz w:val="26"/>
+          <w:szCs w:val="26"/>
+        </w:rPr>
+        <w:t>def extract_with_local_llm(ocr_text, json_schema):</w:t>
+      </w:r>
+    </w:p>
+    <w:p>
+      <w:pPr>
+        <w:spacing w:before="40" w:after="40" w:line="240" w:lineRule="auto"/>
+        <w:rPr>
+          <w:rFonts w:asciiTheme="majorHAnsi" w:hAnsiTheme="majorHAnsi" w:cstheme="majorHAnsi"/>
+          <w:color w:val="000000" w:themeColor="text1"/>
+          <w:sz w:val="26"/>
+          <w:szCs w:val="26"/>
+        </w:rPr>
+      </w:pPr>
+      <w:r>
+        <w:rPr>
+          <w:rFonts w:asciiTheme="majorHAnsi" w:hAnsiTheme="majorHAnsi" w:cstheme="majorHAnsi"/>
+          <w:color w:val="000000" w:themeColor="text1"/>
+          <w:sz w:val="26"/>
+          <w:szCs w:val="26"/>
+        </w:rPr>
+        <w:t xml:space="preserve">    # 1. Khởi tạo engine vLLM để chạy On-premise tốc độ cao</w:t>
+      </w:r>
+    </w:p>
+    <w:p>
+      <w:pPr>
+        <w:spacing w:before="40" w:after="40" w:line="240" w:lineRule="auto"/>
+        <w:rPr>
+          <w:rFonts w:asciiTheme="majorHAnsi" w:hAnsiTheme="majorHAnsi" w:cstheme="majorHAnsi"/>
+          <w:color w:val="000000" w:themeColor="text1"/>
+          <w:sz w:val="26"/>
+          <w:szCs w:val="26"/>
+        </w:rPr>
+      </w:pPr>
+      <w:r>
+        <w:rPr>
+          <w:rFonts w:asciiTheme="majorHAnsi" w:hAnsiTheme="majorHAnsi" w:cstheme="majorHAnsi"/>
+          <w:color w:val="000000" w:themeColor="text1"/>
+          <w:sz w:val="26"/>
+          <w:szCs w:val="26"/>
+        </w:rPr>
+        <w:t xml:space="preserve">    llm_engine = LLM(model="Qwen/Qwen2.5-7B-Instruct", tensor_parallel_size=1)</w:t>
+      </w:r>
+    </w:p>
+    <w:p>
+      <w:pPr>
+        <w:spacing w:before="40" w:after="40" w:line="240" w:lineRule="auto"/>
+        <w:rPr>
+          <w:rFonts w:asciiTheme="majorHAnsi" w:hAnsiTheme="majorHAnsi" w:cstheme="majorHAnsi"/>
+          <w:color w:val="000000" w:themeColor="text1"/>
+          <w:sz w:val="26"/>
+          <w:szCs w:val="26"/>
+        </w:rPr>
+      </w:pPr>
+      <w:r>
+        <w:rPr>
+          <w:rFonts w:asciiTheme="majorHAnsi" w:hAnsiTheme="majorHAnsi" w:cstheme="majorHAnsi"/>
+          <w:color w:val="000000" w:themeColor="text1"/>
+          <w:sz w:val="26"/>
+          <w:szCs w:val="26"/>
+        </w:rPr>
+        <w:t xml:space="preserve">    </w:t>
+      </w:r>
+    </w:p>
+    <w:p>
+      <w:pPr>
+        <w:spacing w:before="40" w:after="40" w:line="240" w:lineRule="auto"/>
+        <w:rPr>
+          <w:rFonts w:asciiTheme="majorHAnsi" w:hAnsiTheme="majorHAnsi" w:cstheme="majorHAnsi"/>
+          <w:color w:val="000000" w:themeColor="text1"/>
+          <w:sz w:val="26"/>
+          <w:szCs w:val="26"/>
+        </w:rPr>
+      </w:pPr>
+      <w:r>
+        <w:rPr>
+          <w:rFonts w:asciiTheme="majorHAnsi" w:hAnsiTheme="majorHAnsi" w:cstheme="majorHAnsi"/>
+          <w:color w:val="000000" w:themeColor="text1"/>
+          <w:sz w:val="26"/>
+          <w:szCs w:val="26"/>
+        </w:rPr>
+        <w:t xml:space="preserve">    # 2. Xây dựng Prompt</w:t>
+      </w:r>
+    </w:p>
+    <w:p>
+      <w:pPr>
+        <w:spacing w:before="40" w:after="40" w:line="240" w:lineRule="auto"/>
+        <w:rPr>
+          <w:rFonts w:asciiTheme="majorHAnsi" w:hAnsiTheme="majorHAnsi" w:cstheme="majorHAnsi"/>
+          <w:color w:val="000000" w:themeColor="text1"/>
+          <w:sz w:val="26"/>
+          <w:szCs w:val="26"/>
+        </w:rPr>
+      </w:pPr>
+      <w:r>
+        <w:rPr>
+          <w:rFonts w:asciiTheme="majorHAnsi" w:hAnsiTheme="majorHAnsi" w:cstheme="majorHAnsi"/>
+          <w:color w:val="000000" w:themeColor="text1"/>
+          <w:sz w:val="26"/>
+          <w:szCs w:val="26"/>
+        </w:rPr>
+        <w:t xml:space="preserve">    prompt = f"""Bạn là chuyên gia trích xuất dữ liệu hành chính.</w:t>
+      </w:r>
+    </w:p>
+    <w:p>
+      <w:pPr>
+        <w:spacing w:before="40" w:after="40" w:line="240" w:lineRule="auto"/>
+        <w:rPr>
+          <w:rFonts w:asciiTheme="majorHAnsi" w:hAnsiTheme="majorHAnsi" w:cstheme="majorHAnsi"/>
+          <w:color w:val="000000" w:themeColor="text1"/>
+          <w:sz w:val="26"/>
+          <w:szCs w:val="26"/>
+        </w:rPr>
+      </w:pPr>
+      <w:r>
+        <w:rPr>
+          <w:rFonts w:asciiTheme="majorHAnsi" w:hAnsiTheme="majorHAnsi" w:cstheme="majorHAnsi"/>
+          <w:color w:val="000000" w:themeColor="text1"/>
+          <w:sz w:val="26"/>
+          <w:szCs w:val="26"/>
+        </w:rPr>
+        <w:t xml:space="preserve">    Hãy đọc văn bản OCR sau và trích xuất thông tin theo đúng định dạng JSON.</w:t>
+      </w:r>
+    </w:p>
+    <w:p>
+      <w:pPr>
+        <w:spacing w:before="40" w:after="40" w:line="240" w:lineRule="auto"/>
+        <w:rPr>
+          <w:rFonts w:asciiTheme="majorHAnsi" w:hAnsiTheme="majorHAnsi" w:cstheme="majorHAnsi"/>
+          <w:color w:val="000000" w:themeColor="text1"/>
+          <w:sz w:val="26"/>
+          <w:szCs w:val="26"/>
+        </w:rPr>
+      </w:pPr>
+      <w:r>
+        <w:rPr>
+          <w:rFonts w:asciiTheme="majorHAnsi" w:hAnsiTheme="majorHAnsi" w:cstheme="majorHAnsi"/>
+          <w:color w:val="000000" w:themeColor="text1"/>
+          <w:sz w:val="26"/>
+          <w:szCs w:val="26"/>
+        </w:rPr>
+        <w:t xml:space="preserve">    Chỉ trả về JSON, không giải thích gì thêm.</w:t>
+      </w:r>
+    </w:p>
+    <w:p>
+      <w:pPr>
+        <w:spacing w:before="40" w:after="40" w:line="240" w:lineRule="auto"/>
+        <w:rPr>
+          <w:rFonts w:asciiTheme="majorHAnsi" w:hAnsiTheme="majorHAnsi" w:cstheme="majorHAnsi"/>
+          <w:color w:val="000000" w:themeColor="text1"/>
+          <w:sz w:val="26"/>
+          <w:szCs w:val="26"/>
+        </w:rPr>
+      </w:pPr>
+      <w:r>
+        <w:rPr>
+          <w:rFonts w:asciiTheme="majorHAnsi" w:hAnsiTheme="majorHAnsi" w:cstheme="majorHAnsi"/>
+          <w:color w:val="000000" w:themeColor="text1"/>
+          <w:sz w:val="26"/>
+          <w:szCs w:val="26"/>
+        </w:rPr>
+        <w:t xml:space="preserve">    </w:t>
+      </w:r>
+    </w:p>
+    <w:p>
+      <w:pPr>
+        <w:spacing w:before="40" w:after="40" w:line="240" w:lineRule="auto"/>
+        <w:rPr>
+          <w:rFonts w:asciiTheme="majorHAnsi" w:hAnsiTheme="majorHAnsi" w:cstheme="majorHAnsi"/>
+          <w:color w:val="000000" w:themeColor="text1"/>
+          <w:sz w:val="26"/>
+          <w:szCs w:val="26"/>
+        </w:rPr>
+      </w:pPr>
+      <w:r>
+        <w:rPr>
+          <w:rFonts w:asciiTheme="majorHAnsi" w:hAnsiTheme="majorHAnsi" w:cstheme="majorHAnsi"/>
+          <w:color w:val="000000" w:themeColor="text1"/>
+          <w:sz w:val="26"/>
+          <w:szCs w:val="26"/>
+        </w:rPr>
+        <w:lastRenderedPageBreak/>
+        <w:t xml:space="preserve">    [VĂN BẢN OCR]</w:t>
+      </w:r>
+    </w:p>
+    <w:p>
+      <w:pPr>
+        <w:spacing w:before="40" w:after="40" w:line="240" w:lineRule="auto"/>
+        <w:rPr>
+          <w:rFonts w:asciiTheme="majorHAnsi" w:hAnsiTheme="majorHAnsi" w:cstheme="majorHAnsi"/>
+          <w:color w:val="000000" w:themeColor="text1"/>
+          <w:sz w:val="26"/>
+          <w:szCs w:val="26"/>
+        </w:rPr>
+      </w:pPr>
+      <w:r>
+        <w:rPr>
+          <w:rFonts w:asciiTheme="majorHAnsi" w:hAnsiTheme="majorHAnsi" w:cstheme="majorHAnsi"/>
+          <w:color w:val="000000" w:themeColor="text1"/>
+          <w:sz w:val="26"/>
+          <w:szCs w:val="26"/>
+        </w:rPr>
+        <w:t xml:space="preserve">    {ocr_text}</w:t>
+      </w:r>
+    </w:p>
+    <w:p>
+      <w:pPr>
+        <w:spacing w:before="40" w:after="40" w:line="240" w:lineRule="auto"/>
+        <w:rPr>
+          <w:rFonts w:asciiTheme="majorHAnsi" w:hAnsiTheme="majorHAnsi" w:cstheme="majorHAnsi"/>
+          <w:color w:val="000000" w:themeColor="text1"/>
+          <w:sz w:val="26"/>
+          <w:szCs w:val="26"/>
+        </w:rPr>
+      </w:pPr>
+      <w:r>
+        <w:rPr>
+          <w:rFonts w:asciiTheme="majorHAnsi" w:hAnsiTheme="majorHAnsi" w:cstheme="majorHAnsi"/>
+          <w:color w:val="000000" w:themeColor="text1"/>
+          <w:sz w:val="26"/>
+          <w:szCs w:val="26"/>
+        </w:rPr>
+        <w:t xml:space="preserve">    """</w:t>
+      </w:r>
+    </w:p>
+    <w:p>
+      <w:pPr>
+        <w:spacing w:before="40" w:after="40" w:line="240" w:lineRule="auto"/>
+        <w:rPr>
+          <w:rFonts w:asciiTheme="majorHAnsi" w:hAnsiTheme="majorHAnsi" w:cstheme="majorHAnsi"/>
+          <w:color w:val="000000" w:themeColor="text1"/>
+          <w:sz w:val="26"/>
+          <w:szCs w:val="26"/>
+        </w:rPr>
+      </w:pPr>
+      <w:r>
+        <w:rPr>
+          <w:rFonts w:asciiTheme="majorHAnsi" w:hAnsiTheme="majorHAnsi" w:cstheme="majorHAnsi"/>
+          <w:color w:val="000000" w:themeColor="text1"/>
+          <w:sz w:val="26"/>
+          <w:szCs w:val="26"/>
+        </w:rPr>
+        <w:t xml:space="preserve">    </w:t>
+      </w:r>
+    </w:p>
+    <w:p>
+      <w:pPr>
+        <w:spacing w:before="40" w:after="40" w:line="240" w:lineRule="auto"/>
+        <w:rPr>
+          <w:rFonts w:asciiTheme="majorHAnsi" w:hAnsiTheme="majorHAnsi" w:cstheme="majorHAnsi"/>
+          <w:color w:val="000000" w:themeColor="text1"/>
+          <w:sz w:val="26"/>
+          <w:szCs w:val="26"/>
+        </w:rPr>
+      </w:pPr>
+      <w:r>
+        <w:rPr>
+          <w:rFonts w:asciiTheme="majorHAnsi" w:hAnsiTheme="majorHAnsi" w:cstheme="majorHAnsi"/>
+          <w:color w:val="000000" w:themeColor="text1"/>
+          <w:sz w:val="26"/>
+          <w:szCs w:val="26"/>
+        </w:rPr>
+        <w:t xml:space="preserve">    # 3. Inference với tính năng ép buộc cấu trúc JSON (Guided Decoding)</w:t>
+      </w:r>
+    </w:p>
+    <w:p>
+      <w:pPr>
+        <w:spacing w:before="40" w:after="40" w:line="240" w:lineRule="auto"/>
+        <w:rPr>
+          <w:rFonts w:asciiTheme="majorHAnsi" w:hAnsiTheme="majorHAnsi" w:cstheme="majorHAnsi"/>
+          <w:color w:val="000000" w:themeColor="text1"/>
+          <w:sz w:val="26"/>
+          <w:szCs w:val="26"/>
+        </w:rPr>
+      </w:pPr>
+      <w:r>
+        <w:rPr>
+          <w:rFonts w:asciiTheme="majorHAnsi" w:hAnsiTheme="majorHAnsi" w:cstheme="majorHAnsi"/>
+          <w:color w:val="000000" w:themeColor="text1"/>
+          <w:sz w:val="26"/>
+          <w:szCs w:val="26"/>
+        </w:rPr>
+        <w:t xml:space="preserve">    sampling_params = SamplingParams(</w:t>
+      </w:r>
+    </w:p>
+    <w:p>
+      <w:pPr>
+        <w:spacing w:before="40" w:after="40" w:line="240" w:lineRule="auto"/>
+        <w:rPr>
+          <w:rFonts w:asciiTheme="majorHAnsi" w:hAnsiTheme="majorHAnsi" w:cstheme="majorHAnsi"/>
+          <w:color w:val="000000" w:themeColor="text1"/>
+          <w:sz w:val="26"/>
+          <w:szCs w:val="26"/>
+        </w:rPr>
+      </w:pPr>
+      <w:r>
+        <w:rPr>
+          <w:rFonts w:asciiTheme="majorHAnsi" w:hAnsiTheme="majorHAnsi" w:cstheme="majorHAnsi"/>
+          <w:color w:val="000000" w:themeColor="text1"/>
+          <w:sz w:val="26"/>
+          <w:szCs w:val="26"/>
+        </w:rPr>
+        <w:t xml:space="preserve">        temperature=0.0, # Đặt bằng 0 để kết quả determinisitc</w:t>
+      </w:r>
+    </w:p>
+    <w:p>
+      <w:pPr>
+        <w:spacing w:before="40" w:after="40" w:line="240" w:lineRule="auto"/>
+        <w:rPr>
+          <w:rFonts w:asciiTheme="majorHAnsi" w:hAnsiTheme="majorHAnsi" w:cstheme="majorHAnsi"/>
+          <w:color w:val="000000" w:themeColor="text1"/>
+          <w:sz w:val="26"/>
+          <w:szCs w:val="26"/>
+        </w:rPr>
+      </w:pPr>
+      <w:r>
+        <w:rPr>
+          <w:rFonts w:asciiTheme="majorHAnsi" w:hAnsiTheme="majorHAnsi" w:cstheme="majorHAnsi"/>
+          <w:color w:val="000000" w:themeColor="text1"/>
+          <w:sz w:val="26"/>
+          <w:szCs w:val="26"/>
+        </w:rPr>
+        <w:t xml:space="preserve">        max_tokens=1024,</w:t>
+      </w:r>
+    </w:p>
+    <w:p>
+      <w:pPr>
+        <w:spacing w:before="40" w:after="40" w:line="240" w:lineRule="auto"/>
+        <w:rPr>
+          <w:rFonts w:asciiTheme="majorHAnsi" w:hAnsiTheme="majorHAnsi" w:cstheme="majorHAnsi"/>
+          <w:color w:val="000000" w:themeColor="text1"/>
+          <w:sz w:val="26"/>
+          <w:szCs w:val="26"/>
+        </w:rPr>
+      </w:pPr>
+      <w:r>
+        <w:rPr>
+          <w:rFonts w:asciiTheme="majorHAnsi" w:hAnsiTheme="majorHAnsi" w:cstheme="majorHAnsi"/>
+          <w:color w:val="000000" w:themeColor="text1"/>
+          <w:sz w:val="26"/>
+          <w:szCs w:val="26"/>
+        </w:rPr>
+        <w:t xml:space="preserve">        guided_json=json_schema # Ép LLM trả về đúng schema này</w:t>
+      </w:r>
+    </w:p>
+    <w:p>
+      <w:pPr>
+        <w:spacing w:before="40" w:after="40" w:line="240" w:lineRule="auto"/>
+        <w:rPr>
+          <w:rFonts w:asciiTheme="majorHAnsi" w:hAnsiTheme="majorHAnsi" w:cstheme="majorHAnsi"/>
+          <w:color w:val="000000" w:themeColor="text1"/>
+          <w:sz w:val="26"/>
+          <w:szCs w:val="26"/>
+        </w:rPr>
+      </w:pPr>
+      <w:r>
+        <w:rPr>
+          <w:rFonts w:asciiTheme="majorHAnsi" w:hAnsiTheme="majorHAnsi" w:cstheme="majorHAnsi"/>
+          <w:color w:val="000000" w:themeColor="text1"/>
+          <w:sz w:val="26"/>
+          <w:szCs w:val="26"/>
+        </w:rPr>
+        <w:t xml:space="preserve">    )</w:t>
+      </w:r>
+    </w:p>
+    <w:p>
+      <w:pPr>
+        <w:spacing w:before="40" w:after="40" w:line="240" w:lineRule="auto"/>
+        <w:rPr>
+          <w:rFonts w:asciiTheme="majorHAnsi" w:hAnsiTheme="majorHAnsi" w:cstheme="majorHAnsi"/>
+          <w:color w:val="000000" w:themeColor="text1"/>
+          <w:sz w:val="26"/>
+          <w:szCs w:val="26"/>
+        </w:rPr>
+      </w:pPr>
+      <w:r>
+        <w:rPr>
+          <w:rFonts w:asciiTheme="majorHAnsi" w:hAnsiTheme="majorHAnsi" w:cstheme="majorHAnsi"/>
+          <w:color w:val="000000" w:themeColor="text1"/>
+          <w:sz w:val="26"/>
+          <w:szCs w:val="26"/>
+        </w:rPr>
+        <w:t xml:space="preserve">    </w:t>
+      </w:r>
+    </w:p>
+    <w:p>
+      <w:pPr>
+        <w:spacing w:before="40" w:after="40" w:line="240" w:lineRule="auto"/>
+        <w:rPr>
+          <w:rFonts w:asciiTheme="majorHAnsi" w:hAnsiTheme="majorHAnsi" w:cstheme="majorHAnsi"/>
+          <w:color w:val="000000" w:themeColor="text1"/>
+          <w:sz w:val="26"/>
+          <w:szCs w:val="26"/>
+        </w:rPr>
+      </w:pPr>
+      <w:r>
+        <w:rPr>
+          <w:rFonts w:asciiTheme="majorHAnsi" w:hAnsiTheme="majorHAnsi" w:cstheme="majorHAnsi"/>
+          <w:color w:val="000000" w:themeColor="text1"/>
+          <w:sz w:val="26"/>
+          <w:szCs w:val="26"/>
+        </w:rPr>
+        <w:t xml:space="preserve">    outputs = llm_engine.generate(prompt, sampling_params)</w:t>
+      </w:r>
+    </w:p>
+    <w:p>
+      <w:pPr>
+        <w:spacing w:before="40" w:after="40" w:line="240" w:lineRule="auto"/>
+        <w:rPr>
+          <w:rFonts w:asciiTheme="majorHAnsi" w:hAnsiTheme="majorHAnsi" w:cstheme="majorHAnsi"/>
+          <w:color w:val="000000" w:themeColor="text1"/>
+          <w:sz w:val="26"/>
+          <w:szCs w:val="26"/>
+        </w:rPr>
+      </w:pPr>
+      <w:r>
+        <w:rPr>
+          <w:rFonts w:asciiTheme="majorHAnsi" w:hAnsiTheme="majorHAnsi" w:cstheme="majorHAnsi"/>
+          <w:color w:val="000000" w:themeColor="text1"/>
+          <w:sz w:val="26"/>
+          <w:szCs w:val="26"/>
+        </w:rPr>
+        <w:t xml:space="preserve">    return json.loads(outputs[0].outputs[0].text)</w:t>
+      </w:r>
+    </w:p>
+    <w:p>
+      <w:pPr>
+        <w:spacing w:before="40" w:after="40" w:line="240" w:lineRule="auto"/>
+        <w:rPr>
+          <w:rFonts w:asciiTheme="majorHAnsi" w:hAnsiTheme="majorHAnsi" w:cstheme="majorHAnsi"/>
+          <w:color w:val="000000" w:themeColor="text1"/>
+          <w:sz w:val="26"/>
+          <w:szCs w:val="26"/>
+        </w:rPr>
+      </w:pPr>
+    </w:p>
+    <w:p>
+      <w:pPr>
+        <w:spacing w:before="40" w:after="40" w:line="240" w:lineRule="auto"/>
+        <w:rPr>
+          <w:rFonts w:asciiTheme="majorHAnsi" w:hAnsiTheme="majorHAnsi" w:cstheme="majorHAnsi"/>
+          <w:b/>
+          <w:bCs/>
+          <w:color w:val="000000" w:themeColor="text1"/>
+          <w:sz w:val="26"/>
+          <w:szCs w:val="26"/>
+        </w:rPr>
+      </w:pPr>
+      <w:r>
+        <w:rPr>
+          <w:rFonts w:asciiTheme="majorHAnsi" w:hAnsiTheme="majorHAnsi" w:cstheme="majorHAnsi"/>
+          <w:b/>
+          <w:bCs/>
+          <w:color w:val="000000" w:themeColor="text1"/>
+          <w:sz w:val="26"/>
+          <w:szCs w:val="26"/>
+        </w:rPr>
+        <w:t>Mô hình đề xuất 5: Extractive QA (Hỏi đáp trích xuất)</w:t>
+      </w:r>
+    </w:p>
+    <w:p>
+      <w:pPr>
+        <w:spacing w:before="40" w:after="40" w:line="240" w:lineRule="auto"/>
+        <w:rPr>
+          <w:rFonts w:asciiTheme="majorHAnsi" w:hAnsiTheme="majorHAnsi" w:cstheme="majorHAnsi"/>
+          <w:color w:val="000000" w:themeColor="text1"/>
+          <w:sz w:val="26"/>
+          <w:szCs w:val="26"/>
+        </w:rPr>
+      </w:pPr>
+      <w:r>
+        <w:rPr>
+          <w:rFonts w:asciiTheme="majorHAnsi" w:hAnsiTheme="majorHAnsi" w:cstheme="majorHAnsi"/>
+          <w:b/>
+          <w:bCs/>
+          <w:color w:val="000000" w:themeColor="text1"/>
+          <w:sz w:val="26"/>
+          <w:szCs w:val="26"/>
+        </w:rPr>
+        <w:t>Tóm tắt:</w:t>
+      </w:r>
+      <w:r>
+        <w:rPr>
+          <w:rFonts w:asciiTheme="majorHAnsi" w:hAnsiTheme="majorHAnsi" w:cstheme="majorHAnsi"/>
+          <w:color w:val="000000" w:themeColor="text1"/>
+          <w:sz w:val="26"/>
+          <w:szCs w:val="26"/>
+        </w:rPr>
+        <w:t xml:space="preserve"> Extractive QA (Question Answering) là việc đóng khung (framing) bài toán trích xuất thành bài toán Đọc hiểu máy (Machine Reading Comprehension - MRC). Thay vì dạy mô hình nhận diện nhãn [Số_CMND], hệ thống sẽ đặt câu hỏi cho mô hình: </w:t>
+      </w:r>
+      <w:r>
+        <w:rPr>
+          <w:rFonts w:asciiTheme="majorHAnsi" w:hAnsiTheme="majorHAnsi" w:cstheme="majorHAnsi"/>
+          <w:i/>
+          <w:iCs/>
+          <w:color w:val="000000" w:themeColor="text1"/>
+          <w:sz w:val="26"/>
+          <w:szCs w:val="26"/>
+        </w:rPr>
+        <w:t>"Số chứng minh nhân dân của người này là gì?"</w:t>
+      </w:r>
+      <w:r>
+        <w:rPr>
+          <w:rFonts w:asciiTheme="majorHAnsi" w:hAnsiTheme="majorHAnsi" w:cstheme="majorHAnsi"/>
+          <w:color w:val="000000" w:themeColor="text1"/>
+          <w:sz w:val="26"/>
+          <w:szCs w:val="26"/>
+        </w:rPr>
+        <w:t>. Mô hình sẽ tìm và trích xuất chính xác đoạn văn bản (span text) chứa câu trả lời.</w:t>
+      </w:r>
+    </w:p>
+    <w:p>
+      <w:pPr>
+        <w:spacing w:before="40" w:after="40" w:line="240" w:lineRule="auto"/>
+        <w:rPr>
+          <w:rFonts w:asciiTheme="majorHAnsi" w:hAnsiTheme="majorHAnsi" w:cstheme="majorHAnsi"/>
+          <w:color w:val="000000" w:themeColor="text1"/>
+          <w:sz w:val="26"/>
+          <w:szCs w:val="26"/>
+        </w:rPr>
+      </w:pPr>
+      <w:r>
+        <w:rPr>
+          <w:rFonts w:asciiTheme="majorHAnsi" w:hAnsiTheme="majorHAnsi" w:cstheme="majorHAnsi"/>
+          <w:b/>
+          <w:bCs/>
+          <w:color w:val="000000" w:themeColor="text1"/>
+          <w:sz w:val="26"/>
+          <w:szCs w:val="26"/>
+        </w:rPr>
+        <w:t>Cách hoạt động:</w:t>
+      </w:r>
+    </w:p>
+    <w:p>
+      <w:pPr>
+        <w:spacing w:before="40" w:after="40" w:line="240" w:lineRule="auto"/>
+        <w:rPr>
+          <w:rFonts w:asciiTheme="majorHAnsi" w:hAnsiTheme="majorHAnsi" w:cstheme="majorHAnsi"/>
+          <w:color w:val="000000" w:themeColor="text1"/>
+          <w:sz w:val="26"/>
+          <w:szCs w:val="26"/>
+        </w:rPr>
+      </w:pPr>
+      <w:r>
+        <w:rPr>
+          <w:rFonts w:asciiTheme="majorHAnsi" w:hAnsiTheme="majorHAnsi" w:cstheme="majorHAnsi"/>
+          <w:color w:val="000000" w:themeColor="text1"/>
+          <w:sz w:val="26"/>
+          <w:szCs w:val="26"/>
+        </w:rPr>
+        <w:t>Đầu vào của mô hình (như XLM-RoBERTa, hoặc vi-mrc) luôn gồm 2 phần: Câu hỏi (Question) và Ngữ cảnh (Context - chính là văn bản OCR).</w:t>
+      </w:r>
+    </w:p>
+    <w:p>
+      <w:pPr>
+        <w:spacing w:before="40" w:after="40" w:line="240" w:lineRule="auto"/>
+        <w:rPr>
+          <w:rFonts w:asciiTheme="majorHAnsi" w:hAnsiTheme="majorHAnsi" w:cstheme="majorHAnsi"/>
+          <w:color w:val="000000" w:themeColor="text1"/>
+          <w:sz w:val="26"/>
+          <w:szCs w:val="26"/>
+        </w:rPr>
+      </w:pPr>
+      <w:r>
+        <w:rPr>
+          <w:rFonts w:asciiTheme="majorHAnsi" w:hAnsiTheme="majorHAnsi" w:cstheme="majorHAnsi"/>
+          <w:color w:val="000000" w:themeColor="text1"/>
+          <w:sz w:val="26"/>
+          <w:szCs w:val="26"/>
+        </w:rPr>
+        <w:t xml:space="preserve">Mạng neural sẽ tính toán xác suất cho từng token trong Context để tìm ra hai vị trí: </w:t>
+      </w:r>
+      <w:r>
+        <w:rPr>
+          <w:rFonts w:asciiTheme="majorHAnsi" w:hAnsiTheme="majorHAnsi" w:cstheme="majorHAnsi"/>
+          <w:b/>
+          <w:bCs/>
+          <w:color w:val="000000" w:themeColor="text1"/>
+          <w:sz w:val="26"/>
+          <w:szCs w:val="26"/>
+        </w:rPr>
+        <w:t>Start_index</w:t>
+      </w:r>
+      <w:r>
+        <w:rPr>
+          <w:rFonts w:asciiTheme="majorHAnsi" w:hAnsiTheme="majorHAnsi" w:cstheme="majorHAnsi"/>
+          <w:color w:val="000000" w:themeColor="text1"/>
+          <w:sz w:val="26"/>
+          <w:szCs w:val="26"/>
+        </w:rPr>
+        <w:t xml:space="preserve"> và </w:t>
+      </w:r>
+      <w:r>
+        <w:rPr>
+          <w:rFonts w:asciiTheme="majorHAnsi" w:hAnsiTheme="majorHAnsi" w:cstheme="majorHAnsi"/>
+          <w:b/>
+          <w:bCs/>
+          <w:color w:val="000000" w:themeColor="text1"/>
+          <w:sz w:val="26"/>
+          <w:szCs w:val="26"/>
+        </w:rPr>
+        <w:t>End_index</w:t>
+      </w:r>
+      <w:r>
+        <w:rPr>
+          <w:rFonts w:asciiTheme="majorHAnsi" w:hAnsiTheme="majorHAnsi" w:cstheme="majorHAnsi"/>
+          <w:color w:val="000000" w:themeColor="text1"/>
+          <w:sz w:val="26"/>
+          <w:szCs w:val="26"/>
+        </w:rPr>
+        <w:t>. Đoạn văn bản nằm giữa hai index này chính là thông tin cần trích xuất.</w:t>
+      </w:r>
+    </w:p>
+    <w:p>
+      <w:pPr>
+        <w:spacing w:before="40" w:after="40" w:line="240" w:lineRule="auto"/>
+        <w:rPr>
+          <w:rFonts w:asciiTheme="majorHAnsi" w:hAnsiTheme="majorHAnsi" w:cstheme="majorHAnsi"/>
+          <w:color w:val="000000" w:themeColor="text1"/>
+          <w:sz w:val="26"/>
+          <w:szCs w:val="26"/>
+        </w:rPr>
+      </w:pPr>
+      <w:r>
+        <w:rPr>
+          <w:rFonts w:asciiTheme="majorHAnsi" w:hAnsiTheme="majorHAnsi" w:cstheme="majorHAnsi"/>
+          <w:b/>
+          <w:bCs/>
+          <w:color w:val="000000" w:themeColor="text1"/>
+          <w:sz w:val="26"/>
+          <w:szCs w:val="26"/>
+        </w:rPr>
+        <w:t>Đánh giá:</w:t>
+      </w:r>
+    </w:p>
+    <w:p>
+      <w:pPr>
+        <w:numPr>
+          <w:ilvl w:val="0"/>
+          <w:numId w:val="27"/>
+        </w:numPr>
+        <w:spacing w:before="40" w:after="40" w:line="240" w:lineRule="auto"/>
+        <w:rPr>
+          <w:rFonts w:asciiTheme="majorHAnsi" w:hAnsiTheme="majorHAnsi" w:cstheme="majorHAnsi"/>
+          <w:color w:val="000000" w:themeColor="text1"/>
+          <w:sz w:val="26"/>
+          <w:szCs w:val="26"/>
+        </w:rPr>
+      </w:pPr>
+      <w:r>
+        <w:rPr>
+          <w:rFonts w:asciiTheme="majorHAnsi" w:hAnsiTheme="majorHAnsi" w:cstheme="majorHAnsi"/>
+          <w:b/>
+          <w:bCs/>
+          <w:color w:val="000000" w:themeColor="text1"/>
+          <w:sz w:val="26"/>
+          <w:szCs w:val="26"/>
+        </w:rPr>
+        <w:t>Ưu điểm:</w:t>
+      </w:r>
+      <w:r>
+        <w:rPr>
+          <w:rFonts w:asciiTheme="majorHAnsi" w:hAnsiTheme="majorHAnsi" w:cstheme="majorHAnsi"/>
+          <w:color w:val="000000" w:themeColor="text1"/>
+          <w:sz w:val="26"/>
+          <w:szCs w:val="26"/>
+        </w:rPr>
+        <w:t xml:space="preserve"> Cực kỳ linh hoạt với những trường thông tin mới. Nếu muốn trích xuất thêm "Tên thẩm phán", kỹ sư chỉ cần thêm câu hỏi "Ai là thẩm phán chủ tọa?" mà không cần huấn luyện lại bất cứ thứ gì. Rất phù hợp cho các văn bản tường thuật, văn bản luật dài.</w:t>
+      </w:r>
+    </w:p>
+    <w:p>
+      <w:pPr>
+        <w:numPr>
+          <w:ilvl w:val="0"/>
+          <w:numId w:val="27"/>
+        </w:numPr>
+        <w:spacing w:before="40" w:after="40" w:line="240" w:lineRule="auto"/>
+        <w:rPr>
+          <w:rFonts w:asciiTheme="majorHAnsi" w:hAnsiTheme="majorHAnsi" w:cstheme="majorHAnsi"/>
+          <w:color w:val="000000" w:themeColor="text1"/>
+          <w:sz w:val="26"/>
+          <w:szCs w:val="26"/>
+        </w:rPr>
+      </w:pPr>
+      <w:r>
+        <w:rPr>
+          <w:rFonts w:asciiTheme="majorHAnsi" w:hAnsiTheme="majorHAnsi" w:cstheme="majorHAnsi"/>
+          <w:b/>
+          <w:bCs/>
+          <w:color w:val="000000" w:themeColor="text1"/>
+          <w:sz w:val="26"/>
+          <w:szCs w:val="26"/>
+        </w:rPr>
+        <w:t>Nhược điểm:</w:t>
+      </w:r>
+      <w:r>
+        <w:rPr>
+          <w:rFonts w:asciiTheme="majorHAnsi" w:hAnsiTheme="majorHAnsi" w:cstheme="majorHAnsi"/>
+          <w:color w:val="000000" w:themeColor="text1"/>
+          <w:sz w:val="26"/>
+          <w:szCs w:val="26"/>
+        </w:rPr>
+        <w:t xml:space="preserve"> Tốc độ suy luận tỷ lệ thuận với số lượng trường cần trích xuất. Trích xuất 20 trường thông tin đồng nghĩa với việc phải chạy mô hình 20 lần qua cùng một đoạn văn bản (multiple forward passes), gây nghẽn cổ chai về hiệu suất so với PhoBERT (1 lần chạy ra tất cả).</w:t>
+      </w:r>
+    </w:p>
+    <w:p>
+      <w:pPr>
+        <w:spacing w:before="40" w:after="40" w:line="240" w:lineRule="auto"/>
+        <w:rPr>
+          <w:rFonts w:asciiTheme="majorHAnsi" w:hAnsiTheme="majorHAnsi" w:cstheme="majorHAnsi"/>
+          <w:color w:val="000000" w:themeColor="text1"/>
+          <w:sz w:val="26"/>
+          <w:szCs w:val="26"/>
+        </w:rPr>
+      </w:pPr>
+      <w:r>
+        <w:rPr>
+          <w:rFonts w:asciiTheme="majorHAnsi" w:hAnsiTheme="majorHAnsi" w:cstheme="majorHAnsi"/>
+          <w:b/>
+          <w:bCs/>
+          <w:color w:val="000000" w:themeColor="text1"/>
+          <w:sz w:val="26"/>
+          <w:szCs w:val="26"/>
+        </w:rPr>
+        <w:t>Mã giả (Pseudo-code):</w:t>
+      </w:r>
+    </w:p>
+    <w:p>
+      <w:pPr>
+        <w:spacing w:before="40" w:after="40" w:line="240" w:lineRule="auto"/>
+        <w:rPr>
+          <w:rFonts w:asciiTheme="majorHAnsi" w:hAnsiTheme="majorHAnsi" w:cstheme="majorHAnsi"/>
+          <w:color w:val="000000" w:themeColor="text1"/>
+          <w:sz w:val="26"/>
+          <w:szCs w:val="26"/>
+        </w:rPr>
+      </w:pPr>
+      <w:r>
+        <w:rPr>
+          <w:rFonts w:asciiTheme="majorHAnsi" w:hAnsiTheme="majorHAnsi" w:cstheme="majorHAnsi"/>
+          <w:color w:val="000000" w:themeColor="text1"/>
+          <w:sz w:val="26"/>
+          <w:szCs w:val="26"/>
+        </w:rPr>
+        <w:t>def extract_via_mrc_qa(ocr_text, fields_to_extract):</w:t>
+      </w:r>
+    </w:p>
+    <w:p>
+      <w:pPr>
+        <w:spacing w:before="40" w:after="40" w:line="240" w:lineRule="auto"/>
+        <w:rPr>
+          <w:rFonts w:asciiTheme="majorHAnsi" w:hAnsiTheme="majorHAnsi" w:cstheme="majorHAnsi"/>
+          <w:color w:val="000000" w:themeColor="text1"/>
+          <w:sz w:val="26"/>
+          <w:szCs w:val="26"/>
+        </w:rPr>
+      </w:pPr>
+      <w:r>
+        <w:rPr>
+          <w:rFonts w:asciiTheme="majorHAnsi" w:hAnsiTheme="majorHAnsi" w:cstheme="majorHAnsi"/>
+          <w:color w:val="000000" w:themeColor="text1"/>
+          <w:sz w:val="26"/>
+          <w:szCs w:val="26"/>
+        </w:rPr>
+        <w:t xml:space="preserve">    qa_model = pipeline("question-answering", model="nguyenvulebinh/vi-mrc-base")</w:t>
+      </w:r>
+    </w:p>
+    <w:p>
+      <w:pPr>
+        <w:spacing w:before="40" w:after="40" w:line="240" w:lineRule="auto"/>
+        <w:rPr>
+          <w:rFonts w:asciiTheme="majorHAnsi" w:hAnsiTheme="majorHAnsi" w:cstheme="majorHAnsi"/>
+          <w:color w:val="000000" w:themeColor="text1"/>
+          <w:sz w:val="26"/>
+          <w:szCs w:val="26"/>
+        </w:rPr>
+      </w:pPr>
+      <w:r>
+        <w:rPr>
+          <w:rFonts w:asciiTheme="majorHAnsi" w:hAnsiTheme="majorHAnsi" w:cstheme="majorHAnsi"/>
+          <w:color w:val="000000" w:themeColor="text1"/>
+          <w:sz w:val="26"/>
+          <w:szCs w:val="26"/>
+        </w:rPr>
+        <w:t xml:space="preserve">    extracted_data = {}</w:t>
+      </w:r>
+    </w:p>
+    <w:p>
+      <w:pPr>
+        <w:spacing w:before="40" w:after="40" w:line="240" w:lineRule="auto"/>
+        <w:rPr>
+          <w:rFonts w:asciiTheme="majorHAnsi" w:hAnsiTheme="majorHAnsi" w:cstheme="majorHAnsi"/>
+          <w:color w:val="000000" w:themeColor="text1"/>
+          <w:sz w:val="26"/>
+          <w:szCs w:val="26"/>
+        </w:rPr>
+      </w:pPr>
+      <w:r>
+        <w:rPr>
+          <w:rFonts w:asciiTheme="majorHAnsi" w:hAnsiTheme="majorHAnsi" w:cstheme="majorHAnsi"/>
+          <w:color w:val="000000" w:themeColor="text1"/>
+          <w:sz w:val="26"/>
+          <w:szCs w:val="26"/>
+        </w:rPr>
+        <w:t xml:space="preserve">    </w:t>
+      </w:r>
+    </w:p>
+    <w:p>
+      <w:pPr>
+        <w:spacing w:before="40" w:after="40" w:line="240" w:lineRule="auto"/>
+        <w:rPr>
+          <w:rFonts w:asciiTheme="majorHAnsi" w:hAnsiTheme="majorHAnsi" w:cstheme="majorHAnsi"/>
+          <w:color w:val="000000" w:themeColor="text1"/>
+          <w:sz w:val="26"/>
+          <w:szCs w:val="26"/>
+        </w:rPr>
+      </w:pPr>
+      <w:r>
+        <w:rPr>
+          <w:rFonts w:asciiTheme="majorHAnsi" w:hAnsiTheme="majorHAnsi" w:cstheme="majorHAnsi"/>
+          <w:color w:val="000000" w:themeColor="text1"/>
+          <w:sz w:val="26"/>
+          <w:szCs w:val="26"/>
+        </w:rPr>
+        <w:t xml:space="preserve">    # Chuyển đổi các trường cần lấy thành câu hỏi tự nhiên</w:t>
+      </w:r>
+    </w:p>
+    <w:p>
+      <w:pPr>
+        <w:spacing w:before="40" w:after="40" w:line="240" w:lineRule="auto"/>
+        <w:rPr>
+          <w:rFonts w:asciiTheme="majorHAnsi" w:hAnsiTheme="majorHAnsi" w:cstheme="majorHAnsi"/>
+          <w:color w:val="000000" w:themeColor="text1"/>
+          <w:sz w:val="26"/>
+          <w:szCs w:val="26"/>
+        </w:rPr>
+      </w:pPr>
+      <w:r>
+        <w:rPr>
+          <w:rFonts w:asciiTheme="majorHAnsi" w:hAnsiTheme="majorHAnsi" w:cstheme="majorHAnsi"/>
+          <w:color w:val="000000" w:themeColor="text1"/>
+          <w:sz w:val="26"/>
+          <w:szCs w:val="26"/>
+        </w:rPr>
+        <w:t xml:space="preserve">    questions_mapping = {</w:t>
+      </w:r>
+    </w:p>
+    <w:p>
+      <w:pPr>
+        <w:spacing w:before="40" w:after="40" w:line="240" w:lineRule="auto"/>
+        <w:rPr>
+          <w:rFonts w:asciiTheme="majorHAnsi" w:hAnsiTheme="majorHAnsi" w:cstheme="majorHAnsi"/>
+          <w:color w:val="000000" w:themeColor="text1"/>
+          <w:sz w:val="26"/>
+          <w:szCs w:val="26"/>
+        </w:rPr>
+      </w:pPr>
+      <w:r>
+        <w:rPr>
+          <w:rFonts w:asciiTheme="majorHAnsi" w:hAnsiTheme="majorHAnsi" w:cstheme="majorHAnsi"/>
+          <w:color w:val="000000" w:themeColor="text1"/>
+          <w:sz w:val="26"/>
+          <w:szCs w:val="26"/>
+        </w:rPr>
+        <w:lastRenderedPageBreak/>
+        <w:t xml:space="preserve">        "so_quyet_dinh": "Số quyết định của văn bản này là gì?",</w:t>
+      </w:r>
+    </w:p>
+    <w:p>
+      <w:pPr>
+        <w:spacing w:before="40" w:after="40" w:line="240" w:lineRule="auto"/>
+        <w:rPr>
+          <w:rFonts w:asciiTheme="majorHAnsi" w:hAnsiTheme="majorHAnsi" w:cstheme="majorHAnsi"/>
+          <w:color w:val="000000" w:themeColor="text1"/>
+          <w:sz w:val="26"/>
+          <w:szCs w:val="26"/>
+        </w:rPr>
+      </w:pPr>
+      <w:r>
+        <w:rPr>
+          <w:rFonts w:asciiTheme="majorHAnsi" w:hAnsiTheme="majorHAnsi" w:cstheme="majorHAnsi"/>
+          <w:color w:val="000000" w:themeColor="text1"/>
+          <w:sz w:val="26"/>
+          <w:szCs w:val="26"/>
+        </w:rPr>
+        <w:t xml:space="preserve">        "nguoi_bi_kien": "Ai là người bị kiện?",</w:t>
+      </w:r>
+    </w:p>
+    <w:p>
+      <w:pPr>
+        <w:spacing w:before="40" w:after="40" w:line="240" w:lineRule="auto"/>
+        <w:rPr>
+          <w:rFonts w:asciiTheme="majorHAnsi" w:hAnsiTheme="majorHAnsi" w:cstheme="majorHAnsi"/>
+          <w:color w:val="000000" w:themeColor="text1"/>
+          <w:sz w:val="26"/>
+          <w:szCs w:val="26"/>
+        </w:rPr>
+      </w:pPr>
+      <w:r>
+        <w:rPr>
+          <w:rFonts w:asciiTheme="majorHAnsi" w:hAnsiTheme="majorHAnsi" w:cstheme="majorHAnsi"/>
+          <w:color w:val="000000" w:themeColor="text1"/>
+          <w:sz w:val="26"/>
+          <w:szCs w:val="26"/>
+        </w:rPr>
+        <w:t xml:space="preserve">        "ngay_ban_hanh": "Văn bản được ban hành vào ngày tháng năm nào?"</w:t>
+      </w:r>
+    </w:p>
+    <w:p>
+      <w:pPr>
+        <w:spacing w:before="40" w:after="40" w:line="240" w:lineRule="auto"/>
+        <w:rPr>
+          <w:rFonts w:asciiTheme="majorHAnsi" w:hAnsiTheme="majorHAnsi" w:cstheme="majorHAnsi"/>
+          <w:color w:val="000000" w:themeColor="text1"/>
+          <w:sz w:val="26"/>
+          <w:szCs w:val="26"/>
+        </w:rPr>
+      </w:pPr>
+      <w:r>
+        <w:rPr>
+          <w:rFonts w:asciiTheme="majorHAnsi" w:hAnsiTheme="majorHAnsi" w:cstheme="majorHAnsi"/>
+          <w:color w:val="000000" w:themeColor="text1"/>
+          <w:sz w:val="26"/>
+          <w:szCs w:val="26"/>
+        </w:rPr>
+        <w:t xml:space="preserve">    }</w:t>
+      </w:r>
+    </w:p>
+    <w:p>
+      <w:pPr>
+        <w:spacing w:before="40" w:after="40" w:line="240" w:lineRule="auto"/>
+        <w:rPr>
+          <w:rFonts w:asciiTheme="majorHAnsi" w:hAnsiTheme="majorHAnsi" w:cstheme="majorHAnsi"/>
+          <w:color w:val="000000" w:themeColor="text1"/>
+          <w:sz w:val="26"/>
+          <w:szCs w:val="26"/>
+        </w:rPr>
+      </w:pPr>
+      <w:r>
+        <w:rPr>
+          <w:rFonts w:asciiTheme="majorHAnsi" w:hAnsiTheme="majorHAnsi" w:cstheme="majorHAnsi"/>
+          <w:color w:val="000000" w:themeColor="text1"/>
+          <w:sz w:val="26"/>
+          <w:szCs w:val="26"/>
+        </w:rPr>
+        <w:t xml:space="preserve">    </w:t>
+      </w:r>
+    </w:p>
+    <w:p>
+      <w:pPr>
+        <w:spacing w:before="40" w:after="40" w:line="240" w:lineRule="auto"/>
+        <w:rPr>
+          <w:rFonts w:asciiTheme="majorHAnsi" w:hAnsiTheme="majorHAnsi" w:cstheme="majorHAnsi"/>
+          <w:color w:val="000000" w:themeColor="text1"/>
+          <w:sz w:val="26"/>
+          <w:szCs w:val="26"/>
+        </w:rPr>
+      </w:pPr>
+      <w:r>
+        <w:rPr>
+          <w:rFonts w:asciiTheme="majorHAnsi" w:hAnsiTheme="majorHAnsi" w:cstheme="majorHAnsi"/>
+          <w:color w:val="000000" w:themeColor="text1"/>
+          <w:sz w:val="26"/>
+          <w:szCs w:val="26"/>
+        </w:rPr>
+        <w:t xml:space="preserve">    # Vòng lặp đặt câu hỏi cho từng trường</w:t>
+      </w:r>
+    </w:p>
+    <w:p>
+      <w:pPr>
+        <w:spacing w:before="40" w:after="40" w:line="240" w:lineRule="auto"/>
+        <w:rPr>
+          <w:rFonts w:asciiTheme="majorHAnsi" w:hAnsiTheme="majorHAnsi" w:cstheme="majorHAnsi"/>
+          <w:color w:val="000000" w:themeColor="text1"/>
+          <w:sz w:val="26"/>
+          <w:szCs w:val="26"/>
+        </w:rPr>
+      </w:pPr>
+      <w:r>
+        <w:rPr>
+          <w:rFonts w:asciiTheme="majorHAnsi" w:hAnsiTheme="majorHAnsi" w:cstheme="majorHAnsi"/>
+          <w:color w:val="000000" w:themeColor="text1"/>
+          <w:sz w:val="26"/>
+          <w:szCs w:val="26"/>
+        </w:rPr>
+        <w:t xml:space="preserve">    for field_key in fields_to_extract:</w:t>
+      </w:r>
+    </w:p>
+    <w:p>
+      <w:pPr>
+        <w:spacing w:before="40" w:after="40" w:line="240" w:lineRule="auto"/>
+        <w:rPr>
+          <w:rFonts w:asciiTheme="majorHAnsi" w:hAnsiTheme="majorHAnsi" w:cstheme="majorHAnsi"/>
+          <w:color w:val="000000" w:themeColor="text1"/>
+          <w:sz w:val="26"/>
+          <w:szCs w:val="26"/>
+        </w:rPr>
+      </w:pPr>
+      <w:r>
+        <w:rPr>
+          <w:rFonts w:asciiTheme="majorHAnsi" w:hAnsiTheme="majorHAnsi" w:cstheme="majorHAnsi"/>
+          <w:color w:val="000000" w:themeColor="text1"/>
+          <w:sz w:val="26"/>
+          <w:szCs w:val="26"/>
+        </w:rPr>
+        <w:t xml:space="preserve">        question = questions_mapping.get(field_key)</w:t>
+      </w:r>
+    </w:p>
+    <w:p>
+      <w:pPr>
+        <w:spacing w:before="40" w:after="40" w:line="240" w:lineRule="auto"/>
+        <w:rPr>
+          <w:rFonts w:asciiTheme="majorHAnsi" w:hAnsiTheme="majorHAnsi" w:cstheme="majorHAnsi"/>
+          <w:color w:val="000000" w:themeColor="text1"/>
+          <w:sz w:val="26"/>
+          <w:szCs w:val="26"/>
+        </w:rPr>
+      </w:pPr>
+      <w:r>
+        <w:rPr>
+          <w:rFonts w:asciiTheme="majorHAnsi" w:hAnsiTheme="majorHAnsi" w:cstheme="majorHAnsi"/>
+          <w:color w:val="000000" w:themeColor="text1"/>
+          <w:sz w:val="26"/>
+          <w:szCs w:val="26"/>
+        </w:rPr>
+        <w:t xml:space="preserve">        </w:t>
+      </w:r>
+    </w:p>
+    <w:p>
+      <w:pPr>
+        <w:spacing w:before="40" w:after="40" w:line="240" w:lineRule="auto"/>
+        <w:rPr>
+          <w:rFonts w:asciiTheme="majorHAnsi" w:hAnsiTheme="majorHAnsi" w:cstheme="majorHAnsi"/>
+          <w:color w:val="000000" w:themeColor="text1"/>
+          <w:sz w:val="26"/>
+          <w:szCs w:val="26"/>
+        </w:rPr>
+      </w:pPr>
+      <w:r>
+        <w:rPr>
+          <w:rFonts w:asciiTheme="majorHAnsi" w:hAnsiTheme="majorHAnsi" w:cstheme="majorHAnsi"/>
+          <w:color w:val="000000" w:themeColor="text1"/>
+          <w:sz w:val="26"/>
+          <w:szCs w:val="26"/>
+        </w:rPr>
+        <w:t xml:space="preserve">        # Mô hình dự đoán start_index và end_index</w:t>
+      </w:r>
+    </w:p>
+    <w:p>
+      <w:pPr>
+        <w:spacing w:before="40" w:after="40" w:line="240" w:lineRule="auto"/>
+        <w:rPr>
+          <w:rFonts w:asciiTheme="majorHAnsi" w:hAnsiTheme="majorHAnsi" w:cstheme="majorHAnsi"/>
+          <w:color w:val="000000" w:themeColor="text1"/>
+          <w:sz w:val="26"/>
+          <w:szCs w:val="26"/>
+        </w:rPr>
+      </w:pPr>
+      <w:r>
+        <w:rPr>
+          <w:rFonts w:asciiTheme="majorHAnsi" w:hAnsiTheme="majorHAnsi" w:cstheme="majorHAnsi"/>
+          <w:color w:val="000000" w:themeColor="text1"/>
+          <w:sz w:val="26"/>
+          <w:szCs w:val="26"/>
+        </w:rPr>
+        <w:t xml:space="preserve">        result = qa_model(question=question, context=ocr_text)</w:t>
+      </w:r>
+    </w:p>
+    <w:p>
+      <w:pPr>
+        <w:spacing w:before="40" w:after="40" w:line="240" w:lineRule="auto"/>
+        <w:rPr>
+          <w:rFonts w:asciiTheme="majorHAnsi" w:hAnsiTheme="majorHAnsi" w:cstheme="majorHAnsi"/>
+          <w:color w:val="000000" w:themeColor="text1"/>
+          <w:sz w:val="26"/>
+          <w:szCs w:val="26"/>
+        </w:rPr>
+      </w:pPr>
+      <w:r>
+        <w:rPr>
+          <w:rFonts w:asciiTheme="majorHAnsi" w:hAnsiTheme="majorHAnsi" w:cstheme="majorHAnsi"/>
+          <w:color w:val="000000" w:themeColor="text1"/>
+          <w:sz w:val="26"/>
+          <w:szCs w:val="26"/>
+        </w:rPr>
+        <w:t xml:space="preserve">        </w:t>
+      </w:r>
+    </w:p>
+    <w:p>
+      <w:pPr>
+        <w:spacing w:before="40" w:after="40" w:line="240" w:lineRule="auto"/>
+        <w:rPr>
+          <w:rFonts w:asciiTheme="majorHAnsi" w:hAnsiTheme="majorHAnsi" w:cstheme="majorHAnsi"/>
+          <w:color w:val="000000" w:themeColor="text1"/>
+          <w:sz w:val="26"/>
+          <w:szCs w:val="26"/>
+        </w:rPr>
+      </w:pPr>
+      <w:r>
+        <w:rPr>
+          <w:rFonts w:asciiTheme="majorHAnsi" w:hAnsiTheme="majorHAnsi" w:cstheme="majorHAnsi"/>
+          <w:color w:val="000000" w:themeColor="text1"/>
+          <w:sz w:val="26"/>
+          <w:szCs w:val="26"/>
+        </w:rPr>
+        <w:t xml:space="preserve">        # Lấy câu trả lời nếu độ tin cậy đủ cao</w:t>
+      </w:r>
+    </w:p>
+    <w:p>
+      <w:pPr>
+        <w:spacing w:before="40" w:after="40" w:line="240" w:lineRule="auto"/>
+        <w:rPr>
+          <w:rFonts w:asciiTheme="majorHAnsi" w:hAnsiTheme="majorHAnsi" w:cstheme="majorHAnsi"/>
+          <w:color w:val="000000" w:themeColor="text1"/>
+          <w:sz w:val="26"/>
+          <w:szCs w:val="26"/>
+        </w:rPr>
+      </w:pPr>
+      <w:r>
+        <w:rPr>
+          <w:rFonts w:asciiTheme="majorHAnsi" w:hAnsiTheme="majorHAnsi" w:cstheme="majorHAnsi"/>
+          <w:color w:val="000000" w:themeColor="text1"/>
+          <w:sz w:val="26"/>
+          <w:szCs w:val="26"/>
+        </w:rPr>
+        <w:t xml:space="preserve">        if result['score'] &gt; 0.75:</w:t>
+      </w:r>
+    </w:p>
+    <w:p>
+      <w:pPr>
+        <w:spacing w:before="40" w:after="40" w:line="240" w:lineRule="auto"/>
+        <w:rPr>
+          <w:rFonts w:asciiTheme="majorHAnsi" w:hAnsiTheme="majorHAnsi" w:cstheme="majorHAnsi"/>
+          <w:color w:val="000000" w:themeColor="text1"/>
+          <w:sz w:val="26"/>
+          <w:szCs w:val="26"/>
+        </w:rPr>
+      </w:pPr>
+      <w:r>
+        <w:rPr>
+          <w:rFonts w:asciiTheme="majorHAnsi" w:hAnsiTheme="majorHAnsi" w:cstheme="majorHAnsi"/>
+          <w:color w:val="000000" w:themeColor="text1"/>
+          <w:sz w:val="26"/>
+          <w:szCs w:val="26"/>
+        </w:rPr>
+        <w:t xml:space="preserve">            extracted_data[field_key] = result['answer']</w:t>
+      </w:r>
+    </w:p>
+    <w:p>
+      <w:pPr>
+        <w:spacing w:before="40" w:after="40" w:line="240" w:lineRule="auto"/>
+        <w:rPr>
+          <w:rFonts w:asciiTheme="majorHAnsi" w:hAnsiTheme="majorHAnsi" w:cstheme="majorHAnsi"/>
+          <w:color w:val="000000" w:themeColor="text1"/>
+          <w:sz w:val="26"/>
+          <w:szCs w:val="26"/>
+        </w:rPr>
+      </w:pPr>
+      <w:r>
+        <w:rPr>
+          <w:rFonts w:asciiTheme="majorHAnsi" w:hAnsiTheme="majorHAnsi" w:cstheme="majorHAnsi"/>
+          <w:color w:val="000000" w:themeColor="text1"/>
+          <w:sz w:val="26"/>
+          <w:szCs w:val="26"/>
+        </w:rPr>
+        <w:t xml:space="preserve">        else:</w:t>
+      </w:r>
+    </w:p>
+    <w:p>
+      <w:pPr>
+        <w:spacing w:before="40" w:after="40" w:line="240" w:lineRule="auto"/>
+        <w:rPr>
+          <w:rFonts w:asciiTheme="majorHAnsi" w:hAnsiTheme="majorHAnsi" w:cstheme="majorHAnsi"/>
+          <w:color w:val="000000" w:themeColor="text1"/>
+          <w:sz w:val="26"/>
+          <w:szCs w:val="26"/>
+        </w:rPr>
+      </w:pPr>
+      <w:r>
+        <w:rPr>
+          <w:rFonts w:asciiTheme="majorHAnsi" w:hAnsiTheme="majorHAnsi" w:cstheme="majorHAnsi"/>
+          <w:color w:val="000000" w:themeColor="text1"/>
+          <w:sz w:val="26"/>
+          <w:szCs w:val="26"/>
+        </w:rPr>
+        <w:t xml:space="preserve">            extracted_data[field_key] = None</w:t>
+      </w:r>
+    </w:p>
+    <w:p>
+      <w:pPr>
+        <w:spacing w:before="40" w:after="40" w:line="240" w:lineRule="auto"/>
+        <w:rPr>
+          <w:rFonts w:asciiTheme="majorHAnsi" w:hAnsiTheme="majorHAnsi" w:cstheme="majorHAnsi"/>
+          <w:color w:val="000000" w:themeColor="text1"/>
+          <w:sz w:val="26"/>
+          <w:szCs w:val="26"/>
+        </w:rPr>
+      </w:pPr>
+      <w:r>
+        <w:rPr>
+          <w:rFonts w:asciiTheme="majorHAnsi" w:hAnsiTheme="majorHAnsi" w:cstheme="majorHAnsi"/>
+          <w:color w:val="000000" w:themeColor="text1"/>
+          <w:sz w:val="26"/>
+          <w:szCs w:val="26"/>
+        </w:rPr>
+        <w:t xml:space="preserve">            </w:t>
+      </w:r>
+    </w:p>
+    <w:p>
+      <w:pPr>
+        <w:spacing w:before="40" w:after="40" w:line="240" w:lineRule="auto"/>
+        <w:rPr>
+          <w:rFonts w:asciiTheme="majorHAnsi" w:hAnsiTheme="majorHAnsi" w:cstheme="majorHAnsi"/>
+          <w:color w:val="000000" w:themeColor="text1"/>
+          <w:sz w:val="26"/>
+          <w:szCs w:val="26"/>
+        </w:rPr>
+      </w:pPr>
+      <w:r>
+        <w:rPr>
+          <w:rFonts w:asciiTheme="majorHAnsi" w:hAnsiTheme="majorHAnsi" w:cstheme="majorHAnsi"/>
+          <w:color w:val="000000" w:themeColor="text1"/>
+          <w:sz w:val="26"/>
+          <w:szCs w:val="26"/>
+        </w:rPr>
+        <w:t xml:space="preserve">    return extracted_data</w:t>
+      </w:r>
+    </w:p>
+    <w:p>
+      <w:pPr>
+        <w:spacing w:before="40" w:after="40" w:line="240" w:lineRule="auto"/>
+        <w:rPr>
+          <w:rFonts w:asciiTheme="majorHAnsi" w:hAnsiTheme="majorHAnsi" w:cstheme="majorHAnsi"/>
+          <w:color w:val="000000" w:themeColor="text1"/>
+          <w:sz w:val="26"/>
+          <w:szCs w:val="26"/>
+        </w:rPr>
+      </w:pPr>
+      <w:r>
+        <w:rPr>
+          <w:rFonts w:asciiTheme="majorHAnsi" w:hAnsiTheme="majorHAnsi" w:cstheme="majorHAnsi"/>
+          <w:color w:val="000000" w:themeColor="text1"/>
+          <w:sz w:val="26"/>
+          <w:szCs w:val="26"/>
+        </w:rPr>
+        <w:t xml:space="preserve">Để đáp ứng yêu cầu của bạn, dưới đây là phần phân tích chi tiết về phương pháp </w:t>
+      </w:r>
+      <w:r>
+        <w:rPr>
+          <w:rFonts w:asciiTheme="majorHAnsi" w:hAnsiTheme="majorHAnsi" w:cstheme="majorHAnsi"/>
+          <w:b/>
+          <w:bCs/>
+          <w:color w:val="000000" w:themeColor="text1"/>
+          <w:sz w:val="26"/>
+          <w:szCs w:val="26"/>
+        </w:rPr>
+        <w:t>Graph-based KVP Extraction</w:t>
+      </w:r>
+      <w:r>
+        <w:rPr>
+          <w:rFonts w:asciiTheme="majorHAnsi" w:hAnsiTheme="majorHAnsi" w:cstheme="majorHAnsi"/>
+          <w:color w:val="000000" w:themeColor="text1"/>
+          <w:sz w:val="26"/>
+          <w:szCs w:val="26"/>
+        </w:rPr>
+        <w:t xml:space="preserve"> được biên soạn với cấu trúc, văn phong và mức độ học thuật đồng nhất với tài liệu nghiên cứu ban đầu.</w:t>
+      </w:r>
+    </w:p>
+    <w:p>
+      <w:pPr>
+        <w:spacing w:before="40" w:after="40" w:line="240" w:lineRule="auto"/>
         <w:rPr>
           <w:rFonts w:asciiTheme="majorHAnsi" w:hAnsiTheme="majorHAnsi" w:cstheme="majorHAnsi"/>
           <w:color w:val="000000" w:themeColor="text1"/>
@@ -7599,16 +10947,1678 @@
           <w:lang w:val="en-US"/>
         </w:rPr>
       </w:pPr>
-      <w:r>
-        <w:rPr>
-          <w:rFonts w:asciiTheme="majorHAnsi" w:hAnsiTheme="majorHAnsi" w:cstheme="majorHAnsi"/>
+    </w:p>
+    <w:p>
+      <w:pPr>
+        <w:spacing w:before="40" w:after="40" w:line="240" w:lineRule="auto"/>
+        <w:jc w:val="center"/>
+        <w:rPr>
+          <w:rFonts w:asciiTheme="majorHAnsi" w:hAnsiTheme="majorHAnsi" w:cstheme="majorHAnsi"/>
+          <w:b/>
+          <w:bCs/>
+          <w:color w:val="000000" w:themeColor="text1"/>
+          <w:sz w:val="36"/>
+          <w:szCs w:val="36"/>
+        </w:rPr>
+      </w:pPr>
+      <w:r>
+        <w:rPr>
+          <w:rFonts w:asciiTheme="majorHAnsi" w:hAnsiTheme="majorHAnsi" w:cstheme="majorHAnsi"/>
+          <w:b/>
+          <w:bCs/>
+          <w:color w:val="000000" w:themeColor="text1"/>
+          <w:sz w:val="36"/>
+          <w:szCs w:val="36"/>
+        </w:rPr>
+        <w:t>Mô hình đề xuất 6: Graph-based KVP Extraction (Trích xuất Khóa - Giá trị dựa trên Đồ thị Không gian)</w:t>
+      </w:r>
+    </w:p>
+    <w:p>
+      <w:pPr>
+        <w:spacing w:before="40" w:after="40" w:line="240" w:lineRule="auto"/>
+        <w:rPr>
+          <w:rFonts w:asciiTheme="majorHAnsi" w:hAnsiTheme="majorHAnsi" w:cstheme="majorHAnsi"/>
+          <w:color w:val="000000" w:themeColor="text1"/>
+          <w:sz w:val="26"/>
+          <w:szCs w:val="26"/>
+        </w:rPr>
+      </w:pPr>
+      <w:r>
+        <w:rPr>
+          <w:rFonts w:asciiTheme="majorHAnsi" w:hAnsiTheme="majorHAnsi" w:cstheme="majorHAnsi"/>
+          <w:b/>
+          <w:bCs/>
+          <w:color w:val="000000" w:themeColor="text1"/>
+          <w:sz w:val="26"/>
+          <w:szCs w:val="26"/>
+        </w:rPr>
+        <w:t>Tóm tắt:</w:t>
+      </w:r>
+      <w:r>
+        <w:rPr>
+          <w:rFonts w:asciiTheme="majorHAnsi" w:hAnsiTheme="majorHAnsi" w:cstheme="majorHAnsi"/>
+          <w:color w:val="000000" w:themeColor="text1"/>
+          <w:sz w:val="26"/>
+          <w:szCs w:val="26"/>
+        </w:rPr>
+        <w:t xml:space="preserve"> Nếu các mô hình NLP truyền thống (như PhoBERT hay LLM) xử lý văn bản theo chiều tuyến tính (từ trái sang phải, dòng trên xuống dòng dưới) và dễ dàng đánh mất cấu trúc không gian của biểu mẫu, thì phương pháp Graph-based KVP (Key-Value Pair) Extraction tiếp cận tài liệu dưới dạng một </w:t>
+      </w:r>
+      <w:r>
+        <w:rPr>
+          <w:rFonts w:asciiTheme="majorHAnsi" w:hAnsiTheme="majorHAnsi" w:cstheme="majorHAnsi"/>
+          <w:b/>
+          <w:bCs/>
+          <w:color w:val="000000" w:themeColor="text1"/>
+          <w:sz w:val="26"/>
+          <w:szCs w:val="26"/>
+        </w:rPr>
+        <w:t>Đồ thị không gian 2D (Spatial Graph)</w:t>
+      </w:r>
+      <w:r>
+        <w:rPr>
+          <w:rFonts w:asciiTheme="majorHAnsi" w:hAnsiTheme="majorHAnsi" w:cstheme="majorHAnsi"/>
+          <w:color w:val="000000" w:themeColor="text1"/>
+          <w:sz w:val="26"/>
+          <w:szCs w:val="26"/>
+        </w:rPr>
+        <w:t>.</w:t>
+      </w:r>
+    </w:p>
+    <w:p>
+      <w:pPr>
+        <w:spacing w:before="40" w:after="40" w:line="240" w:lineRule="auto"/>
+        <w:rPr>
+          <w:rFonts w:asciiTheme="majorHAnsi" w:hAnsiTheme="majorHAnsi" w:cstheme="majorHAnsi"/>
+          <w:color w:val="000000" w:themeColor="text1"/>
+          <w:sz w:val="26"/>
+          <w:szCs w:val="26"/>
+        </w:rPr>
+      </w:pPr>
+      <w:r>
+        <w:rPr>
+          <w:rFonts w:asciiTheme="majorHAnsi" w:hAnsiTheme="majorHAnsi" w:cstheme="majorHAnsi"/>
+          <w:color w:val="000000" w:themeColor="text1"/>
+          <w:sz w:val="26"/>
+          <w:szCs w:val="26"/>
+        </w:rPr>
+        <w:t xml:space="preserve">Trong đó, mỗi từ/cụm từ (kèm Bounding Box từ Module 2) là một </w:t>
+      </w:r>
+      <w:r>
+        <w:rPr>
+          <w:rFonts w:asciiTheme="majorHAnsi" w:hAnsiTheme="majorHAnsi" w:cstheme="majorHAnsi"/>
+          <w:b/>
+          <w:bCs/>
+          <w:color w:val="000000" w:themeColor="text1"/>
+          <w:sz w:val="26"/>
+          <w:szCs w:val="26"/>
+        </w:rPr>
+        <w:t>Nút (Node)</w:t>
+      </w:r>
+      <w:r>
+        <w:rPr>
+          <w:rFonts w:asciiTheme="majorHAnsi" w:hAnsiTheme="majorHAnsi" w:cstheme="majorHAnsi"/>
+          <w:color w:val="000000" w:themeColor="text1"/>
+          <w:sz w:val="26"/>
+          <w:szCs w:val="26"/>
+        </w:rPr>
+        <w:t xml:space="preserve">, và khoảng cách hình học giữa chúng là các </w:t>
+      </w:r>
+      <w:r>
+        <w:rPr>
+          <w:rFonts w:asciiTheme="majorHAnsi" w:hAnsiTheme="majorHAnsi" w:cstheme="majorHAnsi"/>
+          <w:b/>
+          <w:bCs/>
+          <w:color w:val="000000" w:themeColor="text1"/>
+          <w:sz w:val="26"/>
+          <w:szCs w:val="26"/>
+        </w:rPr>
+        <w:t>Cạnh (Edge)</w:t>
+      </w:r>
+      <w:r>
+        <w:rPr>
+          <w:rFonts w:asciiTheme="majorHAnsi" w:hAnsiTheme="majorHAnsi" w:cstheme="majorHAnsi"/>
+          <w:color w:val="000000" w:themeColor="text1"/>
+          <w:sz w:val="26"/>
+          <w:szCs w:val="26"/>
+        </w:rPr>
+        <w:t>. Phương pháp này đặc biệt xuất sắc trong việc bóc tách thông tin từ các biểu mẫu có cấu trúc tĩnh hoặc bán động (như tờ khai, hóa đơn, giấy phép, chứng minh nhân dân), nơi giá trị (Value) luôn nằm ngay bên phải hoặc ngay bên dưới từ khóa (Key/Anchor text).</w:t>
+      </w:r>
+    </w:p>
+    <w:p>
+      <w:pPr>
+        <w:spacing w:before="40" w:after="40" w:line="240" w:lineRule="auto"/>
+        <w:rPr>
+          <w:rFonts w:asciiTheme="majorHAnsi" w:hAnsiTheme="majorHAnsi" w:cstheme="majorHAnsi"/>
+          <w:color w:val="000000" w:themeColor="text1"/>
+          <w:sz w:val="26"/>
+          <w:szCs w:val="26"/>
+        </w:rPr>
+      </w:pPr>
+      <w:r>
+        <w:rPr>
+          <w:rFonts w:asciiTheme="majorHAnsi" w:hAnsiTheme="majorHAnsi" w:cstheme="majorHAnsi"/>
+          <w:b/>
+          <w:bCs/>
+          <w:color w:val="000000" w:themeColor="text1"/>
+          <w:sz w:val="26"/>
+          <w:szCs w:val="26"/>
+        </w:rPr>
+        <w:t>1. Cách hoạt động (Pipeline cơ bản):</w:t>
+      </w:r>
+    </w:p>
+    <w:p>
+      <w:pPr>
+        <w:numPr>
+          <w:ilvl w:val="0"/>
+          <w:numId w:val="28"/>
+        </w:numPr>
+        <w:spacing w:before="40" w:after="40" w:line="240" w:lineRule="auto"/>
+        <w:rPr>
+          <w:rFonts w:asciiTheme="majorHAnsi" w:hAnsiTheme="majorHAnsi" w:cstheme="majorHAnsi"/>
+          <w:color w:val="000000" w:themeColor="text1"/>
+          <w:sz w:val="26"/>
+          <w:szCs w:val="26"/>
+        </w:rPr>
+      </w:pPr>
+      <w:r>
+        <w:rPr>
+          <w:rFonts w:asciiTheme="majorHAnsi" w:hAnsiTheme="majorHAnsi" w:cstheme="majorHAnsi"/>
+          <w:b/>
+          <w:bCs/>
+          <w:color w:val="000000" w:themeColor="text1"/>
+          <w:sz w:val="26"/>
+          <w:szCs w:val="26"/>
+        </w:rPr>
+        <w:t>Bước 1 - Khởi tạo Đồ thị (Graph Construction):</w:t>
+      </w:r>
+      <w:r>
+        <w:rPr>
+          <w:rFonts w:asciiTheme="majorHAnsi" w:hAnsiTheme="majorHAnsi" w:cstheme="majorHAnsi"/>
+          <w:color w:val="000000" w:themeColor="text1"/>
+          <w:sz w:val="26"/>
+          <w:szCs w:val="26"/>
+        </w:rPr>
+        <w:t xml:space="preserve"> Sử dụng đầu ra của Module 2 (Core OCR Engine), mỗi bounding_box được khởi tạo thành một Node trên đồ thị. Hệ thống sẽ tính toán khoảng cách Euclide hoặc sử dụng thuật toán K-Nearest Neighbors (K-NN) / Line-of-sight để kết nối các Node gần nhau tạo thành các Cạnh (Edges).</w:t>
+      </w:r>
+    </w:p>
+    <w:p>
+      <w:pPr>
+        <w:numPr>
+          <w:ilvl w:val="0"/>
+          <w:numId w:val="28"/>
+        </w:numPr>
+        <w:spacing w:before="40" w:after="40" w:line="240" w:lineRule="auto"/>
+        <w:rPr>
+          <w:rFonts w:asciiTheme="majorHAnsi" w:hAnsiTheme="majorHAnsi" w:cstheme="majorHAnsi"/>
+          <w:color w:val="000000" w:themeColor="text1"/>
+          <w:sz w:val="26"/>
+          <w:szCs w:val="26"/>
+        </w:rPr>
+      </w:pPr>
+      <w:r>
+        <w:rPr>
+          <w:rFonts w:asciiTheme="majorHAnsi" w:hAnsiTheme="majorHAnsi" w:cstheme="majorHAnsi"/>
+          <w:b/>
+          <w:bCs/>
+          <w:color w:val="000000" w:themeColor="text1"/>
+          <w:sz w:val="26"/>
+          <w:szCs w:val="26"/>
+        </w:rPr>
+        <w:lastRenderedPageBreak/>
+        <w:t>Bước 2 - Gán đặc trưng (Feature Embedding):</w:t>
+      </w:r>
+      <w:r>
+        <w:rPr>
+          <w:rFonts w:asciiTheme="majorHAnsi" w:hAnsiTheme="majorHAnsi" w:cstheme="majorHAnsi"/>
+          <w:color w:val="000000" w:themeColor="text1"/>
+          <w:sz w:val="26"/>
+          <w:szCs w:val="26"/>
+        </w:rPr>
+        <w:t xml:space="preserve"> Mỗi Node sẽ mang ba tập đặc trưng (features):</w:t>
+      </w:r>
+    </w:p>
+    <w:p>
+      <w:pPr>
+        <w:numPr>
+          <w:ilvl w:val="1"/>
+          <w:numId w:val="28"/>
+        </w:numPr>
+        <w:spacing w:before="40" w:after="40" w:line="240" w:lineRule="auto"/>
+        <w:rPr>
+          <w:rFonts w:asciiTheme="majorHAnsi" w:hAnsiTheme="majorHAnsi" w:cstheme="majorHAnsi"/>
+          <w:color w:val="000000" w:themeColor="text1"/>
+          <w:sz w:val="26"/>
+          <w:szCs w:val="26"/>
+        </w:rPr>
+      </w:pPr>
+      <w:r>
+        <w:rPr>
+          <w:rFonts w:asciiTheme="majorHAnsi" w:hAnsiTheme="majorHAnsi" w:cstheme="majorHAnsi"/>
+          <w:i/>
+          <w:iCs/>
+          <w:color w:val="000000" w:themeColor="text1"/>
+          <w:sz w:val="26"/>
+          <w:szCs w:val="26"/>
+        </w:rPr>
+        <w:t>Text Feature:</w:t>
+      </w:r>
+      <w:r>
+        <w:rPr>
+          <w:rFonts w:asciiTheme="majorHAnsi" w:hAnsiTheme="majorHAnsi" w:cstheme="majorHAnsi"/>
+          <w:color w:val="000000" w:themeColor="text1"/>
+          <w:sz w:val="26"/>
+          <w:szCs w:val="26"/>
+        </w:rPr>
+        <w:t xml:space="preserve"> Nhúng ngữ nghĩa của chuỗi ký tự (có thể dùng fastText hoặc PhoBERT embeddings nhẹ).</w:t>
+      </w:r>
+    </w:p>
+    <w:p>
+      <w:pPr>
+        <w:numPr>
+          <w:ilvl w:val="1"/>
+          <w:numId w:val="28"/>
+        </w:numPr>
+        <w:spacing w:before="40" w:after="40" w:line="240" w:lineRule="auto"/>
+        <w:rPr>
+          <w:rFonts w:asciiTheme="majorHAnsi" w:hAnsiTheme="majorHAnsi" w:cstheme="majorHAnsi"/>
+          <w:color w:val="000000" w:themeColor="text1"/>
+          <w:sz w:val="26"/>
+          <w:szCs w:val="26"/>
+        </w:rPr>
+      </w:pPr>
+      <w:r>
+        <w:rPr>
+          <w:rFonts w:asciiTheme="majorHAnsi" w:hAnsiTheme="majorHAnsi" w:cstheme="majorHAnsi"/>
+          <w:i/>
+          <w:iCs/>
+          <w:color w:val="000000" w:themeColor="text1"/>
+          <w:sz w:val="26"/>
+          <w:szCs w:val="26"/>
+        </w:rPr>
+        <w:t>Spatial Feature:</w:t>
+      </w:r>
+      <w:r>
+        <w:rPr>
+          <w:rFonts w:asciiTheme="majorHAnsi" w:hAnsiTheme="majorHAnsi" w:cstheme="majorHAnsi"/>
+          <w:color w:val="000000" w:themeColor="text1"/>
+          <w:sz w:val="26"/>
+          <w:szCs w:val="26"/>
+        </w:rPr>
+        <w:t xml:space="preserve"> Tọa độ tương đối được chuẩn hóa $(x, y, w, h)$.</w:t>
+      </w:r>
+    </w:p>
+    <w:p>
+      <w:pPr>
+        <w:numPr>
+          <w:ilvl w:val="1"/>
+          <w:numId w:val="28"/>
+        </w:numPr>
+        <w:spacing w:before="40" w:after="40" w:line="240" w:lineRule="auto"/>
+        <w:rPr>
+          <w:rFonts w:asciiTheme="majorHAnsi" w:hAnsiTheme="majorHAnsi" w:cstheme="majorHAnsi"/>
+          <w:color w:val="000000" w:themeColor="text1"/>
+          <w:sz w:val="26"/>
+          <w:szCs w:val="26"/>
+        </w:rPr>
+      </w:pPr>
+      <w:r>
+        <w:rPr>
+          <w:rFonts w:asciiTheme="majorHAnsi" w:hAnsiTheme="majorHAnsi" w:cstheme="majorHAnsi"/>
+          <w:i/>
+          <w:iCs/>
+          <w:color w:val="000000" w:themeColor="text1"/>
+          <w:sz w:val="26"/>
+          <w:szCs w:val="26"/>
+        </w:rPr>
+        <w:t>Visual Feature (Tùy chọn):</w:t>
+      </w:r>
+      <w:r>
+        <w:rPr>
+          <w:rFonts w:asciiTheme="majorHAnsi" w:hAnsiTheme="majorHAnsi" w:cstheme="majorHAnsi"/>
+          <w:color w:val="000000" w:themeColor="text1"/>
+          <w:sz w:val="26"/>
+          <w:szCs w:val="26"/>
+        </w:rPr>
+        <w:t xml:space="preserve"> Trích xuất ROI (Region of Interest) từ ảnh gốc nếu cần.</w:t>
+      </w:r>
+    </w:p>
+    <w:p>
+      <w:pPr>
+        <w:numPr>
+          <w:ilvl w:val="0"/>
+          <w:numId w:val="28"/>
+        </w:numPr>
+        <w:spacing w:before="40" w:after="40" w:line="240" w:lineRule="auto"/>
+        <w:rPr>
+          <w:rFonts w:asciiTheme="majorHAnsi" w:hAnsiTheme="majorHAnsi" w:cstheme="majorHAnsi"/>
+          <w:color w:val="000000" w:themeColor="text1"/>
+          <w:sz w:val="26"/>
+          <w:szCs w:val="26"/>
+        </w:rPr>
+      </w:pPr>
+      <w:r>
+        <w:rPr>
+          <w:rFonts w:asciiTheme="majorHAnsi" w:hAnsiTheme="majorHAnsi" w:cstheme="majorHAnsi"/>
+          <w:b/>
+          <w:bCs/>
+          <w:color w:val="000000" w:themeColor="text1"/>
+          <w:sz w:val="26"/>
+          <w:szCs w:val="26"/>
+        </w:rPr>
+        <w:t>Bước 3 - Truyền lan qua mạng Graph Convolutional Network (GCN):</w:t>
+      </w:r>
+    </w:p>
+    <w:p>
+      <w:pPr>
+        <w:spacing w:before="40" w:after="40" w:line="240" w:lineRule="auto"/>
+        <w:rPr>
+          <w:rFonts w:asciiTheme="majorHAnsi" w:hAnsiTheme="majorHAnsi" w:cstheme="majorHAnsi"/>
+          <w:color w:val="000000" w:themeColor="text1"/>
+          <w:sz w:val="26"/>
+          <w:szCs w:val="26"/>
+        </w:rPr>
+      </w:pPr>
+      <w:r>
+        <w:rPr>
+          <w:rFonts w:asciiTheme="majorHAnsi" w:hAnsiTheme="majorHAnsi" w:cstheme="majorHAnsi"/>
+          <w:color w:val="000000" w:themeColor="text1"/>
+          <w:sz w:val="26"/>
+          <w:szCs w:val="26"/>
+        </w:rPr>
+        <w:t>Thông tin từ các Node lân cận được tổng hợp lại để cập nhật trạng thái cho Node hiện tại. Mạng GCN sẽ "nhìn" được bối cảnh xung quanh (ví dụ: Node "Nguyễn Văn A" nhận ra mình có Node "Họ và tên:" nằm ngay bên trái).</w:t>
+      </w:r>
+    </w:p>
+    <w:p>
+      <w:pPr>
+        <w:numPr>
+          <w:ilvl w:val="0"/>
+          <w:numId w:val="28"/>
+        </w:numPr>
+        <w:spacing w:before="40" w:after="40" w:line="240" w:lineRule="auto"/>
+        <w:rPr>
+          <w:rFonts w:asciiTheme="majorHAnsi" w:hAnsiTheme="majorHAnsi" w:cstheme="majorHAnsi"/>
+          <w:color w:val="000000" w:themeColor="text1"/>
+          <w:sz w:val="26"/>
+          <w:szCs w:val="26"/>
+        </w:rPr>
+      </w:pPr>
+      <w:r>
+        <w:rPr>
+          <w:rFonts w:asciiTheme="majorHAnsi" w:hAnsiTheme="majorHAnsi" w:cstheme="majorHAnsi"/>
+          <w:b/>
+          <w:bCs/>
+          <w:color w:val="000000" w:themeColor="text1"/>
+          <w:sz w:val="26"/>
+          <w:szCs w:val="26"/>
+        </w:rPr>
+        <w:t>Bước 4 - Dự đoán Liên kết (Link Prediction &amp; Node Classification):</w:t>
+      </w:r>
+    </w:p>
+    <w:p>
+      <w:pPr>
+        <w:spacing w:before="40" w:after="40" w:line="240" w:lineRule="auto"/>
+        <w:rPr>
+          <w:rFonts w:asciiTheme="majorHAnsi" w:hAnsiTheme="majorHAnsi" w:cstheme="majorHAnsi"/>
+          <w:color w:val="000000" w:themeColor="text1"/>
+          <w:sz w:val="26"/>
+          <w:szCs w:val="26"/>
+        </w:rPr>
+      </w:pPr>
+      <w:r>
+        <w:rPr>
+          <w:rFonts w:asciiTheme="majorHAnsi" w:hAnsiTheme="majorHAnsi" w:cstheme="majorHAnsi"/>
+          <w:color w:val="000000" w:themeColor="text1"/>
+          <w:sz w:val="26"/>
+          <w:szCs w:val="26"/>
+        </w:rPr>
+        <w:t>Thuật toán sẽ phân loại xem Node nào đóng vai trò là "Key", Node nào là "Value", và cuối cùng dự đoán xác suất tồn tại một Cạnh liên kết trực tiếp để ghép cặp giữa Key và Value đó.</w:t>
+      </w:r>
+    </w:p>
+    <w:p>
+      <w:pPr>
+        <w:spacing w:before="40" w:after="40" w:line="240" w:lineRule="auto"/>
+        <w:rPr>
+          <w:rFonts w:asciiTheme="majorHAnsi" w:hAnsiTheme="majorHAnsi" w:cstheme="majorHAnsi"/>
+          <w:b/>
+          <w:bCs/>
           <w:color w:val="000000" w:themeColor="text1"/>
           <w:sz w:val="26"/>
           <w:szCs w:val="26"/>
           <w:lang w:val="en-US"/>
         </w:rPr>
-        <w:t xml:space="preserve">Mô hình 2: </w:t>
-      </w:r>
+      </w:pPr>
+      <w:r>
+        <w:rPr>
+          <w:rFonts w:asciiTheme="majorHAnsi" w:hAnsiTheme="majorHAnsi" w:cstheme="majorHAnsi"/>
+          <w:b/>
+          <w:bCs/>
+          <w:color w:val="000000" w:themeColor="text1"/>
+          <w:sz w:val="26"/>
+          <w:szCs w:val="26"/>
+        </w:rPr>
+        <w:t>2. Ưu điểm &amp; Nhược điểm</w:t>
+      </w:r>
+    </w:p>
+    <w:p>
+      <w:pPr>
+        <w:spacing w:before="40" w:after="40" w:line="240" w:lineRule="auto"/>
+        <w:rPr>
+          <w:rFonts w:asciiTheme="majorHAnsi" w:hAnsiTheme="majorHAnsi" w:cstheme="majorHAnsi"/>
+          <w:color w:val="000000" w:themeColor="text1"/>
+          <w:sz w:val="26"/>
+          <w:szCs w:val="26"/>
+          <w:lang w:val="en-US"/>
+        </w:rPr>
+      </w:pPr>
+      <w:r>
+        <w:rPr>
+          <w:rFonts w:asciiTheme="majorHAnsi" w:hAnsiTheme="majorHAnsi" w:cstheme="majorHAnsi"/>
+          <w:color w:val="000000" w:themeColor="text1"/>
+          <w:sz w:val="26"/>
+          <w:szCs w:val="26"/>
+        </w:rPr>
+        <w:t>Ưu điểm</w:t>
+      </w:r>
+    </w:p>
+    <w:p>
+      <w:pPr>
+        <w:spacing w:before="40" w:after="40" w:line="240" w:lineRule="auto"/>
+        <w:rPr>
+          <w:rFonts w:asciiTheme="majorHAnsi" w:hAnsiTheme="majorHAnsi" w:cstheme="majorHAnsi"/>
+          <w:color w:val="000000" w:themeColor="text1"/>
+          <w:sz w:val="26"/>
+          <w:szCs w:val="26"/>
+          <w:lang w:val="en-US"/>
+        </w:rPr>
+      </w:pPr>
+      <w:r>
+        <w:rPr>
+          <w:rFonts w:asciiTheme="majorHAnsi" w:hAnsiTheme="majorHAnsi" w:cstheme="majorHAnsi"/>
+          <w:color w:val="000000" w:themeColor="text1"/>
+          <w:sz w:val="26"/>
+          <w:szCs w:val="26"/>
+        </w:rPr>
+        <w:t>Hiệu năng &amp; Tốc độ vượt trội: Các mạng GCN nhẹ hơn rất nhiều so với Transformer (LayoutLM hay LLM). Tốc độ inference cực nhanh trên CPU, hoàn toàn phù hợp để chạy On-premise.</w:t>
+      </w:r>
+    </w:p>
+    <w:p>
+      <w:pPr>
+        <w:spacing w:before="40" w:after="40" w:line="240" w:lineRule="auto"/>
+        <w:rPr>
+          <w:rFonts w:asciiTheme="majorHAnsi" w:hAnsiTheme="majorHAnsi" w:cstheme="majorHAnsi"/>
+          <w:color w:val="000000" w:themeColor="text1"/>
+          <w:sz w:val="26"/>
+          <w:szCs w:val="26"/>
+          <w:lang w:val="en-US"/>
+        </w:rPr>
+      </w:pPr>
+      <w:r>
+        <w:rPr>
+          <w:rFonts w:asciiTheme="majorHAnsi" w:hAnsiTheme="majorHAnsi" w:cstheme="majorHAnsi"/>
+          <w:color w:val="000000" w:themeColor="text1"/>
+          <w:sz w:val="26"/>
+          <w:szCs w:val="26"/>
+          <w:lang w:val="en-US"/>
+        </w:rPr>
+        <w:t>Khả năng Zero-shot / Heuristic: Có thể không cần huấn luyện GCN mà chỉ dùng các luật (Rule-based) trên tọa độ đồ thị (ví dụ: "Tìm Anchor A, quét text nằm trong bán kính r về bên phải").</w:t>
+      </w:r>
+    </w:p>
+    <w:p>
+      <w:pPr>
+        <w:spacing w:before="40" w:after="40" w:line="240" w:lineRule="auto"/>
+        <w:rPr>
+          <w:rFonts w:asciiTheme="majorHAnsi" w:hAnsiTheme="majorHAnsi" w:cstheme="majorHAnsi"/>
+          <w:color w:val="000000" w:themeColor="text1"/>
+          <w:sz w:val="26"/>
+          <w:szCs w:val="26"/>
+          <w:lang w:val="en-US"/>
+        </w:rPr>
+      </w:pPr>
+      <w:r>
+        <w:rPr>
+          <w:rFonts w:asciiTheme="majorHAnsi" w:hAnsiTheme="majorHAnsi" w:cstheme="majorHAnsi"/>
+          <w:color w:val="000000" w:themeColor="text1"/>
+          <w:sz w:val="26"/>
+          <w:szCs w:val="26"/>
+        </w:rPr>
+        <w:t>Nhược điểm</w:t>
+      </w:r>
+    </w:p>
+    <w:p>
+      <w:pPr>
+        <w:spacing w:before="40" w:after="40" w:line="240" w:lineRule="auto"/>
+        <w:rPr>
+          <w:rFonts w:asciiTheme="majorHAnsi" w:hAnsiTheme="majorHAnsi" w:cstheme="majorHAnsi"/>
+          <w:color w:val="000000" w:themeColor="text1"/>
+          <w:sz w:val="26"/>
+          <w:szCs w:val="26"/>
+          <w:lang w:val="en-US"/>
+        </w:rPr>
+      </w:pPr>
+      <w:r>
+        <w:rPr>
+          <w:rFonts w:asciiTheme="majorHAnsi" w:hAnsiTheme="majorHAnsi" w:cstheme="majorHAnsi"/>
+          <w:b/>
+          <w:bCs/>
+          <w:color w:val="000000" w:themeColor="text1"/>
+          <w:sz w:val="26"/>
+          <w:szCs w:val="26"/>
+        </w:rPr>
+        <w:t>Đòi hỏi OCR chính xác vị trí:</w:t>
+      </w:r>
+      <w:r>
+        <w:rPr>
+          <w:rFonts w:asciiTheme="majorHAnsi" w:hAnsiTheme="majorHAnsi" w:cstheme="majorHAnsi"/>
+          <w:color w:val="000000" w:themeColor="text1"/>
+          <w:sz w:val="26"/>
+          <w:szCs w:val="26"/>
+        </w:rPr>
+        <w:t xml:space="preserve"> Phụ thuộc 100% vào chất lượng Bounding Box của Module 2.</w:t>
+      </w:r>
+    </w:p>
+    <w:p>
+      <w:pPr>
+        <w:spacing w:before="40" w:after="40" w:line="240" w:lineRule="auto"/>
+        <w:rPr>
+          <w:rFonts w:asciiTheme="majorHAnsi" w:hAnsiTheme="majorHAnsi" w:cstheme="majorHAnsi"/>
+          <w:color w:val="000000" w:themeColor="text1"/>
+          <w:sz w:val="26"/>
+          <w:szCs w:val="26"/>
+          <w:lang w:val="en-US"/>
+        </w:rPr>
+      </w:pPr>
+      <w:r>
+        <w:rPr>
+          <w:rFonts w:asciiTheme="majorHAnsi" w:hAnsiTheme="majorHAnsi" w:cstheme="majorHAnsi"/>
+          <w:b/>
+          <w:bCs/>
+          <w:color w:val="000000" w:themeColor="text1"/>
+          <w:sz w:val="26"/>
+          <w:szCs w:val="26"/>
+        </w:rPr>
+        <w:t>Nhạy cảm với nhiễu không gian:</w:t>
+      </w:r>
+      <w:r>
+        <w:rPr>
+          <w:rFonts w:asciiTheme="majorHAnsi" w:hAnsiTheme="majorHAnsi" w:cstheme="majorHAnsi"/>
+          <w:color w:val="000000" w:themeColor="text1"/>
+          <w:sz w:val="26"/>
+          <w:szCs w:val="26"/>
+        </w:rPr>
+        <w:t xml:space="preserve"> Nếu Module 1 (Tiền xử lý) căn chỉnh deskew bị lệch, đồ thị sẽ xây dựng sai cạnh liên kết.</w:t>
+      </w:r>
+    </w:p>
+    <w:p>
+      <w:pPr>
+        <w:spacing w:before="40" w:after="40" w:line="240" w:lineRule="auto"/>
+        <w:rPr>
+          <w:rFonts w:asciiTheme="majorHAnsi" w:hAnsiTheme="majorHAnsi" w:cstheme="majorHAnsi"/>
+          <w:color w:val="000000" w:themeColor="text1"/>
+          <w:sz w:val="26"/>
+          <w:szCs w:val="26"/>
+        </w:rPr>
+      </w:pPr>
+      <w:r>
+        <w:rPr>
+          <w:rFonts w:asciiTheme="majorHAnsi" w:hAnsiTheme="majorHAnsi" w:cstheme="majorHAnsi"/>
+          <w:b/>
+          <w:bCs/>
+          <w:color w:val="000000" w:themeColor="text1"/>
+          <w:sz w:val="26"/>
+          <w:szCs w:val="26"/>
+        </w:rPr>
+        <w:t>3. Đánh giá tính khả thi trong dự án VN-Digitize:</w:t>
+      </w:r>
+    </w:p>
+    <w:p>
+      <w:pPr>
+        <w:spacing w:before="40" w:after="40" w:line="240" w:lineRule="auto"/>
+        <w:rPr>
+          <w:rFonts w:asciiTheme="majorHAnsi" w:hAnsiTheme="majorHAnsi" w:cstheme="majorHAnsi"/>
+          <w:color w:val="000000" w:themeColor="text1"/>
+          <w:sz w:val="26"/>
+          <w:szCs w:val="26"/>
+        </w:rPr>
+      </w:pPr>
+      <w:r>
+        <w:rPr>
+          <w:rFonts w:asciiTheme="majorHAnsi" w:hAnsiTheme="majorHAnsi" w:cstheme="majorHAnsi"/>
+          <w:color w:val="000000" w:themeColor="text1"/>
+          <w:sz w:val="26"/>
+          <w:szCs w:val="26"/>
+        </w:rPr>
+        <w:t>Mô hình này là mảnh ghép hoàn hảo để giải quyết bài toán Template Động (Yêu cầu 3.2). Đối với các đơn vị như Khối Bảo hiểm hoặc Cơ quan hành chính sử dụng nhiều biểu mẫu điền thông tin, Admin hệ thống chỉ cần khai báo danh sách các Anchor Text (Ví dụ: ["Số sổ BHXH:", "Ngày sinh:"]). Thuật toán đồ thị sẽ tự động tìm kiếm các Key này trên ảnh và "neo" vào để trích xuất Value tương ứng thông qua quan hệ không gian mà không cần phải huấn luyện lại bất kỳ nhãn nào.</w:t>
+      </w:r>
+    </w:p>
+    <w:p>
+      <w:pPr>
+        <w:spacing w:before="40" w:after="40" w:line="240" w:lineRule="auto"/>
+        <w:rPr>
+          <w:rFonts w:asciiTheme="majorHAnsi" w:hAnsiTheme="majorHAnsi" w:cstheme="majorHAnsi"/>
+          <w:color w:val="000000" w:themeColor="text1"/>
+          <w:sz w:val="26"/>
+          <w:szCs w:val="26"/>
+        </w:rPr>
+      </w:pPr>
+      <w:r>
+        <w:rPr>
+          <w:rFonts w:asciiTheme="majorHAnsi" w:hAnsiTheme="majorHAnsi" w:cstheme="majorHAnsi"/>
+          <w:b/>
+          <w:bCs/>
+          <w:color w:val="000000" w:themeColor="text1"/>
+          <w:sz w:val="26"/>
+          <w:szCs w:val="26"/>
+        </w:rPr>
+        <w:t>4. Mã giả (Pseudo-code) - Hướng tiếp cận Heuristic Graph Matcher:</w:t>
+      </w:r>
+    </w:p>
+    <w:p>
+      <w:pPr>
+        <w:spacing w:before="40" w:after="40" w:line="240" w:lineRule="auto"/>
+        <w:rPr>
+          <w:rFonts w:asciiTheme="majorHAnsi" w:hAnsiTheme="majorHAnsi" w:cstheme="majorHAnsi"/>
+          <w:color w:val="000000" w:themeColor="text1"/>
+          <w:sz w:val="26"/>
+          <w:szCs w:val="26"/>
+        </w:rPr>
+      </w:pPr>
+      <w:r>
+        <w:rPr>
+          <w:rFonts w:asciiTheme="majorHAnsi" w:hAnsiTheme="majorHAnsi" w:cstheme="majorHAnsi"/>
+          <w:color w:val="000000" w:themeColor="text1"/>
+          <w:sz w:val="26"/>
+          <w:szCs w:val="26"/>
+        </w:rPr>
+        <w:t>Python</w:t>
+      </w:r>
+    </w:p>
+    <w:p>
+      <w:pPr>
+        <w:spacing w:before="40" w:after="40" w:line="240" w:lineRule="auto"/>
+        <w:rPr>
+          <w:rFonts w:asciiTheme="majorHAnsi" w:hAnsiTheme="majorHAnsi" w:cstheme="majorHAnsi"/>
+          <w:color w:val="000000" w:themeColor="text1"/>
+          <w:sz w:val="26"/>
+          <w:szCs w:val="26"/>
+        </w:rPr>
+      </w:pPr>
+      <w:r>
+        <w:rPr>
+          <w:rFonts w:asciiTheme="majorHAnsi" w:hAnsiTheme="majorHAnsi" w:cstheme="majorHAnsi"/>
+          <w:color w:val="000000" w:themeColor="text1"/>
+          <w:sz w:val="26"/>
+          <w:szCs w:val="26"/>
+        </w:rPr>
+        <w:t>import numpy as np</w:t>
+      </w:r>
+    </w:p>
+    <w:p>
+      <w:pPr>
+        <w:spacing w:before="40" w:after="40" w:line="240" w:lineRule="auto"/>
+        <w:rPr>
+          <w:rFonts w:asciiTheme="majorHAnsi" w:hAnsiTheme="majorHAnsi" w:cstheme="majorHAnsi"/>
+          <w:color w:val="000000" w:themeColor="text1"/>
+          <w:sz w:val="26"/>
+          <w:szCs w:val="26"/>
+        </w:rPr>
+      </w:pPr>
+    </w:p>
+    <w:p>
+      <w:pPr>
+        <w:spacing w:before="40" w:after="40" w:line="240" w:lineRule="auto"/>
+        <w:rPr>
+          <w:rFonts w:asciiTheme="majorHAnsi" w:hAnsiTheme="majorHAnsi" w:cstheme="majorHAnsi"/>
+          <w:color w:val="000000" w:themeColor="text1"/>
+          <w:sz w:val="26"/>
+          <w:szCs w:val="26"/>
+        </w:rPr>
+      </w:pPr>
+      <w:r>
+        <w:rPr>
+          <w:rFonts w:asciiTheme="majorHAnsi" w:hAnsiTheme="majorHAnsi" w:cstheme="majorHAnsi"/>
+          <w:color w:val="000000" w:themeColor="text1"/>
+          <w:sz w:val="26"/>
+          <w:szCs w:val="26"/>
+        </w:rPr>
+        <w:t>def graph_based_kvp_extraction(ocr_results, admin_schema_keys):</w:t>
+      </w:r>
+    </w:p>
+    <w:p>
+      <w:pPr>
+        <w:spacing w:before="40" w:after="40" w:line="240" w:lineRule="auto"/>
+        <w:rPr>
+          <w:rFonts w:asciiTheme="majorHAnsi" w:hAnsiTheme="majorHAnsi" w:cstheme="majorHAnsi"/>
+          <w:color w:val="000000" w:themeColor="text1"/>
+          <w:sz w:val="26"/>
+          <w:szCs w:val="26"/>
+        </w:rPr>
+      </w:pPr>
+      <w:r>
+        <w:rPr>
+          <w:rFonts w:asciiTheme="majorHAnsi" w:hAnsiTheme="majorHAnsi" w:cstheme="majorHAnsi"/>
+          <w:color w:val="000000" w:themeColor="text1"/>
+          <w:sz w:val="26"/>
+          <w:szCs w:val="26"/>
+        </w:rPr>
+        <w:t xml:space="preserve">    """</w:t>
+      </w:r>
+    </w:p>
+    <w:p>
+      <w:pPr>
+        <w:spacing w:before="40" w:after="40" w:line="240" w:lineRule="auto"/>
+        <w:rPr>
+          <w:rFonts w:asciiTheme="majorHAnsi" w:hAnsiTheme="majorHAnsi" w:cstheme="majorHAnsi"/>
+          <w:color w:val="000000" w:themeColor="text1"/>
+          <w:sz w:val="26"/>
+          <w:szCs w:val="26"/>
+        </w:rPr>
+      </w:pPr>
+      <w:r>
+        <w:rPr>
+          <w:rFonts w:asciiTheme="majorHAnsi" w:hAnsiTheme="majorHAnsi" w:cstheme="majorHAnsi"/>
+          <w:color w:val="000000" w:themeColor="text1"/>
+          <w:sz w:val="26"/>
+          <w:szCs w:val="26"/>
+        </w:rPr>
+        <w:t xml:space="preserve">    ocr_results: Output từ Module 2 gồm [{"text": "Số:", "box": [x1, y1, x2, y2]}, ...]</w:t>
+      </w:r>
+    </w:p>
+    <w:p>
+      <w:pPr>
+        <w:spacing w:before="40" w:after="40" w:line="240" w:lineRule="auto"/>
+        <w:rPr>
+          <w:rFonts w:asciiTheme="majorHAnsi" w:hAnsiTheme="majorHAnsi" w:cstheme="majorHAnsi"/>
+          <w:color w:val="000000" w:themeColor="text1"/>
+          <w:sz w:val="26"/>
+          <w:szCs w:val="26"/>
+        </w:rPr>
+      </w:pPr>
+      <w:r>
+        <w:rPr>
+          <w:rFonts w:asciiTheme="majorHAnsi" w:hAnsiTheme="majorHAnsi" w:cstheme="majorHAnsi"/>
+          <w:color w:val="000000" w:themeColor="text1"/>
+          <w:sz w:val="26"/>
+          <w:szCs w:val="26"/>
+        </w:rPr>
+        <w:lastRenderedPageBreak/>
+        <w:t xml:space="preserve">    admin_schema_keys: Danh sách các trường động Admin muốn lấy (ví dụ: ["Số:", "Ngày cấp:"])</w:t>
+      </w:r>
+    </w:p>
+    <w:p>
+      <w:pPr>
+        <w:spacing w:before="40" w:after="40" w:line="240" w:lineRule="auto"/>
+        <w:rPr>
+          <w:rFonts w:asciiTheme="majorHAnsi" w:hAnsiTheme="majorHAnsi" w:cstheme="majorHAnsi"/>
+          <w:color w:val="000000" w:themeColor="text1"/>
+          <w:sz w:val="26"/>
+          <w:szCs w:val="26"/>
+        </w:rPr>
+      </w:pPr>
+      <w:r>
+        <w:rPr>
+          <w:rFonts w:asciiTheme="majorHAnsi" w:hAnsiTheme="majorHAnsi" w:cstheme="majorHAnsi"/>
+          <w:color w:val="000000" w:themeColor="text1"/>
+          <w:sz w:val="26"/>
+          <w:szCs w:val="26"/>
+        </w:rPr>
+        <w:t xml:space="preserve">    """</w:t>
+      </w:r>
+    </w:p>
+    <w:p>
+      <w:pPr>
+        <w:spacing w:before="40" w:after="40" w:line="240" w:lineRule="auto"/>
+        <w:rPr>
+          <w:rFonts w:asciiTheme="majorHAnsi" w:hAnsiTheme="majorHAnsi" w:cstheme="majorHAnsi"/>
+          <w:color w:val="000000" w:themeColor="text1"/>
+          <w:sz w:val="26"/>
+          <w:szCs w:val="26"/>
+        </w:rPr>
+      </w:pPr>
+      <w:r>
+        <w:rPr>
+          <w:rFonts w:asciiTheme="majorHAnsi" w:hAnsiTheme="majorHAnsi" w:cstheme="majorHAnsi"/>
+          <w:color w:val="000000" w:themeColor="text1"/>
+          <w:sz w:val="26"/>
+          <w:szCs w:val="26"/>
+        </w:rPr>
+        <w:t xml:space="preserve">    extracted_data = {}</w:t>
+      </w:r>
+    </w:p>
+    <w:p>
+      <w:pPr>
+        <w:spacing w:before="40" w:after="40" w:line="240" w:lineRule="auto"/>
+        <w:rPr>
+          <w:rFonts w:asciiTheme="majorHAnsi" w:hAnsiTheme="majorHAnsi" w:cstheme="majorHAnsi"/>
+          <w:color w:val="000000" w:themeColor="text1"/>
+          <w:sz w:val="26"/>
+          <w:szCs w:val="26"/>
+        </w:rPr>
+      </w:pPr>
+      <w:r>
+        <w:rPr>
+          <w:rFonts w:asciiTheme="majorHAnsi" w:hAnsiTheme="majorHAnsi" w:cstheme="majorHAnsi"/>
+          <w:color w:val="000000" w:themeColor="text1"/>
+          <w:sz w:val="26"/>
+          <w:szCs w:val="26"/>
+        </w:rPr>
+        <w:t xml:space="preserve">    nodes = build_nodes(ocr_results) # Khởi tạo các Node</w:t>
+      </w:r>
+    </w:p>
+    <w:p>
+      <w:pPr>
+        <w:spacing w:before="40" w:after="40" w:line="240" w:lineRule="auto"/>
+        <w:rPr>
+          <w:rFonts w:asciiTheme="majorHAnsi" w:hAnsiTheme="majorHAnsi" w:cstheme="majorHAnsi"/>
+          <w:color w:val="000000" w:themeColor="text1"/>
+          <w:sz w:val="26"/>
+          <w:szCs w:val="26"/>
+        </w:rPr>
+      </w:pPr>
+      <w:r>
+        <w:rPr>
+          <w:rFonts w:asciiTheme="majorHAnsi" w:hAnsiTheme="majorHAnsi" w:cstheme="majorHAnsi"/>
+          <w:color w:val="000000" w:themeColor="text1"/>
+          <w:sz w:val="26"/>
+          <w:szCs w:val="26"/>
+        </w:rPr>
+        <w:t xml:space="preserve">    </w:t>
+      </w:r>
+    </w:p>
+    <w:p>
+      <w:pPr>
+        <w:spacing w:before="40" w:after="40" w:line="240" w:lineRule="auto"/>
+        <w:rPr>
+          <w:rFonts w:asciiTheme="majorHAnsi" w:hAnsiTheme="majorHAnsi" w:cstheme="majorHAnsi"/>
+          <w:color w:val="000000" w:themeColor="text1"/>
+          <w:sz w:val="26"/>
+          <w:szCs w:val="26"/>
+        </w:rPr>
+      </w:pPr>
+      <w:r>
+        <w:rPr>
+          <w:rFonts w:asciiTheme="majorHAnsi" w:hAnsiTheme="majorHAnsi" w:cstheme="majorHAnsi"/>
+          <w:color w:val="000000" w:themeColor="text1"/>
+          <w:sz w:val="26"/>
+          <w:szCs w:val="26"/>
+        </w:rPr>
+        <w:t xml:space="preserve">    # Duyệt qua từng Key do Admin cấu hình (Anchor text)</w:t>
+      </w:r>
+    </w:p>
+    <w:p>
+      <w:pPr>
+        <w:spacing w:before="40" w:after="40" w:line="240" w:lineRule="auto"/>
+        <w:rPr>
+          <w:rFonts w:asciiTheme="majorHAnsi" w:hAnsiTheme="majorHAnsi" w:cstheme="majorHAnsi"/>
+          <w:color w:val="000000" w:themeColor="text1"/>
+          <w:sz w:val="26"/>
+          <w:szCs w:val="26"/>
+        </w:rPr>
+      </w:pPr>
+      <w:r>
+        <w:rPr>
+          <w:rFonts w:asciiTheme="majorHAnsi" w:hAnsiTheme="majorHAnsi" w:cstheme="majorHAnsi"/>
+          <w:color w:val="000000" w:themeColor="text1"/>
+          <w:sz w:val="26"/>
+          <w:szCs w:val="26"/>
+        </w:rPr>
+        <w:t xml:space="preserve">    for target_key in admin_schema_keys:</w:t>
+      </w:r>
+    </w:p>
+    <w:p>
+      <w:pPr>
+        <w:spacing w:before="40" w:after="40" w:line="240" w:lineRule="auto"/>
+        <w:rPr>
+          <w:rFonts w:asciiTheme="majorHAnsi" w:hAnsiTheme="majorHAnsi" w:cstheme="majorHAnsi"/>
+          <w:color w:val="000000" w:themeColor="text1"/>
+          <w:sz w:val="26"/>
+          <w:szCs w:val="26"/>
+        </w:rPr>
+      </w:pPr>
+      <w:r>
+        <w:rPr>
+          <w:rFonts w:asciiTheme="majorHAnsi" w:hAnsiTheme="majorHAnsi" w:cstheme="majorHAnsi"/>
+          <w:color w:val="000000" w:themeColor="text1"/>
+          <w:sz w:val="26"/>
+          <w:szCs w:val="26"/>
+        </w:rPr>
+        <w:t xml:space="preserve">        # 1. Tìm Node Key (Nút mỏ neo)</w:t>
+      </w:r>
+    </w:p>
+    <w:p>
+      <w:pPr>
+        <w:spacing w:before="40" w:after="40" w:line="240" w:lineRule="auto"/>
+        <w:rPr>
+          <w:rFonts w:asciiTheme="majorHAnsi" w:hAnsiTheme="majorHAnsi" w:cstheme="majorHAnsi"/>
+          <w:color w:val="000000" w:themeColor="text1"/>
+          <w:sz w:val="26"/>
+          <w:szCs w:val="26"/>
+        </w:rPr>
+      </w:pPr>
+      <w:r>
+        <w:rPr>
+          <w:rFonts w:asciiTheme="majorHAnsi" w:hAnsiTheme="majorHAnsi" w:cstheme="majorHAnsi"/>
+          <w:color w:val="000000" w:themeColor="text1"/>
+          <w:sz w:val="26"/>
+          <w:szCs w:val="26"/>
+        </w:rPr>
+        <w:t xml:space="preserve">        key_node = find_node_by_text_similarity(nodes, target_key)</w:t>
+      </w:r>
+    </w:p>
+    <w:p>
+      <w:pPr>
+        <w:spacing w:before="40" w:after="40" w:line="240" w:lineRule="auto"/>
+        <w:rPr>
+          <w:rFonts w:asciiTheme="majorHAnsi" w:hAnsiTheme="majorHAnsi" w:cstheme="majorHAnsi"/>
+          <w:color w:val="000000" w:themeColor="text1"/>
+          <w:sz w:val="26"/>
+          <w:szCs w:val="26"/>
+        </w:rPr>
+      </w:pPr>
+      <w:r>
+        <w:rPr>
+          <w:rFonts w:asciiTheme="majorHAnsi" w:hAnsiTheme="majorHAnsi" w:cstheme="majorHAnsi"/>
+          <w:color w:val="000000" w:themeColor="text1"/>
+          <w:sz w:val="26"/>
+          <w:szCs w:val="26"/>
+        </w:rPr>
+        <w:t xml:space="preserve">        </w:t>
+      </w:r>
+    </w:p>
+    <w:p>
+      <w:pPr>
+        <w:spacing w:before="40" w:after="40" w:line="240" w:lineRule="auto"/>
+        <w:rPr>
+          <w:rFonts w:asciiTheme="majorHAnsi" w:hAnsiTheme="majorHAnsi" w:cstheme="majorHAnsi"/>
+          <w:color w:val="000000" w:themeColor="text1"/>
+          <w:sz w:val="26"/>
+          <w:szCs w:val="26"/>
+        </w:rPr>
+      </w:pPr>
+      <w:r>
+        <w:rPr>
+          <w:rFonts w:asciiTheme="majorHAnsi" w:hAnsiTheme="majorHAnsi" w:cstheme="majorHAnsi"/>
+          <w:color w:val="000000" w:themeColor="text1"/>
+          <w:sz w:val="26"/>
+          <w:szCs w:val="26"/>
+        </w:rPr>
+        <w:t xml:space="preserve">        if not key_node:</w:t>
+      </w:r>
+    </w:p>
+    <w:p>
+      <w:pPr>
+        <w:spacing w:before="40" w:after="40" w:line="240" w:lineRule="auto"/>
+        <w:rPr>
+          <w:rFonts w:asciiTheme="majorHAnsi" w:hAnsiTheme="majorHAnsi" w:cstheme="majorHAnsi"/>
+          <w:color w:val="000000" w:themeColor="text1"/>
+          <w:sz w:val="26"/>
+          <w:szCs w:val="26"/>
+        </w:rPr>
+      </w:pPr>
+      <w:r>
+        <w:rPr>
+          <w:rFonts w:asciiTheme="majorHAnsi" w:hAnsiTheme="majorHAnsi" w:cstheme="majorHAnsi"/>
+          <w:color w:val="000000" w:themeColor="text1"/>
+          <w:sz w:val="26"/>
+          <w:szCs w:val="26"/>
+        </w:rPr>
+        <w:t xml:space="preserve">            extracted_data[target_key] = None</w:t>
+      </w:r>
+    </w:p>
+    <w:p>
+      <w:pPr>
+        <w:spacing w:before="40" w:after="40" w:line="240" w:lineRule="auto"/>
+        <w:rPr>
+          <w:rFonts w:asciiTheme="majorHAnsi" w:hAnsiTheme="majorHAnsi" w:cstheme="majorHAnsi"/>
+          <w:color w:val="000000" w:themeColor="text1"/>
+          <w:sz w:val="26"/>
+          <w:szCs w:val="26"/>
+        </w:rPr>
+      </w:pPr>
+      <w:r>
+        <w:rPr>
+          <w:rFonts w:asciiTheme="majorHAnsi" w:hAnsiTheme="majorHAnsi" w:cstheme="majorHAnsi"/>
+          <w:color w:val="000000" w:themeColor="text1"/>
+          <w:sz w:val="26"/>
+          <w:szCs w:val="26"/>
+        </w:rPr>
+        <w:t xml:space="preserve">            continue</w:t>
+      </w:r>
+    </w:p>
+    <w:p>
+      <w:pPr>
+        <w:spacing w:before="40" w:after="40" w:line="240" w:lineRule="auto"/>
+        <w:rPr>
+          <w:rFonts w:asciiTheme="majorHAnsi" w:hAnsiTheme="majorHAnsi" w:cstheme="majorHAnsi"/>
+          <w:color w:val="000000" w:themeColor="text1"/>
+          <w:sz w:val="26"/>
+          <w:szCs w:val="26"/>
+        </w:rPr>
+      </w:pPr>
+      <w:r>
+        <w:rPr>
+          <w:rFonts w:asciiTheme="majorHAnsi" w:hAnsiTheme="majorHAnsi" w:cstheme="majorHAnsi"/>
+          <w:color w:val="000000" w:themeColor="text1"/>
+          <w:sz w:val="26"/>
+          <w:szCs w:val="26"/>
+        </w:rPr>
+        <w:t xml:space="preserve">            </w:t>
+      </w:r>
+    </w:p>
+    <w:p>
+      <w:pPr>
+        <w:spacing w:before="40" w:after="40" w:line="240" w:lineRule="auto"/>
+        <w:rPr>
+          <w:rFonts w:asciiTheme="majorHAnsi" w:hAnsiTheme="majorHAnsi" w:cstheme="majorHAnsi"/>
+          <w:color w:val="000000" w:themeColor="text1"/>
+          <w:sz w:val="26"/>
+          <w:szCs w:val="26"/>
+        </w:rPr>
+      </w:pPr>
+      <w:r>
+        <w:rPr>
+          <w:rFonts w:asciiTheme="majorHAnsi" w:hAnsiTheme="majorHAnsi" w:cstheme="majorHAnsi"/>
+          <w:color w:val="000000" w:themeColor="text1"/>
+          <w:sz w:val="26"/>
+          <w:szCs w:val="26"/>
+        </w:rPr>
+        <w:t xml:space="preserve">        # 2. Xây dựng khu vực tìm kiếm (Search Region) dựa trên Bounding Box của Key</w:t>
+      </w:r>
+    </w:p>
+    <w:p>
+      <w:pPr>
+        <w:spacing w:before="40" w:after="40" w:line="240" w:lineRule="auto"/>
+        <w:rPr>
+          <w:rFonts w:asciiTheme="majorHAnsi" w:hAnsiTheme="majorHAnsi" w:cstheme="majorHAnsi"/>
+          <w:color w:val="000000" w:themeColor="text1"/>
+          <w:sz w:val="26"/>
+          <w:szCs w:val="26"/>
+        </w:rPr>
+      </w:pPr>
+      <w:r>
+        <w:rPr>
+          <w:rFonts w:asciiTheme="majorHAnsi" w:hAnsiTheme="majorHAnsi" w:cstheme="majorHAnsi"/>
+          <w:color w:val="000000" w:themeColor="text1"/>
+          <w:sz w:val="26"/>
+          <w:szCs w:val="26"/>
+        </w:rPr>
+        <w:t xml:space="preserve">        # Thường Value sẽ nằm ngay bên phải (Right) hoặc ngay bên dưới (Bottom) của Key</w:t>
+      </w:r>
+    </w:p>
+    <w:p>
+      <w:pPr>
+        <w:spacing w:before="40" w:after="40" w:line="240" w:lineRule="auto"/>
+        <w:rPr>
+          <w:rFonts w:asciiTheme="majorHAnsi" w:hAnsiTheme="majorHAnsi" w:cstheme="majorHAnsi"/>
+          <w:color w:val="000000" w:themeColor="text1"/>
+          <w:sz w:val="26"/>
+          <w:szCs w:val="26"/>
+        </w:rPr>
+      </w:pPr>
+      <w:r>
+        <w:rPr>
+          <w:rFonts w:asciiTheme="majorHAnsi" w:hAnsiTheme="majorHAnsi" w:cstheme="majorHAnsi"/>
+          <w:color w:val="000000" w:themeColor="text1"/>
+          <w:sz w:val="26"/>
+          <w:szCs w:val="26"/>
+        </w:rPr>
+        <w:t xml:space="preserve">        search_region_right = define_roi(key_node, direction="RIGHT", max_distance=300)</w:t>
+      </w:r>
+    </w:p>
+    <w:p>
+      <w:pPr>
+        <w:spacing w:before="40" w:after="40" w:line="240" w:lineRule="auto"/>
+        <w:rPr>
+          <w:rFonts w:asciiTheme="majorHAnsi" w:hAnsiTheme="majorHAnsi" w:cstheme="majorHAnsi"/>
+          <w:color w:val="000000" w:themeColor="text1"/>
+          <w:sz w:val="26"/>
+          <w:szCs w:val="26"/>
+        </w:rPr>
+      </w:pPr>
+      <w:r>
+        <w:rPr>
+          <w:rFonts w:asciiTheme="majorHAnsi" w:hAnsiTheme="majorHAnsi" w:cstheme="majorHAnsi"/>
+          <w:color w:val="000000" w:themeColor="text1"/>
+          <w:sz w:val="26"/>
+          <w:szCs w:val="26"/>
+        </w:rPr>
+        <w:t xml:space="preserve">        search_region_bottom = define_roi(key_node, direction="BOTTOM", max_distance=100)</w:t>
+      </w:r>
+    </w:p>
+    <w:p>
+      <w:pPr>
+        <w:spacing w:before="40" w:after="40" w:line="240" w:lineRule="auto"/>
+        <w:rPr>
+          <w:rFonts w:asciiTheme="majorHAnsi" w:hAnsiTheme="majorHAnsi" w:cstheme="majorHAnsi"/>
+          <w:color w:val="000000" w:themeColor="text1"/>
+          <w:sz w:val="26"/>
+          <w:szCs w:val="26"/>
+        </w:rPr>
+      </w:pPr>
+      <w:r>
+        <w:rPr>
+          <w:rFonts w:asciiTheme="majorHAnsi" w:hAnsiTheme="majorHAnsi" w:cstheme="majorHAnsi"/>
+          <w:color w:val="000000" w:themeColor="text1"/>
+          <w:sz w:val="26"/>
+          <w:szCs w:val="26"/>
+        </w:rPr>
+        <w:t xml:space="preserve">        </w:t>
+      </w:r>
+    </w:p>
+    <w:p>
+      <w:pPr>
+        <w:spacing w:before="40" w:after="40" w:line="240" w:lineRule="auto"/>
+        <w:rPr>
+          <w:rFonts w:asciiTheme="majorHAnsi" w:hAnsiTheme="majorHAnsi" w:cstheme="majorHAnsi"/>
+          <w:color w:val="000000" w:themeColor="text1"/>
+          <w:sz w:val="26"/>
+          <w:szCs w:val="26"/>
+        </w:rPr>
+      </w:pPr>
+      <w:r>
+        <w:rPr>
+          <w:rFonts w:asciiTheme="majorHAnsi" w:hAnsiTheme="majorHAnsi" w:cstheme="majorHAnsi"/>
+          <w:color w:val="000000" w:themeColor="text1"/>
+          <w:sz w:val="26"/>
+          <w:szCs w:val="26"/>
+        </w:rPr>
+        <w:t xml:space="preserve">        # 3. Lọc các Node lân cận nằm trong vùng tìm kiếm</w:t>
+      </w:r>
+    </w:p>
+    <w:p>
+      <w:pPr>
+        <w:spacing w:before="40" w:after="40" w:line="240" w:lineRule="auto"/>
+        <w:rPr>
+          <w:rFonts w:asciiTheme="majorHAnsi" w:hAnsiTheme="majorHAnsi" w:cstheme="majorHAnsi"/>
+          <w:color w:val="000000" w:themeColor="text1"/>
+          <w:sz w:val="26"/>
+          <w:szCs w:val="26"/>
+        </w:rPr>
+      </w:pPr>
+      <w:r>
+        <w:rPr>
+          <w:rFonts w:asciiTheme="majorHAnsi" w:hAnsiTheme="majorHAnsi" w:cstheme="majorHAnsi"/>
+          <w:color w:val="000000" w:themeColor="text1"/>
+          <w:sz w:val="26"/>
+          <w:szCs w:val="26"/>
+        </w:rPr>
+        <w:t xml:space="preserve">        candidate_nodes = get_nodes_in_region(nodes, search_region_right, search_region_bottom)</w:t>
+      </w:r>
+    </w:p>
+    <w:p>
+      <w:pPr>
+        <w:spacing w:before="40" w:after="40" w:line="240" w:lineRule="auto"/>
+        <w:rPr>
+          <w:rFonts w:asciiTheme="majorHAnsi" w:hAnsiTheme="majorHAnsi" w:cstheme="majorHAnsi"/>
+          <w:color w:val="000000" w:themeColor="text1"/>
+          <w:sz w:val="26"/>
+          <w:szCs w:val="26"/>
+        </w:rPr>
+      </w:pPr>
+      <w:r>
+        <w:rPr>
+          <w:rFonts w:asciiTheme="majorHAnsi" w:hAnsiTheme="majorHAnsi" w:cstheme="majorHAnsi"/>
+          <w:color w:val="000000" w:themeColor="text1"/>
+          <w:sz w:val="26"/>
+          <w:szCs w:val="26"/>
+        </w:rPr>
+        <w:t xml:space="preserve">        </w:t>
+      </w:r>
+    </w:p>
+    <w:p>
+      <w:pPr>
+        <w:spacing w:before="40" w:after="40" w:line="240" w:lineRule="auto"/>
+        <w:rPr>
+          <w:rFonts w:asciiTheme="majorHAnsi" w:hAnsiTheme="majorHAnsi" w:cstheme="majorHAnsi"/>
+          <w:color w:val="000000" w:themeColor="text1"/>
+          <w:sz w:val="26"/>
+          <w:szCs w:val="26"/>
+        </w:rPr>
+      </w:pPr>
+      <w:r>
+        <w:rPr>
+          <w:rFonts w:asciiTheme="majorHAnsi" w:hAnsiTheme="majorHAnsi" w:cstheme="majorHAnsi"/>
+          <w:color w:val="000000" w:themeColor="text1"/>
+          <w:sz w:val="26"/>
+          <w:szCs w:val="26"/>
+        </w:rPr>
+        <w:t xml:space="preserve">        # 4. Tính điểm liên kết không gian (Spatial Linkage Score)</w:t>
+      </w:r>
+    </w:p>
+    <w:p>
+      <w:pPr>
+        <w:spacing w:before="40" w:after="40" w:line="240" w:lineRule="auto"/>
+        <w:rPr>
+          <w:rFonts w:asciiTheme="majorHAnsi" w:hAnsiTheme="majorHAnsi" w:cstheme="majorHAnsi"/>
+          <w:color w:val="000000" w:themeColor="text1"/>
+          <w:sz w:val="26"/>
+          <w:szCs w:val="26"/>
+        </w:rPr>
+      </w:pPr>
+      <w:r>
+        <w:rPr>
+          <w:rFonts w:asciiTheme="majorHAnsi" w:hAnsiTheme="majorHAnsi" w:cstheme="majorHAnsi"/>
+          <w:color w:val="000000" w:themeColor="text1"/>
+          <w:sz w:val="26"/>
+          <w:szCs w:val="26"/>
+        </w:rPr>
+        <w:t xml:space="preserve">        best_value_node = None</w:t>
+      </w:r>
+    </w:p>
+    <w:p>
+      <w:pPr>
+        <w:spacing w:before="40" w:after="40" w:line="240" w:lineRule="auto"/>
+        <w:rPr>
+          <w:rFonts w:asciiTheme="majorHAnsi" w:hAnsiTheme="majorHAnsi" w:cstheme="majorHAnsi"/>
+          <w:color w:val="000000" w:themeColor="text1"/>
+          <w:sz w:val="26"/>
+          <w:szCs w:val="26"/>
+        </w:rPr>
+      </w:pPr>
+      <w:r>
+        <w:rPr>
+          <w:rFonts w:asciiTheme="majorHAnsi" w:hAnsiTheme="majorHAnsi" w:cstheme="majorHAnsi"/>
+          <w:color w:val="000000" w:themeColor="text1"/>
+          <w:sz w:val="26"/>
+          <w:szCs w:val="26"/>
+        </w:rPr>
+        <w:t xml:space="preserve">        min_distance = float('inf')</w:t>
+      </w:r>
+    </w:p>
+    <w:p>
+      <w:pPr>
+        <w:spacing w:before="40" w:after="40" w:line="240" w:lineRule="auto"/>
+        <w:rPr>
+          <w:rFonts w:asciiTheme="majorHAnsi" w:hAnsiTheme="majorHAnsi" w:cstheme="majorHAnsi"/>
+          <w:color w:val="000000" w:themeColor="text1"/>
+          <w:sz w:val="26"/>
+          <w:szCs w:val="26"/>
+        </w:rPr>
+      </w:pPr>
+      <w:r>
+        <w:rPr>
+          <w:rFonts w:asciiTheme="majorHAnsi" w:hAnsiTheme="majorHAnsi" w:cstheme="majorHAnsi"/>
+          <w:color w:val="000000" w:themeColor="text1"/>
+          <w:sz w:val="26"/>
+          <w:szCs w:val="26"/>
+        </w:rPr>
+        <w:t xml:space="preserve">        </w:t>
+      </w:r>
+    </w:p>
+    <w:p>
+      <w:pPr>
+        <w:spacing w:before="40" w:after="40" w:line="240" w:lineRule="auto"/>
+        <w:rPr>
+          <w:rFonts w:asciiTheme="majorHAnsi" w:hAnsiTheme="majorHAnsi" w:cstheme="majorHAnsi"/>
+          <w:color w:val="000000" w:themeColor="text1"/>
+          <w:sz w:val="26"/>
+          <w:szCs w:val="26"/>
+        </w:rPr>
+      </w:pPr>
+      <w:r>
+        <w:rPr>
+          <w:rFonts w:asciiTheme="majorHAnsi" w:hAnsiTheme="majorHAnsi" w:cstheme="majorHAnsi"/>
+          <w:color w:val="000000" w:themeColor="text1"/>
+          <w:sz w:val="26"/>
+          <w:szCs w:val="26"/>
+        </w:rPr>
+        <w:t xml:space="preserve">        for candidate in candidate_nodes:</w:t>
+      </w:r>
+    </w:p>
+    <w:p>
+      <w:pPr>
+        <w:spacing w:before="40" w:after="40" w:line="240" w:lineRule="auto"/>
+        <w:rPr>
+          <w:rFonts w:asciiTheme="majorHAnsi" w:hAnsiTheme="majorHAnsi" w:cstheme="majorHAnsi"/>
+          <w:color w:val="000000" w:themeColor="text1"/>
+          <w:sz w:val="26"/>
+          <w:szCs w:val="26"/>
+        </w:rPr>
+      </w:pPr>
+      <w:r>
+        <w:rPr>
+          <w:rFonts w:asciiTheme="majorHAnsi" w:hAnsiTheme="majorHAnsi" w:cstheme="majorHAnsi"/>
+          <w:color w:val="000000" w:themeColor="text1"/>
+          <w:sz w:val="26"/>
+          <w:szCs w:val="26"/>
+        </w:rPr>
+        <w:t xml:space="preserve">            # Thuật toán tính khoảng cách (có thể dùng GCN prediction ở bước này để tính score)</w:t>
+      </w:r>
+    </w:p>
+    <w:p>
+      <w:pPr>
+        <w:spacing w:before="40" w:after="40" w:line="240" w:lineRule="auto"/>
+        <w:rPr>
+          <w:rFonts w:asciiTheme="majorHAnsi" w:hAnsiTheme="majorHAnsi" w:cstheme="majorHAnsi"/>
+          <w:color w:val="000000" w:themeColor="text1"/>
+          <w:sz w:val="26"/>
+          <w:szCs w:val="26"/>
+        </w:rPr>
+      </w:pPr>
+      <w:r>
+        <w:rPr>
+          <w:rFonts w:asciiTheme="majorHAnsi" w:hAnsiTheme="majorHAnsi" w:cstheme="majorHAnsi"/>
+          <w:color w:val="000000" w:themeColor="text1"/>
+          <w:sz w:val="26"/>
+          <w:szCs w:val="26"/>
+        </w:rPr>
+        <w:t xml:space="preserve">            distance = calculate_euclidean_distance(key_node['box'], candidate['box'])</w:t>
+      </w:r>
+    </w:p>
+    <w:p>
+      <w:pPr>
+        <w:spacing w:before="40" w:after="40" w:line="240" w:lineRule="auto"/>
+        <w:rPr>
+          <w:rFonts w:asciiTheme="majorHAnsi" w:hAnsiTheme="majorHAnsi" w:cstheme="majorHAnsi"/>
+          <w:color w:val="000000" w:themeColor="text1"/>
+          <w:sz w:val="26"/>
+          <w:szCs w:val="26"/>
+        </w:rPr>
+      </w:pPr>
+      <w:r>
+        <w:rPr>
+          <w:rFonts w:asciiTheme="majorHAnsi" w:hAnsiTheme="majorHAnsi" w:cstheme="majorHAnsi"/>
+          <w:color w:val="000000" w:themeColor="text1"/>
+          <w:sz w:val="26"/>
+          <w:szCs w:val="26"/>
+        </w:rPr>
+        <w:t xml:space="preserve">            </w:t>
+      </w:r>
+    </w:p>
+    <w:p>
+      <w:pPr>
+        <w:spacing w:before="40" w:after="40" w:line="240" w:lineRule="auto"/>
+        <w:rPr>
+          <w:rFonts w:asciiTheme="majorHAnsi" w:hAnsiTheme="majorHAnsi" w:cstheme="majorHAnsi"/>
+          <w:color w:val="000000" w:themeColor="text1"/>
+          <w:sz w:val="26"/>
+          <w:szCs w:val="26"/>
+        </w:rPr>
+      </w:pPr>
+      <w:r>
+        <w:rPr>
+          <w:rFonts w:asciiTheme="majorHAnsi" w:hAnsiTheme="majorHAnsi" w:cstheme="majorHAnsi"/>
+          <w:color w:val="000000" w:themeColor="text1"/>
+          <w:sz w:val="26"/>
+          <w:szCs w:val="26"/>
+        </w:rPr>
+        <w:t xml:space="preserve">            # Khớp Value gần nhất và thỏa mãn điều kiện thẳng hàng (Alignment)</w:t>
+      </w:r>
+    </w:p>
+    <w:p>
+      <w:pPr>
+        <w:spacing w:before="40" w:after="40" w:line="240" w:lineRule="auto"/>
+        <w:rPr>
+          <w:rFonts w:asciiTheme="majorHAnsi" w:hAnsiTheme="majorHAnsi" w:cstheme="majorHAnsi"/>
+          <w:color w:val="000000" w:themeColor="text1"/>
+          <w:sz w:val="26"/>
+          <w:szCs w:val="26"/>
+        </w:rPr>
+      </w:pPr>
+      <w:r>
+        <w:rPr>
+          <w:rFonts w:asciiTheme="majorHAnsi" w:hAnsiTheme="majorHAnsi" w:cstheme="majorHAnsi"/>
+          <w:color w:val="000000" w:themeColor="text1"/>
+          <w:sz w:val="26"/>
+          <w:szCs w:val="26"/>
+        </w:rPr>
+        <w:t xml:space="preserve">            if distance &lt; min_distance and is_aligned(key_node, candidate):</w:t>
+      </w:r>
+    </w:p>
+    <w:p>
+      <w:pPr>
+        <w:spacing w:before="40" w:after="40" w:line="240" w:lineRule="auto"/>
+        <w:rPr>
+          <w:rFonts w:asciiTheme="majorHAnsi" w:hAnsiTheme="majorHAnsi" w:cstheme="majorHAnsi"/>
+          <w:color w:val="000000" w:themeColor="text1"/>
+          <w:sz w:val="26"/>
+          <w:szCs w:val="26"/>
+        </w:rPr>
+      </w:pPr>
+      <w:r>
+        <w:rPr>
+          <w:rFonts w:asciiTheme="majorHAnsi" w:hAnsiTheme="majorHAnsi" w:cstheme="majorHAnsi"/>
+          <w:color w:val="000000" w:themeColor="text1"/>
+          <w:sz w:val="26"/>
+          <w:szCs w:val="26"/>
+        </w:rPr>
+        <w:t xml:space="preserve">                min_distance = distance</w:t>
+      </w:r>
+    </w:p>
+    <w:p>
+      <w:pPr>
+        <w:spacing w:before="40" w:after="40" w:line="240" w:lineRule="auto"/>
+        <w:rPr>
+          <w:rFonts w:asciiTheme="majorHAnsi" w:hAnsiTheme="majorHAnsi" w:cstheme="majorHAnsi"/>
+          <w:color w:val="000000" w:themeColor="text1"/>
+          <w:sz w:val="26"/>
+          <w:szCs w:val="26"/>
+        </w:rPr>
+      </w:pPr>
+      <w:r>
+        <w:rPr>
+          <w:rFonts w:asciiTheme="majorHAnsi" w:hAnsiTheme="majorHAnsi" w:cstheme="majorHAnsi"/>
+          <w:color w:val="000000" w:themeColor="text1"/>
+          <w:sz w:val="26"/>
+          <w:szCs w:val="26"/>
+        </w:rPr>
+        <w:t xml:space="preserve">                best_value_node = candidate</w:t>
+      </w:r>
+    </w:p>
+    <w:p>
+      <w:pPr>
+        <w:spacing w:before="40" w:after="40" w:line="240" w:lineRule="auto"/>
+        <w:rPr>
+          <w:rFonts w:asciiTheme="majorHAnsi" w:hAnsiTheme="majorHAnsi" w:cstheme="majorHAnsi"/>
+          <w:color w:val="000000" w:themeColor="text1"/>
+          <w:sz w:val="26"/>
+          <w:szCs w:val="26"/>
+        </w:rPr>
+      </w:pPr>
+      <w:r>
+        <w:rPr>
+          <w:rFonts w:asciiTheme="majorHAnsi" w:hAnsiTheme="majorHAnsi" w:cstheme="majorHAnsi"/>
+          <w:color w:val="000000" w:themeColor="text1"/>
+          <w:sz w:val="26"/>
+          <w:szCs w:val="26"/>
+        </w:rPr>
+        <w:t xml:space="preserve">                </w:t>
+      </w:r>
+    </w:p>
+    <w:p>
+      <w:pPr>
+        <w:spacing w:before="40" w:after="40" w:line="240" w:lineRule="auto"/>
+        <w:rPr>
+          <w:rFonts w:asciiTheme="majorHAnsi" w:hAnsiTheme="majorHAnsi" w:cstheme="majorHAnsi"/>
+          <w:color w:val="000000" w:themeColor="text1"/>
+          <w:sz w:val="26"/>
+          <w:szCs w:val="26"/>
+        </w:rPr>
+      </w:pPr>
+      <w:r>
+        <w:rPr>
+          <w:rFonts w:asciiTheme="majorHAnsi" w:hAnsiTheme="majorHAnsi" w:cstheme="majorHAnsi"/>
+          <w:color w:val="000000" w:themeColor="text1"/>
+          <w:sz w:val="26"/>
+          <w:szCs w:val="26"/>
+        </w:rPr>
+        <w:lastRenderedPageBreak/>
+        <w:t xml:space="preserve">        # 5. Gán kết quả</w:t>
+      </w:r>
+    </w:p>
+    <w:p>
+      <w:pPr>
+        <w:spacing w:before="40" w:after="40" w:line="240" w:lineRule="auto"/>
+        <w:rPr>
+          <w:rFonts w:asciiTheme="majorHAnsi" w:hAnsiTheme="majorHAnsi" w:cstheme="majorHAnsi"/>
+          <w:color w:val="000000" w:themeColor="text1"/>
+          <w:sz w:val="26"/>
+          <w:szCs w:val="26"/>
+        </w:rPr>
+      </w:pPr>
+      <w:r>
+        <w:rPr>
+          <w:rFonts w:asciiTheme="majorHAnsi" w:hAnsiTheme="majorHAnsi" w:cstheme="majorHAnsi"/>
+          <w:color w:val="000000" w:themeColor="text1"/>
+          <w:sz w:val="26"/>
+          <w:szCs w:val="26"/>
+        </w:rPr>
+        <w:t xml:space="preserve">        if best_value_node:</w:t>
+      </w:r>
+    </w:p>
+    <w:p>
+      <w:pPr>
+        <w:spacing w:before="40" w:after="40" w:line="240" w:lineRule="auto"/>
+        <w:rPr>
+          <w:rFonts w:asciiTheme="majorHAnsi" w:hAnsiTheme="majorHAnsi" w:cstheme="majorHAnsi"/>
+          <w:color w:val="000000" w:themeColor="text1"/>
+          <w:sz w:val="26"/>
+          <w:szCs w:val="26"/>
+        </w:rPr>
+      </w:pPr>
+      <w:r>
+        <w:rPr>
+          <w:rFonts w:asciiTheme="majorHAnsi" w:hAnsiTheme="majorHAnsi" w:cstheme="majorHAnsi"/>
+          <w:color w:val="000000" w:themeColor="text1"/>
+          <w:sz w:val="26"/>
+          <w:szCs w:val="26"/>
+        </w:rPr>
+        <w:t xml:space="preserve">            extracted_data[target_key] = best_value_node['text']</w:t>
+      </w:r>
+    </w:p>
+    <w:p>
+      <w:pPr>
+        <w:spacing w:before="40" w:after="40" w:line="240" w:lineRule="auto"/>
+        <w:rPr>
+          <w:rFonts w:asciiTheme="majorHAnsi" w:hAnsiTheme="majorHAnsi" w:cstheme="majorHAnsi"/>
+          <w:color w:val="000000" w:themeColor="text1"/>
+          <w:sz w:val="26"/>
+          <w:szCs w:val="26"/>
+        </w:rPr>
+      </w:pPr>
+      <w:r>
+        <w:rPr>
+          <w:rFonts w:asciiTheme="majorHAnsi" w:hAnsiTheme="majorHAnsi" w:cstheme="majorHAnsi"/>
+          <w:color w:val="000000" w:themeColor="text1"/>
+          <w:sz w:val="26"/>
+          <w:szCs w:val="26"/>
+        </w:rPr>
+        <w:t xml:space="preserve">        else:</w:t>
+      </w:r>
+    </w:p>
+    <w:p>
+      <w:pPr>
+        <w:spacing w:before="40" w:after="40" w:line="240" w:lineRule="auto"/>
+        <w:rPr>
+          <w:rFonts w:asciiTheme="majorHAnsi" w:hAnsiTheme="majorHAnsi" w:cstheme="majorHAnsi"/>
+          <w:color w:val="000000" w:themeColor="text1"/>
+          <w:sz w:val="26"/>
+          <w:szCs w:val="26"/>
+        </w:rPr>
+      </w:pPr>
+      <w:r>
+        <w:rPr>
+          <w:rFonts w:asciiTheme="majorHAnsi" w:hAnsiTheme="majorHAnsi" w:cstheme="majorHAnsi"/>
+          <w:color w:val="000000" w:themeColor="text1"/>
+          <w:sz w:val="26"/>
+          <w:szCs w:val="26"/>
+        </w:rPr>
+        <w:t xml:space="preserve">            extracted_data[target_key] = None</w:t>
+      </w:r>
+    </w:p>
+    <w:p>
+      <w:pPr>
+        <w:spacing w:before="40" w:after="40" w:line="240" w:lineRule="auto"/>
+        <w:rPr>
+          <w:rFonts w:asciiTheme="majorHAnsi" w:hAnsiTheme="majorHAnsi" w:cstheme="majorHAnsi"/>
+          <w:color w:val="000000" w:themeColor="text1"/>
+          <w:sz w:val="26"/>
+          <w:szCs w:val="26"/>
+        </w:rPr>
+      </w:pPr>
+    </w:p>
+    <w:p>
+      <w:pPr>
+        <w:spacing w:before="40" w:after="40" w:line="240" w:lineRule="auto"/>
+        <w:rPr>
+          <w:rFonts w:asciiTheme="majorHAnsi" w:hAnsiTheme="majorHAnsi" w:cstheme="majorHAnsi"/>
+          <w:color w:val="000000" w:themeColor="text1"/>
+          <w:sz w:val="26"/>
+          <w:szCs w:val="26"/>
+        </w:rPr>
+      </w:pPr>
+      <w:r>
+        <w:rPr>
+          <w:rFonts w:asciiTheme="majorHAnsi" w:hAnsiTheme="majorHAnsi" w:cstheme="majorHAnsi"/>
+          <w:color w:val="000000" w:themeColor="text1"/>
+          <w:sz w:val="26"/>
+          <w:szCs w:val="26"/>
+        </w:rPr>
+        <w:t xml:space="preserve">    return extracted_data</w:t>
+      </w:r>
+    </w:p>
+    <w:p>
+      <w:pPr>
+        <w:spacing w:before="40" w:after="40" w:line="240" w:lineRule="auto"/>
+        <w:rPr>
+          <w:rFonts w:asciiTheme="majorHAnsi" w:hAnsiTheme="majorHAnsi" w:cstheme="majorHAnsi"/>
+          <w:color w:val="000000" w:themeColor="text1"/>
+          <w:sz w:val="26"/>
+          <w:szCs w:val="26"/>
+          <w:lang w:val="en-US"/>
+        </w:rPr>
+      </w:pPr>
+    </w:p>
+    <w:p>
+      <w:pPr>
+        <w:spacing w:before="40" w:after="40" w:line="240" w:lineRule="auto"/>
+        <w:rPr>
+          <w:rFonts w:asciiTheme="majorHAnsi" w:hAnsiTheme="majorHAnsi" w:cstheme="majorHAnsi"/>
+          <w:color w:val="000000" w:themeColor="text1"/>
+          <w:sz w:val="26"/>
+          <w:szCs w:val="26"/>
+        </w:rPr>
+      </w:pPr>
+    </w:p>
+    <w:p>
+      <w:pPr>
+        <w:spacing w:before="40" w:after="40" w:line="240" w:lineRule="auto"/>
+        <w:rPr>
+          <w:rFonts w:asciiTheme="majorHAnsi" w:hAnsiTheme="majorHAnsi" w:cstheme="majorHAnsi"/>
+          <w:color w:val="000000" w:themeColor="text1"/>
+          <w:sz w:val="26"/>
+          <w:szCs w:val="26"/>
+        </w:rPr>
+      </w:pPr>
+    </w:p>
+    <w:p>
+      <w:pPr>
+        <w:spacing w:before="40" w:after="40" w:line="240" w:lineRule="auto"/>
+        <w:jc w:val="center"/>
+        <w:rPr>
+          <w:rFonts w:asciiTheme="majorHAnsi" w:hAnsiTheme="majorHAnsi" w:cstheme="majorHAnsi"/>
+          <w:b/>
+          <w:bCs/>
+          <w:color w:val="000000" w:themeColor="text1"/>
+          <w:sz w:val="48"/>
+          <w:szCs w:val="48"/>
+          <w:u w:val="single"/>
+        </w:rPr>
+      </w:pPr>
+    </w:p>
+    <w:p>
+      <w:pPr>
+        <w:spacing w:before="40" w:after="40" w:line="240" w:lineRule="auto"/>
+        <w:jc w:val="center"/>
+        <w:rPr>
+          <w:rFonts w:asciiTheme="majorHAnsi" w:hAnsiTheme="majorHAnsi" w:cstheme="majorHAnsi"/>
+          <w:b/>
+          <w:bCs/>
+          <w:color w:val="000000" w:themeColor="text1"/>
+          <w:sz w:val="48"/>
+          <w:szCs w:val="48"/>
+          <w:u w:val="single"/>
+        </w:rPr>
+      </w:pPr>
     </w:p>
     <w:sectPr>
       <w:pgSz w:w="11906" w:h="16838"/>
@@ -7971,6 +12981,155 @@
     </w:lvl>
   </w:abstractNum>
   <w:abstractNum w:abstractNumId="2" w15:restartNumberingAfterBreak="0">
+    <w:nsid w:val="10A717B9"/>
+    <w:multiLevelType w:val="multilevel"/>
+    <w:tmpl w:val="915886FC"/>
+    <w:lvl w:ilvl="0">
+      <w:start w:val="1"/>
+      <w:numFmt w:val="bullet"/>
+      <w:lvlText w:val=""/>
+      <w:lvlJc w:val="left"/>
+      <w:pPr>
+        <w:tabs>
+          <w:tab w:val="num" w:pos="720"/>
+        </w:tabs>
+        <w:ind w:left="720" w:hanging="360"/>
+      </w:pPr>
+      <w:rPr>
+        <w:rFonts w:ascii="Symbol" w:hAnsi="Symbol" w:hint="default"/>
+        <w:sz w:val="20"/>
+      </w:rPr>
+    </w:lvl>
+    <w:lvl w:ilvl="1" w:tentative="1">
+      <w:start w:val="1"/>
+      <w:numFmt w:val="bullet"/>
+      <w:lvlText w:val="o"/>
+      <w:lvlJc w:val="left"/>
+      <w:pPr>
+        <w:tabs>
+          <w:tab w:val="num" w:pos="1440"/>
+        </w:tabs>
+        <w:ind w:left="1440" w:hanging="360"/>
+      </w:pPr>
+      <w:rPr>
+        <w:rFonts w:ascii="Courier New" w:hAnsi="Courier New" w:hint="default"/>
+        <w:sz w:val="20"/>
+      </w:rPr>
+    </w:lvl>
+    <w:lvl w:ilvl="2" w:tentative="1">
+      <w:start w:val="1"/>
+      <w:numFmt w:val="bullet"/>
+      <w:lvlText w:val=""/>
+      <w:lvlJc w:val="left"/>
+      <w:pPr>
+        <w:tabs>
+          <w:tab w:val="num" w:pos="2160"/>
+        </w:tabs>
+        <w:ind w:left="2160" w:hanging="360"/>
+      </w:pPr>
+      <w:rPr>
+        <w:rFonts w:ascii="Wingdings" w:hAnsi="Wingdings" w:hint="default"/>
+        <w:sz w:val="20"/>
+      </w:rPr>
+    </w:lvl>
+    <w:lvl w:ilvl="3" w:tentative="1">
+      <w:start w:val="1"/>
+      <w:numFmt w:val="bullet"/>
+      <w:lvlText w:val=""/>
+      <w:lvlJc w:val="left"/>
+      <w:pPr>
+        <w:tabs>
+          <w:tab w:val="num" w:pos="2880"/>
+        </w:tabs>
+        <w:ind w:left="2880" w:hanging="360"/>
+      </w:pPr>
+      <w:rPr>
+        <w:rFonts w:ascii="Wingdings" w:hAnsi="Wingdings" w:hint="default"/>
+        <w:sz w:val="20"/>
+      </w:rPr>
+    </w:lvl>
+    <w:lvl w:ilvl="4" w:tentative="1">
+      <w:start w:val="1"/>
+      <w:numFmt w:val="bullet"/>
+      <w:lvlText w:val=""/>
+      <w:lvlJc w:val="left"/>
+      <w:pPr>
+        <w:tabs>
+          <w:tab w:val="num" w:pos="3600"/>
+        </w:tabs>
+        <w:ind w:left="3600" w:hanging="360"/>
+      </w:pPr>
+      <w:rPr>
+        <w:rFonts w:ascii="Wingdings" w:hAnsi="Wingdings" w:hint="default"/>
+        <w:sz w:val="20"/>
+      </w:rPr>
+    </w:lvl>
+    <w:lvl w:ilvl="5" w:tentative="1">
+      <w:start w:val="1"/>
+      <w:numFmt w:val="bullet"/>
+      <w:lvlText w:val=""/>
+      <w:lvlJc w:val="left"/>
+      <w:pPr>
+        <w:tabs>
+          <w:tab w:val="num" w:pos="4320"/>
+        </w:tabs>
+        <w:ind w:left="4320" w:hanging="360"/>
+      </w:pPr>
+      <w:rPr>
+        <w:rFonts w:ascii="Wingdings" w:hAnsi="Wingdings" w:hint="default"/>
+        <w:sz w:val="20"/>
+      </w:rPr>
+    </w:lvl>
+    <w:lvl w:ilvl="6" w:tentative="1">
+      <w:start w:val="1"/>
+      <w:numFmt w:val="bullet"/>
+      <w:lvlText w:val=""/>
+      <w:lvlJc w:val="left"/>
+      <w:pPr>
+        <w:tabs>
+          <w:tab w:val="num" w:pos="5040"/>
+        </w:tabs>
+        <w:ind w:left="5040" w:hanging="360"/>
+      </w:pPr>
+      <w:rPr>
+        <w:rFonts w:ascii="Wingdings" w:hAnsi="Wingdings" w:hint="default"/>
+        <w:sz w:val="20"/>
+      </w:rPr>
+    </w:lvl>
+    <w:lvl w:ilvl="7" w:tentative="1">
+      <w:start w:val="1"/>
+      <w:numFmt w:val="bullet"/>
+      <w:lvlText w:val=""/>
+      <w:lvlJc w:val="left"/>
+      <w:pPr>
+        <w:tabs>
+          <w:tab w:val="num" w:pos="5760"/>
+        </w:tabs>
+        <w:ind w:left="5760" w:hanging="360"/>
+      </w:pPr>
+      <w:rPr>
+        <w:rFonts w:ascii="Wingdings" w:hAnsi="Wingdings" w:hint="default"/>
+        <w:sz w:val="20"/>
+      </w:rPr>
+    </w:lvl>
+    <w:lvl w:ilvl="8" w:tentative="1">
+      <w:start w:val="1"/>
+      <w:numFmt w:val="bullet"/>
+      <w:lvlText w:val=""/>
+      <w:lvlJc w:val="left"/>
+      <w:pPr>
+        <w:tabs>
+          <w:tab w:val="num" w:pos="6480"/>
+        </w:tabs>
+        <w:ind w:left="6480" w:hanging="360"/>
+      </w:pPr>
+      <w:rPr>
+        <w:rFonts w:ascii="Wingdings" w:hAnsi="Wingdings" w:hint="default"/>
+        <w:sz w:val="20"/>
+      </w:rPr>
+    </w:lvl>
+  </w:abstractNum>
+  <w:abstractNum w:abstractNumId="3" w15:restartNumberingAfterBreak="0">
     <w:nsid w:val="18B50176"/>
     <w:multiLevelType w:val="hybridMultilevel"/>
     <w:tmpl w:val="8F121BC4"/>
@@ -8056,7 +13215,120 @@
       </w:pPr>
     </w:lvl>
   </w:abstractNum>
-  <w:abstractNum w:abstractNumId="3" w15:restartNumberingAfterBreak="0">
+  <w:abstractNum w:abstractNumId="4" w15:restartNumberingAfterBreak="0">
+    <w:nsid w:val="1A597685"/>
+    <w:multiLevelType w:val="multilevel"/>
+    <w:tmpl w:val="4BAC5A5E"/>
+    <w:lvl w:ilvl="0">
+      <w:start w:val="1"/>
+      <w:numFmt w:val="decimal"/>
+      <w:lvlText w:val="%1."/>
+      <w:lvlJc w:val="left"/>
+      <w:pPr>
+        <w:tabs>
+          <w:tab w:val="num" w:pos="720"/>
+        </w:tabs>
+        <w:ind w:left="720" w:hanging="360"/>
+      </w:pPr>
+    </w:lvl>
+    <w:lvl w:ilvl="1" w:tentative="1">
+      <w:start w:val="1"/>
+      <w:numFmt w:val="decimal"/>
+      <w:lvlText w:val="%2."/>
+      <w:lvlJc w:val="left"/>
+      <w:pPr>
+        <w:tabs>
+          <w:tab w:val="num" w:pos="1440"/>
+        </w:tabs>
+        <w:ind w:left="1440" w:hanging="360"/>
+      </w:pPr>
+    </w:lvl>
+    <w:lvl w:ilvl="2" w:tentative="1">
+      <w:start w:val="1"/>
+      <w:numFmt w:val="decimal"/>
+      <w:lvlText w:val="%3."/>
+      <w:lvlJc w:val="left"/>
+      <w:pPr>
+        <w:tabs>
+          <w:tab w:val="num" w:pos="2160"/>
+        </w:tabs>
+        <w:ind w:left="2160" w:hanging="360"/>
+      </w:pPr>
+    </w:lvl>
+    <w:lvl w:ilvl="3" w:tentative="1">
+      <w:start w:val="1"/>
+      <w:numFmt w:val="decimal"/>
+      <w:lvlText w:val="%4."/>
+      <w:lvlJc w:val="left"/>
+      <w:pPr>
+        <w:tabs>
+          <w:tab w:val="num" w:pos="2880"/>
+        </w:tabs>
+        <w:ind w:left="2880" w:hanging="360"/>
+      </w:pPr>
+    </w:lvl>
+    <w:lvl w:ilvl="4" w:tentative="1">
+      <w:start w:val="1"/>
+      <w:numFmt w:val="decimal"/>
+      <w:lvlText w:val="%5."/>
+      <w:lvlJc w:val="left"/>
+      <w:pPr>
+        <w:tabs>
+          <w:tab w:val="num" w:pos="3600"/>
+        </w:tabs>
+        <w:ind w:left="3600" w:hanging="360"/>
+      </w:pPr>
+    </w:lvl>
+    <w:lvl w:ilvl="5" w:tentative="1">
+      <w:start w:val="1"/>
+      <w:numFmt w:val="decimal"/>
+      <w:lvlText w:val="%6."/>
+      <w:lvlJc w:val="left"/>
+      <w:pPr>
+        <w:tabs>
+          <w:tab w:val="num" w:pos="4320"/>
+        </w:tabs>
+        <w:ind w:left="4320" w:hanging="360"/>
+      </w:pPr>
+    </w:lvl>
+    <w:lvl w:ilvl="6" w:tentative="1">
+      <w:start w:val="1"/>
+      <w:numFmt w:val="decimal"/>
+      <w:lvlText w:val="%7."/>
+      <w:lvlJc w:val="left"/>
+      <w:pPr>
+        <w:tabs>
+          <w:tab w:val="num" w:pos="5040"/>
+        </w:tabs>
+        <w:ind w:left="5040" w:hanging="360"/>
+      </w:pPr>
+    </w:lvl>
+    <w:lvl w:ilvl="7" w:tentative="1">
+      <w:start w:val="1"/>
+      <w:numFmt w:val="decimal"/>
+      <w:lvlText w:val="%8."/>
+      <w:lvlJc w:val="left"/>
+      <w:pPr>
+        <w:tabs>
+          <w:tab w:val="num" w:pos="5760"/>
+        </w:tabs>
+        <w:ind w:left="5760" w:hanging="360"/>
+      </w:pPr>
+    </w:lvl>
+    <w:lvl w:ilvl="8" w:tentative="1">
+      <w:start w:val="1"/>
+      <w:numFmt w:val="decimal"/>
+      <w:lvlText w:val="%9."/>
+      <w:lvlJc w:val="left"/>
+      <w:pPr>
+        <w:tabs>
+          <w:tab w:val="num" w:pos="6480"/>
+        </w:tabs>
+        <w:ind w:left="6480" w:hanging="360"/>
+      </w:pPr>
+    </w:lvl>
+  </w:abstractNum>
+  <w:abstractNum w:abstractNumId="5" w15:restartNumberingAfterBreak="0">
     <w:nsid w:val="1ECC38E8"/>
     <w:multiLevelType w:val="hybridMultilevel"/>
     <w:tmpl w:val="B4548724"/>
@@ -8169,7 +13441,7 @@
       </w:rPr>
     </w:lvl>
   </w:abstractNum>
-  <w:abstractNum w:abstractNumId="4" w15:restartNumberingAfterBreak="0">
+  <w:abstractNum w:abstractNumId="6" w15:restartNumberingAfterBreak="0">
     <w:nsid w:val="20062F57"/>
     <w:multiLevelType w:val="multilevel"/>
     <w:tmpl w:val="98AC9F02"/>
@@ -8318,7 +13590,7 @@
       </w:rPr>
     </w:lvl>
   </w:abstractNum>
-  <w:abstractNum w:abstractNumId="5" w15:restartNumberingAfterBreak="0">
+  <w:abstractNum w:abstractNumId="7" w15:restartNumberingAfterBreak="0">
     <w:nsid w:val="3047570C"/>
     <w:multiLevelType w:val="hybridMultilevel"/>
     <w:tmpl w:val="77906C0C"/>
@@ -8431,7 +13703,7 @@
       </w:rPr>
     </w:lvl>
   </w:abstractNum>
-  <w:abstractNum w:abstractNumId="6" w15:restartNumberingAfterBreak="0">
+  <w:abstractNum w:abstractNumId="8" w15:restartNumberingAfterBreak="0">
     <w:nsid w:val="3226203F"/>
     <w:multiLevelType w:val="hybridMultilevel"/>
     <w:tmpl w:val="782C9542"/>
@@ -8489,7 +13761,7 @@
       <w:lvlJc w:val="left"/>
     </w:lvl>
   </w:abstractNum>
-  <w:abstractNum w:abstractNumId="7" w15:restartNumberingAfterBreak="0">
+  <w:abstractNum w:abstractNumId="9" w15:restartNumberingAfterBreak="0">
     <w:nsid w:val="379C14AA"/>
     <w:multiLevelType w:val="multilevel"/>
     <w:tmpl w:val="D500F236"/>
@@ -8634,7 +13906,156 @@
       </w:rPr>
     </w:lvl>
   </w:abstractNum>
-  <w:abstractNum w:abstractNumId="8" w15:restartNumberingAfterBreak="0">
+  <w:abstractNum w:abstractNumId="10" w15:restartNumberingAfterBreak="0">
+    <w:nsid w:val="3C6A669C"/>
+    <w:multiLevelType w:val="multilevel"/>
+    <w:tmpl w:val="9D461F1E"/>
+    <w:lvl w:ilvl="0">
+      <w:start w:val="1"/>
+      <w:numFmt w:val="bullet"/>
+      <w:lvlText w:val=""/>
+      <w:lvlJc w:val="left"/>
+      <w:pPr>
+        <w:tabs>
+          <w:tab w:val="num" w:pos="720"/>
+        </w:tabs>
+        <w:ind w:left="720" w:hanging="360"/>
+      </w:pPr>
+      <w:rPr>
+        <w:rFonts w:ascii="Symbol" w:hAnsi="Symbol" w:hint="default"/>
+        <w:sz w:val="20"/>
+      </w:rPr>
+    </w:lvl>
+    <w:lvl w:ilvl="1">
+      <w:start w:val="1"/>
+      <w:numFmt w:val="bullet"/>
+      <w:lvlText w:val="o"/>
+      <w:lvlJc w:val="left"/>
+      <w:pPr>
+        <w:tabs>
+          <w:tab w:val="num" w:pos="1440"/>
+        </w:tabs>
+        <w:ind w:left="1440" w:hanging="360"/>
+      </w:pPr>
+      <w:rPr>
+        <w:rFonts w:ascii="Courier New" w:hAnsi="Courier New" w:hint="default"/>
+        <w:sz w:val="20"/>
+      </w:rPr>
+    </w:lvl>
+    <w:lvl w:ilvl="2" w:tentative="1">
+      <w:start w:val="1"/>
+      <w:numFmt w:val="bullet"/>
+      <w:lvlText w:val=""/>
+      <w:lvlJc w:val="left"/>
+      <w:pPr>
+        <w:tabs>
+          <w:tab w:val="num" w:pos="2160"/>
+        </w:tabs>
+        <w:ind w:left="2160" w:hanging="360"/>
+      </w:pPr>
+      <w:rPr>
+        <w:rFonts w:ascii="Wingdings" w:hAnsi="Wingdings" w:hint="default"/>
+        <w:sz w:val="20"/>
+      </w:rPr>
+    </w:lvl>
+    <w:lvl w:ilvl="3" w:tentative="1">
+      <w:start w:val="1"/>
+      <w:numFmt w:val="bullet"/>
+      <w:lvlText w:val=""/>
+      <w:lvlJc w:val="left"/>
+      <w:pPr>
+        <w:tabs>
+          <w:tab w:val="num" w:pos="2880"/>
+        </w:tabs>
+        <w:ind w:left="2880" w:hanging="360"/>
+      </w:pPr>
+      <w:rPr>
+        <w:rFonts w:ascii="Wingdings" w:hAnsi="Wingdings" w:hint="default"/>
+        <w:sz w:val="20"/>
+      </w:rPr>
+    </w:lvl>
+    <w:lvl w:ilvl="4" w:tentative="1">
+      <w:start w:val="1"/>
+      <w:numFmt w:val="bullet"/>
+      <w:lvlText w:val=""/>
+      <w:lvlJc w:val="left"/>
+      <w:pPr>
+        <w:tabs>
+          <w:tab w:val="num" w:pos="3600"/>
+        </w:tabs>
+        <w:ind w:left="3600" w:hanging="360"/>
+      </w:pPr>
+      <w:rPr>
+        <w:rFonts w:ascii="Wingdings" w:hAnsi="Wingdings" w:hint="default"/>
+        <w:sz w:val="20"/>
+      </w:rPr>
+    </w:lvl>
+    <w:lvl w:ilvl="5" w:tentative="1">
+      <w:start w:val="1"/>
+      <w:numFmt w:val="bullet"/>
+      <w:lvlText w:val=""/>
+      <w:lvlJc w:val="left"/>
+      <w:pPr>
+        <w:tabs>
+          <w:tab w:val="num" w:pos="4320"/>
+        </w:tabs>
+        <w:ind w:left="4320" w:hanging="360"/>
+      </w:pPr>
+      <w:rPr>
+        <w:rFonts w:ascii="Wingdings" w:hAnsi="Wingdings" w:hint="default"/>
+        <w:sz w:val="20"/>
+      </w:rPr>
+    </w:lvl>
+    <w:lvl w:ilvl="6" w:tentative="1">
+      <w:start w:val="1"/>
+      <w:numFmt w:val="bullet"/>
+      <w:lvlText w:val=""/>
+      <w:lvlJc w:val="left"/>
+      <w:pPr>
+        <w:tabs>
+          <w:tab w:val="num" w:pos="5040"/>
+        </w:tabs>
+        <w:ind w:left="5040" w:hanging="360"/>
+      </w:pPr>
+      <w:rPr>
+        <w:rFonts w:ascii="Wingdings" w:hAnsi="Wingdings" w:hint="default"/>
+        <w:sz w:val="20"/>
+      </w:rPr>
+    </w:lvl>
+    <w:lvl w:ilvl="7" w:tentative="1">
+      <w:start w:val="1"/>
+      <w:numFmt w:val="bullet"/>
+      <w:lvlText w:val=""/>
+      <w:lvlJc w:val="left"/>
+      <w:pPr>
+        <w:tabs>
+          <w:tab w:val="num" w:pos="5760"/>
+        </w:tabs>
+        <w:ind w:left="5760" w:hanging="360"/>
+      </w:pPr>
+      <w:rPr>
+        <w:rFonts w:ascii="Wingdings" w:hAnsi="Wingdings" w:hint="default"/>
+        <w:sz w:val="20"/>
+      </w:rPr>
+    </w:lvl>
+    <w:lvl w:ilvl="8" w:tentative="1">
+      <w:start w:val="1"/>
+      <w:numFmt w:val="bullet"/>
+      <w:lvlText w:val=""/>
+      <w:lvlJc w:val="left"/>
+      <w:pPr>
+        <w:tabs>
+          <w:tab w:val="num" w:pos="6480"/>
+        </w:tabs>
+        <w:ind w:left="6480" w:hanging="360"/>
+      </w:pPr>
+      <w:rPr>
+        <w:rFonts w:ascii="Wingdings" w:hAnsi="Wingdings" w:hint="default"/>
+        <w:sz w:val="20"/>
+      </w:rPr>
+    </w:lvl>
+  </w:abstractNum>
+  <w:abstractNum w:abstractNumId="11" w15:restartNumberingAfterBreak="0">
     <w:nsid w:val="3FDB0471"/>
     <w:multiLevelType w:val="multilevel"/>
     <w:tmpl w:val="0A7696BA"/>
@@ -8783,7 +14204,7 @@
       </w:rPr>
     </w:lvl>
   </w:abstractNum>
-  <w:abstractNum w:abstractNumId="9" w15:restartNumberingAfterBreak="0">
+  <w:abstractNum w:abstractNumId="12" w15:restartNumberingAfterBreak="0">
     <w:nsid w:val="40E60990"/>
     <w:multiLevelType w:val="hybridMultilevel"/>
     <w:tmpl w:val="EFF41A04"/>
@@ -8896,7 +14317,7 @@
       </w:rPr>
     </w:lvl>
   </w:abstractNum>
-  <w:abstractNum w:abstractNumId="10" w15:restartNumberingAfterBreak="0">
+  <w:abstractNum w:abstractNumId="13" w15:restartNumberingAfterBreak="0">
     <w:nsid w:val="42725D37"/>
     <w:multiLevelType w:val="hybridMultilevel"/>
     <w:tmpl w:val="F0F0AE80"/>
@@ -9009,7 +14430,7 @@
       </w:rPr>
     </w:lvl>
   </w:abstractNum>
-  <w:abstractNum w:abstractNumId="11" w15:restartNumberingAfterBreak="0">
+  <w:abstractNum w:abstractNumId="14" w15:restartNumberingAfterBreak="0">
     <w:nsid w:val="4A723AEF"/>
     <w:multiLevelType w:val="hybridMultilevel"/>
     <w:tmpl w:val="5B30B254"/>
@@ -9122,7 +14543,120 @@
       </w:rPr>
     </w:lvl>
   </w:abstractNum>
-  <w:abstractNum w:abstractNumId="12" w15:restartNumberingAfterBreak="0">
+  <w:abstractNum w:abstractNumId="15" w15:restartNumberingAfterBreak="0">
+    <w:nsid w:val="4B3A3CE6"/>
+    <w:multiLevelType w:val="multilevel"/>
+    <w:tmpl w:val="E7A89EA8"/>
+    <w:lvl w:ilvl="0">
+      <w:start w:val="1"/>
+      <w:numFmt w:val="decimal"/>
+      <w:lvlText w:val="%1."/>
+      <w:lvlJc w:val="left"/>
+      <w:pPr>
+        <w:tabs>
+          <w:tab w:val="num" w:pos="720"/>
+        </w:tabs>
+        <w:ind w:left="720" w:hanging="360"/>
+      </w:pPr>
+    </w:lvl>
+    <w:lvl w:ilvl="1" w:tentative="1">
+      <w:start w:val="1"/>
+      <w:numFmt w:val="decimal"/>
+      <w:lvlText w:val="%2."/>
+      <w:lvlJc w:val="left"/>
+      <w:pPr>
+        <w:tabs>
+          <w:tab w:val="num" w:pos="1440"/>
+        </w:tabs>
+        <w:ind w:left="1440" w:hanging="360"/>
+      </w:pPr>
+    </w:lvl>
+    <w:lvl w:ilvl="2" w:tentative="1">
+      <w:start w:val="1"/>
+      <w:numFmt w:val="decimal"/>
+      <w:lvlText w:val="%3."/>
+      <w:lvlJc w:val="left"/>
+      <w:pPr>
+        <w:tabs>
+          <w:tab w:val="num" w:pos="2160"/>
+        </w:tabs>
+        <w:ind w:left="2160" w:hanging="360"/>
+      </w:pPr>
+    </w:lvl>
+    <w:lvl w:ilvl="3" w:tentative="1">
+      <w:start w:val="1"/>
+      <w:numFmt w:val="decimal"/>
+      <w:lvlText w:val="%4."/>
+      <w:lvlJc w:val="left"/>
+      <w:pPr>
+        <w:tabs>
+          <w:tab w:val="num" w:pos="2880"/>
+        </w:tabs>
+        <w:ind w:left="2880" w:hanging="360"/>
+      </w:pPr>
+    </w:lvl>
+    <w:lvl w:ilvl="4" w:tentative="1">
+      <w:start w:val="1"/>
+      <w:numFmt w:val="decimal"/>
+      <w:lvlText w:val="%5."/>
+      <w:lvlJc w:val="left"/>
+      <w:pPr>
+        <w:tabs>
+          <w:tab w:val="num" w:pos="3600"/>
+        </w:tabs>
+        <w:ind w:left="3600" w:hanging="360"/>
+      </w:pPr>
+    </w:lvl>
+    <w:lvl w:ilvl="5" w:tentative="1">
+      <w:start w:val="1"/>
+      <w:numFmt w:val="decimal"/>
+      <w:lvlText w:val="%6."/>
+      <w:lvlJc w:val="left"/>
+      <w:pPr>
+        <w:tabs>
+          <w:tab w:val="num" w:pos="4320"/>
+        </w:tabs>
+        <w:ind w:left="4320" w:hanging="360"/>
+      </w:pPr>
+    </w:lvl>
+    <w:lvl w:ilvl="6" w:tentative="1">
+      <w:start w:val="1"/>
+      <w:numFmt w:val="decimal"/>
+      <w:lvlText w:val="%7."/>
+      <w:lvlJc w:val="left"/>
+      <w:pPr>
+        <w:tabs>
+          <w:tab w:val="num" w:pos="5040"/>
+        </w:tabs>
+        <w:ind w:left="5040" w:hanging="360"/>
+      </w:pPr>
+    </w:lvl>
+    <w:lvl w:ilvl="7" w:tentative="1">
+      <w:start w:val="1"/>
+      <w:numFmt w:val="decimal"/>
+      <w:lvlText w:val="%8."/>
+      <w:lvlJc w:val="left"/>
+      <w:pPr>
+        <w:tabs>
+          <w:tab w:val="num" w:pos="5760"/>
+        </w:tabs>
+        <w:ind w:left="5760" w:hanging="360"/>
+      </w:pPr>
+    </w:lvl>
+    <w:lvl w:ilvl="8" w:tentative="1">
+      <w:start w:val="1"/>
+      <w:numFmt w:val="decimal"/>
+      <w:lvlText w:val="%9."/>
+      <w:lvlJc w:val="left"/>
+      <w:pPr>
+        <w:tabs>
+          <w:tab w:val="num" w:pos="6480"/>
+        </w:tabs>
+        <w:ind w:left="6480" w:hanging="360"/>
+      </w:pPr>
+    </w:lvl>
+  </w:abstractNum>
+  <w:abstractNum w:abstractNumId="16" w15:restartNumberingAfterBreak="0">
     <w:nsid w:val="4FE07844"/>
     <w:multiLevelType w:val="hybridMultilevel"/>
     <w:tmpl w:val="298893CA"/>
@@ -9208,7 +14742,7 @@
       </w:pPr>
     </w:lvl>
   </w:abstractNum>
-  <w:abstractNum w:abstractNumId="13" w15:restartNumberingAfterBreak="0">
+  <w:abstractNum w:abstractNumId="17" w15:restartNumberingAfterBreak="0">
     <w:nsid w:val="522C2F96"/>
     <w:multiLevelType w:val="multilevel"/>
     <w:tmpl w:val="9C46CE14"/>
@@ -9353,7 +14887,7 @@
       </w:rPr>
     </w:lvl>
   </w:abstractNum>
-  <w:abstractNum w:abstractNumId="14" w15:restartNumberingAfterBreak="0">
+  <w:abstractNum w:abstractNumId="18" w15:restartNumberingAfterBreak="0">
     <w:nsid w:val="52D85F7E"/>
     <w:multiLevelType w:val="multilevel"/>
     <w:tmpl w:val="56CAED44"/>
@@ -9502,7 +15036,156 @@
       </w:rPr>
     </w:lvl>
   </w:abstractNum>
-  <w:abstractNum w:abstractNumId="15" w15:restartNumberingAfterBreak="0">
+  <w:abstractNum w:abstractNumId="19" w15:restartNumberingAfterBreak="0">
+    <w:nsid w:val="5B0E6547"/>
+    <w:multiLevelType w:val="multilevel"/>
+    <w:tmpl w:val="45DA34B2"/>
+    <w:lvl w:ilvl="0">
+      <w:start w:val="1"/>
+      <w:numFmt w:val="bullet"/>
+      <w:lvlText w:val=""/>
+      <w:lvlJc w:val="left"/>
+      <w:pPr>
+        <w:tabs>
+          <w:tab w:val="num" w:pos="720"/>
+        </w:tabs>
+        <w:ind w:left="720" w:hanging="360"/>
+      </w:pPr>
+      <w:rPr>
+        <w:rFonts w:ascii="Symbol" w:hAnsi="Symbol" w:hint="default"/>
+        <w:sz w:val="20"/>
+      </w:rPr>
+    </w:lvl>
+    <w:lvl w:ilvl="1" w:tentative="1">
+      <w:start w:val="1"/>
+      <w:numFmt w:val="bullet"/>
+      <w:lvlText w:val="o"/>
+      <w:lvlJc w:val="left"/>
+      <w:pPr>
+        <w:tabs>
+          <w:tab w:val="num" w:pos="1440"/>
+        </w:tabs>
+        <w:ind w:left="1440" w:hanging="360"/>
+      </w:pPr>
+      <w:rPr>
+        <w:rFonts w:ascii="Courier New" w:hAnsi="Courier New" w:hint="default"/>
+        <w:sz w:val="20"/>
+      </w:rPr>
+    </w:lvl>
+    <w:lvl w:ilvl="2" w:tentative="1">
+      <w:start w:val="1"/>
+      <w:numFmt w:val="bullet"/>
+      <w:lvlText w:val=""/>
+      <w:lvlJc w:val="left"/>
+      <w:pPr>
+        <w:tabs>
+          <w:tab w:val="num" w:pos="2160"/>
+        </w:tabs>
+        <w:ind w:left="2160" w:hanging="360"/>
+      </w:pPr>
+      <w:rPr>
+        <w:rFonts w:ascii="Wingdings" w:hAnsi="Wingdings" w:hint="default"/>
+        <w:sz w:val="20"/>
+      </w:rPr>
+    </w:lvl>
+    <w:lvl w:ilvl="3" w:tentative="1">
+      <w:start w:val="1"/>
+      <w:numFmt w:val="bullet"/>
+      <w:lvlText w:val=""/>
+      <w:lvlJc w:val="left"/>
+      <w:pPr>
+        <w:tabs>
+          <w:tab w:val="num" w:pos="2880"/>
+        </w:tabs>
+        <w:ind w:left="2880" w:hanging="360"/>
+      </w:pPr>
+      <w:rPr>
+        <w:rFonts w:ascii="Wingdings" w:hAnsi="Wingdings" w:hint="default"/>
+        <w:sz w:val="20"/>
+      </w:rPr>
+    </w:lvl>
+    <w:lvl w:ilvl="4" w:tentative="1">
+      <w:start w:val="1"/>
+      <w:numFmt w:val="bullet"/>
+      <w:lvlText w:val=""/>
+      <w:lvlJc w:val="left"/>
+      <w:pPr>
+        <w:tabs>
+          <w:tab w:val="num" w:pos="3600"/>
+        </w:tabs>
+        <w:ind w:left="3600" w:hanging="360"/>
+      </w:pPr>
+      <w:rPr>
+        <w:rFonts w:ascii="Wingdings" w:hAnsi="Wingdings" w:hint="default"/>
+        <w:sz w:val="20"/>
+      </w:rPr>
+    </w:lvl>
+    <w:lvl w:ilvl="5" w:tentative="1">
+      <w:start w:val="1"/>
+      <w:numFmt w:val="bullet"/>
+      <w:lvlText w:val=""/>
+      <w:lvlJc w:val="left"/>
+      <w:pPr>
+        <w:tabs>
+          <w:tab w:val="num" w:pos="4320"/>
+        </w:tabs>
+        <w:ind w:left="4320" w:hanging="360"/>
+      </w:pPr>
+      <w:rPr>
+        <w:rFonts w:ascii="Wingdings" w:hAnsi="Wingdings" w:hint="default"/>
+        <w:sz w:val="20"/>
+      </w:rPr>
+    </w:lvl>
+    <w:lvl w:ilvl="6" w:tentative="1">
+      <w:start w:val="1"/>
+      <w:numFmt w:val="bullet"/>
+      <w:lvlText w:val=""/>
+      <w:lvlJc w:val="left"/>
+      <w:pPr>
+        <w:tabs>
+          <w:tab w:val="num" w:pos="5040"/>
+        </w:tabs>
+        <w:ind w:left="5040" w:hanging="360"/>
+      </w:pPr>
+      <w:rPr>
+        <w:rFonts w:ascii="Wingdings" w:hAnsi="Wingdings" w:hint="default"/>
+        <w:sz w:val="20"/>
+      </w:rPr>
+    </w:lvl>
+    <w:lvl w:ilvl="7" w:tentative="1">
+      <w:start w:val="1"/>
+      <w:numFmt w:val="bullet"/>
+      <w:lvlText w:val=""/>
+      <w:lvlJc w:val="left"/>
+      <w:pPr>
+        <w:tabs>
+          <w:tab w:val="num" w:pos="5760"/>
+        </w:tabs>
+        <w:ind w:left="5760" w:hanging="360"/>
+      </w:pPr>
+      <w:rPr>
+        <w:rFonts w:ascii="Wingdings" w:hAnsi="Wingdings" w:hint="default"/>
+        <w:sz w:val="20"/>
+      </w:rPr>
+    </w:lvl>
+    <w:lvl w:ilvl="8" w:tentative="1">
+      <w:start w:val="1"/>
+      <w:numFmt w:val="bullet"/>
+      <w:lvlText w:val=""/>
+      <w:lvlJc w:val="left"/>
+      <w:pPr>
+        <w:tabs>
+          <w:tab w:val="num" w:pos="6480"/>
+        </w:tabs>
+        <w:ind w:left="6480" w:hanging="360"/>
+      </w:pPr>
+      <w:rPr>
+        <w:rFonts w:ascii="Wingdings" w:hAnsi="Wingdings" w:hint="default"/>
+        <w:sz w:val="20"/>
+      </w:rPr>
+    </w:lvl>
+  </w:abstractNum>
+  <w:abstractNum w:abstractNumId="20" w15:restartNumberingAfterBreak="0">
     <w:nsid w:val="601011EB"/>
     <w:multiLevelType w:val="hybridMultilevel"/>
     <w:tmpl w:val="4814B6D4"/>
@@ -9615,7 +15298,7 @@
       </w:rPr>
     </w:lvl>
   </w:abstractNum>
-  <w:abstractNum w:abstractNumId="16" w15:restartNumberingAfterBreak="0">
+  <w:abstractNum w:abstractNumId="21" w15:restartNumberingAfterBreak="0">
     <w:nsid w:val="66EB0EB0"/>
     <w:multiLevelType w:val="hybridMultilevel"/>
     <w:tmpl w:val="33F6DF1A"/>
@@ -9728,7 +15411,120 @@
       </w:rPr>
     </w:lvl>
   </w:abstractNum>
-  <w:abstractNum w:abstractNumId="17" w15:restartNumberingAfterBreak="0">
+  <w:abstractNum w:abstractNumId="22" w15:restartNumberingAfterBreak="0">
+    <w:nsid w:val="6AE75BE7"/>
+    <w:multiLevelType w:val="multilevel"/>
+    <w:tmpl w:val="04603D1A"/>
+    <w:lvl w:ilvl="0">
+      <w:start w:val="1"/>
+      <w:numFmt w:val="decimal"/>
+      <w:lvlText w:val="%1."/>
+      <w:lvlJc w:val="left"/>
+      <w:pPr>
+        <w:tabs>
+          <w:tab w:val="num" w:pos="720"/>
+        </w:tabs>
+        <w:ind w:left="720" w:hanging="360"/>
+      </w:pPr>
+    </w:lvl>
+    <w:lvl w:ilvl="1" w:tentative="1">
+      <w:start w:val="1"/>
+      <w:numFmt w:val="decimal"/>
+      <w:lvlText w:val="%2."/>
+      <w:lvlJc w:val="left"/>
+      <w:pPr>
+        <w:tabs>
+          <w:tab w:val="num" w:pos="1440"/>
+        </w:tabs>
+        <w:ind w:left="1440" w:hanging="360"/>
+      </w:pPr>
+    </w:lvl>
+    <w:lvl w:ilvl="2" w:tentative="1">
+      <w:start w:val="1"/>
+      <w:numFmt w:val="decimal"/>
+      <w:lvlText w:val="%3."/>
+      <w:lvlJc w:val="left"/>
+      <w:pPr>
+        <w:tabs>
+          <w:tab w:val="num" w:pos="2160"/>
+        </w:tabs>
+        <w:ind w:left="2160" w:hanging="360"/>
+      </w:pPr>
+    </w:lvl>
+    <w:lvl w:ilvl="3" w:tentative="1">
+      <w:start w:val="1"/>
+      <w:numFmt w:val="decimal"/>
+      <w:lvlText w:val="%4."/>
+      <w:lvlJc w:val="left"/>
+      <w:pPr>
+        <w:tabs>
+          <w:tab w:val="num" w:pos="2880"/>
+        </w:tabs>
+        <w:ind w:left="2880" w:hanging="360"/>
+      </w:pPr>
+    </w:lvl>
+    <w:lvl w:ilvl="4" w:tentative="1">
+      <w:start w:val="1"/>
+      <w:numFmt w:val="decimal"/>
+      <w:lvlText w:val="%5."/>
+      <w:lvlJc w:val="left"/>
+      <w:pPr>
+        <w:tabs>
+          <w:tab w:val="num" w:pos="3600"/>
+        </w:tabs>
+        <w:ind w:left="3600" w:hanging="360"/>
+      </w:pPr>
+    </w:lvl>
+    <w:lvl w:ilvl="5" w:tentative="1">
+      <w:start w:val="1"/>
+      <w:numFmt w:val="decimal"/>
+      <w:lvlText w:val="%6."/>
+      <w:lvlJc w:val="left"/>
+      <w:pPr>
+        <w:tabs>
+          <w:tab w:val="num" w:pos="4320"/>
+        </w:tabs>
+        <w:ind w:left="4320" w:hanging="360"/>
+      </w:pPr>
+    </w:lvl>
+    <w:lvl w:ilvl="6" w:tentative="1">
+      <w:start w:val="1"/>
+      <w:numFmt w:val="decimal"/>
+      <w:lvlText w:val="%7."/>
+      <w:lvlJc w:val="left"/>
+      <w:pPr>
+        <w:tabs>
+          <w:tab w:val="num" w:pos="5040"/>
+        </w:tabs>
+        <w:ind w:left="5040" w:hanging="360"/>
+      </w:pPr>
+    </w:lvl>
+    <w:lvl w:ilvl="7" w:tentative="1">
+      <w:start w:val="1"/>
+      <w:numFmt w:val="decimal"/>
+      <w:lvlText w:val="%8."/>
+      <w:lvlJc w:val="left"/>
+      <w:pPr>
+        <w:tabs>
+          <w:tab w:val="num" w:pos="5760"/>
+        </w:tabs>
+        <w:ind w:left="5760" w:hanging="360"/>
+      </w:pPr>
+    </w:lvl>
+    <w:lvl w:ilvl="8" w:tentative="1">
+      <w:start w:val="1"/>
+      <w:numFmt w:val="decimal"/>
+      <w:lvlText w:val="%9."/>
+      <w:lvlJc w:val="left"/>
+      <w:pPr>
+        <w:tabs>
+          <w:tab w:val="num" w:pos="6480"/>
+        </w:tabs>
+        <w:ind w:left="6480" w:hanging="360"/>
+      </w:pPr>
+    </w:lvl>
+  </w:abstractNum>
+  <w:abstractNum w:abstractNumId="23" w15:restartNumberingAfterBreak="0">
     <w:nsid w:val="6FFD1B75"/>
     <w:multiLevelType w:val="multilevel"/>
     <w:tmpl w:val="09C8B248"/>
@@ -9877,7 +15673,7 @@
       </w:rPr>
     </w:lvl>
   </w:abstractNum>
-  <w:abstractNum w:abstractNumId="18" w15:restartNumberingAfterBreak="0">
+  <w:abstractNum w:abstractNumId="24" w15:restartNumberingAfterBreak="0">
     <w:nsid w:val="73C52850"/>
     <w:multiLevelType w:val="multilevel"/>
     <w:tmpl w:val="71AAFB7E"/>
@@ -10026,7 +15822,7 @@
       </w:rPr>
     </w:lvl>
   </w:abstractNum>
-  <w:abstractNum w:abstractNumId="19" w15:restartNumberingAfterBreak="0">
+  <w:abstractNum w:abstractNumId="25" w15:restartNumberingAfterBreak="0">
     <w:nsid w:val="79190623"/>
     <w:multiLevelType w:val="hybridMultilevel"/>
     <w:tmpl w:val="32624680"/>
@@ -10136,6 +15932,304 @@
       </w:pPr>
       <w:rPr>
         <w:rFonts w:ascii="Wingdings" w:hAnsi="Wingdings" w:hint="default"/>
+      </w:rPr>
+    </w:lvl>
+  </w:abstractNum>
+  <w:abstractNum w:abstractNumId="26" w15:restartNumberingAfterBreak="0">
+    <w:nsid w:val="7AD104A4"/>
+    <w:multiLevelType w:val="multilevel"/>
+    <w:tmpl w:val="8508F5B0"/>
+    <w:lvl w:ilvl="0">
+      <w:start w:val="1"/>
+      <w:numFmt w:val="bullet"/>
+      <w:lvlText w:val=""/>
+      <w:lvlJc w:val="left"/>
+      <w:pPr>
+        <w:tabs>
+          <w:tab w:val="num" w:pos="720"/>
+        </w:tabs>
+        <w:ind w:left="720" w:hanging="360"/>
+      </w:pPr>
+      <w:rPr>
+        <w:rFonts w:ascii="Symbol" w:hAnsi="Symbol" w:hint="default"/>
+        <w:sz w:val="20"/>
+      </w:rPr>
+    </w:lvl>
+    <w:lvl w:ilvl="1">
+      <w:start w:val="1"/>
+      <w:numFmt w:val="bullet"/>
+      <w:lvlText w:val="o"/>
+      <w:lvlJc w:val="left"/>
+      <w:pPr>
+        <w:tabs>
+          <w:tab w:val="num" w:pos="1440"/>
+        </w:tabs>
+        <w:ind w:left="1440" w:hanging="360"/>
+      </w:pPr>
+      <w:rPr>
+        <w:rFonts w:ascii="Courier New" w:hAnsi="Courier New" w:hint="default"/>
+        <w:sz w:val="20"/>
+      </w:rPr>
+    </w:lvl>
+    <w:lvl w:ilvl="2" w:tentative="1">
+      <w:start w:val="1"/>
+      <w:numFmt w:val="bullet"/>
+      <w:lvlText w:val=""/>
+      <w:lvlJc w:val="left"/>
+      <w:pPr>
+        <w:tabs>
+          <w:tab w:val="num" w:pos="2160"/>
+        </w:tabs>
+        <w:ind w:left="2160" w:hanging="360"/>
+      </w:pPr>
+      <w:rPr>
+        <w:rFonts w:ascii="Wingdings" w:hAnsi="Wingdings" w:hint="default"/>
+        <w:sz w:val="20"/>
+      </w:rPr>
+    </w:lvl>
+    <w:lvl w:ilvl="3" w:tentative="1">
+      <w:start w:val="1"/>
+      <w:numFmt w:val="bullet"/>
+      <w:lvlText w:val=""/>
+      <w:lvlJc w:val="left"/>
+      <w:pPr>
+        <w:tabs>
+          <w:tab w:val="num" w:pos="2880"/>
+        </w:tabs>
+        <w:ind w:left="2880" w:hanging="360"/>
+      </w:pPr>
+      <w:rPr>
+        <w:rFonts w:ascii="Wingdings" w:hAnsi="Wingdings" w:hint="default"/>
+        <w:sz w:val="20"/>
+      </w:rPr>
+    </w:lvl>
+    <w:lvl w:ilvl="4" w:tentative="1">
+      <w:start w:val="1"/>
+      <w:numFmt w:val="bullet"/>
+      <w:lvlText w:val=""/>
+      <w:lvlJc w:val="left"/>
+      <w:pPr>
+        <w:tabs>
+          <w:tab w:val="num" w:pos="3600"/>
+        </w:tabs>
+        <w:ind w:left="3600" w:hanging="360"/>
+      </w:pPr>
+      <w:rPr>
+        <w:rFonts w:ascii="Wingdings" w:hAnsi="Wingdings" w:hint="default"/>
+        <w:sz w:val="20"/>
+      </w:rPr>
+    </w:lvl>
+    <w:lvl w:ilvl="5" w:tentative="1">
+      <w:start w:val="1"/>
+      <w:numFmt w:val="bullet"/>
+      <w:lvlText w:val=""/>
+      <w:lvlJc w:val="left"/>
+      <w:pPr>
+        <w:tabs>
+          <w:tab w:val="num" w:pos="4320"/>
+        </w:tabs>
+        <w:ind w:left="4320" w:hanging="360"/>
+      </w:pPr>
+      <w:rPr>
+        <w:rFonts w:ascii="Wingdings" w:hAnsi="Wingdings" w:hint="default"/>
+        <w:sz w:val="20"/>
+      </w:rPr>
+    </w:lvl>
+    <w:lvl w:ilvl="6" w:tentative="1">
+      <w:start w:val="1"/>
+      <w:numFmt w:val="bullet"/>
+      <w:lvlText w:val=""/>
+      <w:lvlJc w:val="left"/>
+      <w:pPr>
+        <w:tabs>
+          <w:tab w:val="num" w:pos="5040"/>
+        </w:tabs>
+        <w:ind w:left="5040" w:hanging="360"/>
+      </w:pPr>
+      <w:rPr>
+        <w:rFonts w:ascii="Wingdings" w:hAnsi="Wingdings" w:hint="default"/>
+        <w:sz w:val="20"/>
+      </w:rPr>
+    </w:lvl>
+    <w:lvl w:ilvl="7" w:tentative="1">
+      <w:start w:val="1"/>
+      <w:numFmt w:val="bullet"/>
+      <w:lvlText w:val=""/>
+      <w:lvlJc w:val="left"/>
+      <w:pPr>
+        <w:tabs>
+          <w:tab w:val="num" w:pos="5760"/>
+        </w:tabs>
+        <w:ind w:left="5760" w:hanging="360"/>
+      </w:pPr>
+      <w:rPr>
+        <w:rFonts w:ascii="Wingdings" w:hAnsi="Wingdings" w:hint="default"/>
+        <w:sz w:val="20"/>
+      </w:rPr>
+    </w:lvl>
+    <w:lvl w:ilvl="8" w:tentative="1">
+      <w:start w:val="1"/>
+      <w:numFmt w:val="bullet"/>
+      <w:lvlText w:val=""/>
+      <w:lvlJc w:val="left"/>
+      <w:pPr>
+        <w:tabs>
+          <w:tab w:val="num" w:pos="6480"/>
+        </w:tabs>
+        <w:ind w:left="6480" w:hanging="360"/>
+      </w:pPr>
+      <w:rPr>
+        <w:rFonts w:ascii="Wingdings" w:hAnsi="Wingdings" w:hint="default"/>
+        <w:sz w:val="20"/>
+      </w:rPr>
+    </w:lvl>
+  </w:abstractNum>
+  <w:abstractNum w:abstractNumId="27" w15:restartNumberingAfterBreak="0">
+    <w:nsid w:val="7EF55F73"/>
+    <w:multiLevelType w:val="multilevel"/>
+    <w:tmpl w:val="0408E988"/>
+    <w:lvl w:ilvl="0">
+      <w:start w:val="1"/>
+      <w:numFmt w:val="bullet"/>
+      <w:lvlText w:val=""/>
+      <w:lvlJc w:val="left"/>
+      <w:pPr>
+        <w:tabs>
+          <w:tab w:val="num" w:pos="720"/>
+        </w:tabs>
+        <w:ind w:left="720" w:hanging="360"/>
+      </w:pPr>
+      <w:rPr>
+        <w:rFonts w:ascii="Symbol" w:hAnsi="Symbol" w:hint="default"/>
+        <w:sz w:val="20"/>
+      </w:rPr>
+    </w:lvl>
+    <w:lvl w:ilvl="1" w:tentative="1">
+      <w:start w:val="1"/>
+      <w:numFmt w:val="bullet"/>
+      <w:lvlText w:val="o"/>
+      <w:lvlJc w:val="left"/>
+      <w:pPr>
+        <w:tabs>
+          <w:tab w:val="num" w:pos="1440"/>
+        </w:tabs>
+        <w:ind w:left="1440" w:hanging="360"/>
+      </w:pPr>
+      <w:rPr>
+        <w:rFonts w:ascii="Courier New" w:hAnsi="Courier New" w:hint="default"/>
+        <w:sz w:val="20"/>
+      </w:rPr>
+    </w:lvl>
+    <w:lvl w:ilvl="2" w:tentative="1">
+      <w:start w:val="1"/>
+      <w:numFmt w:val="bullet"/>
+      <w:lvlText w:val=""/>
+      <w:lvlJc w:val="left"/>
+      <w:pPr>
+        <w:tabs>
+          <w:tab w:val="num" w:pos="2160"/>
+        </w:tabs>
+        <w:ind w:left="2160" w:hanging="360"/>
+      </w:pPr>
+      <w:rPr>
+        <w:rFonts w:ascii="Wingdings" w:hAnsi="Wingdings" w:hint="default"/>
+        <w:sz w:val="20"/>
+      </w:rPr>
+    </w:lvl>
+    <w:lvl w:ilvl="3" w:tentative="1">
+      <w:start w:val="1"/>
+      <w:numFmt w:val="bullet"/>
+      <w:lvlText w:val=""/>
+      <w:lvlJc w:val="left"/>
+      <w:pPr>
+        <w:tabs>
+          <w:tab w:val="num" w:pos="2880"/>
+        </w:tabs>
+        <w:ind w:left="2880" w:hanging="360"/>
+      </w:pPr>
+      <w:rPr>
+        <w:rFonts w:ascii="Wingdings" w:hAnsi="Wingdings" w:hint="default"/>
+        <w:sz w:val="20"/>
+      </w:rPr>
+    </w:lvl>
+    <w:lvl w:ilvl="4" w:tentative="1">
+      <w:start w:val="1"/>
+      <w:numFmt w:val="bullet"/>
+      <w:lvlText w:val=""/>
+      <w:lvlJc w:val="left"/>
+      <w:pPr>
+        <w:tabs>
+          <w:tab w:val="num" w:pos="3600"/>
+        </w:tabs>
+        <w:ind w:left="3600" w:hanging="360"/>
+      </w:pPr>
+      <w:rPr>
+        <w:rFonts w:ascii="Wingdings" w:hAnsi="Wingdings" w:hint="default"/>
+        <w:sz w:val="20"/>
+      </w:rPr>
+    </w:lvl>
+    <w:lvl w:ilvl="5" w:tentative="1">
+      <w:start w:val="1"/>
+      <w:numFmt w:val="bullet"/>
+      <w:lvlText w:val=""/>
+      <w:lvlJc w:val="left"/>
+      <w:pPr>
+        <w:tabs>
+          <w:tab w:val="num" w:pos="4320"/>
+        </w:tabs>
+        <w:ind w:left="4320" w:hanging="360"/>
+      </w:pPr>
+      <w:rPr>
+        <w:rFonts w:ascii="Wingdings" w:hAnsi="Wingdings" w:hint="default"/>
+        <w:sz w:val="20"/>
+      </w:rPr>
+    </w:lvl>
+    <w:lvl w:ilvl="6" w:tentative="1">
+      <w:start w:val="1"/>
+      <w:numFmt w:val="bullet"/>
+      <w:lvlText w:val=""/>
+      <w:lvlJc w:val="left"/>
+      <w:pPr>
+        <w:tabs>
+          <w:tab w:val="num" w:pos="5040"/>
+        </w:tabs>
+        <w:ind w:left="5040" w:hanging="360"/>
+      </w:pPr>
+      <w:rPr>
+        <w:rFonts w:ascii="Wingdings" w:hAnsi="Wingdings" w:hint="default"/>
+        <w:sz w:val="20"/>
+      </w:rPr>
+    </w:lvl>
+    <w:lvl w:ilvl="7" w:tentative="1">
+      <w:start w:val="1"/>
+      <w:numFmt w:val="bullet"/>
+      <w:lvlText w:val=""/>
+      <w:lvlJc w:val="left"/>
+      <w:pPr>
+        <w:tabs>
+          <w:tab w:val="num" w:pos="5760"/>
+        </w:tabs>
+        <w:ind w:left="5760" w:hanging="360"/>
+      </w:pPr>
+      <w:rPr>
+        <w:rFonts w:ascii="Wingdings" w:hAnsi="Wingdings" w:hint="default"/>
+        <w:sz w:val="20"/>
+      </w:rPr>
+    </w:lvl>
+    <w:lvl w:ilvl="8" w:tentative="1">
+      <w:start w:val="1"/>
+      <w:numFmt w:val="bullet"/>
+      <w:lvlText w:val=""/>
+      <w:lvlJc w:val="left"/>
+      <w:pPr>
+        <w:tabs>
+          <w:tab w:val="num" w:pos="6480"/>
+        </w:tabs>
+        <w:ind w:left="6480" w:hanging="360"/>
+      </w:pPr>
+      <w:rPr>
+        <w:rFonts w:ascii="Wingdings" w:hAnsi="Wingdings" w:hint="default"/>
+        <w:sz w:val="20"/>
       </w:rPr>
     </w:lvl>
   </w:abstractNum>
@@ -10143,64 +16237,88 @@
     <w:abstractNumId w:val="0"/>
   </w:num>
   <w:num w:numId="2" w16cid:durableId="1788547119">
-    <w:abstractNumId w:val="18"/>
+    <w:abstractNumId w:val="24"/>
   </w:num>
   <w:num w:numId="3" w16cid:durableId="1955670391">
     <w:abstractNumId w:val="1"/>
   </w:num>
   <w:num w:numId="4" w16cid:durableId="1750344961">
-    <w:abstractNumId w:val="6"/>
+    <w:abstractNumId w:val="8"/>
     <w:lvlOverride w:ilvl="0">
       <w:startOverride w:val="1"/>
     </w:lvlOverride>
   </w:num>
   <w:num w:numId="5" w16cid:durableId="1580359968">
+    <w:abstractNumId w:val="12"/>
+  </w:num>
+  <w:num w:numId="6" w16cid:durableId="271791724">
+    <w:abstractNumId w:val="25"/>
+  </w:num>
+  <w:num w:numId="7" w16cid:durableId="436946062">
+    <w:abstractNumId w:val="7"/>
+  </w:num>
+  <w:num w:numId="8" w16cid:durableId="1164080157">
+    <w:abstractNumId w:val="16"/>
+  </w:num>
+  <w:num w:numId="9" w16cid:durableId="777799975">
+    <w:abstractNumId w:val="3"/>
+  </w:num>
+  <w:num w:numId="10" w16cid:durableId="1902524384">
+    <w:abstractNumId w:val="14"/>
+  </w:num>
+  <w:num w:numId="11" w16cid:durableId="214893538">
+    <w:abstractNumId w:val="5"/>
+  </w:num>
+  <w:num w:numId="12" w16cid:durableId="1486236523">
+    <w:abstractNumId w:val="21"/>
+  </w:num>
+  <w:num w:numId="13" w16cid:durableId="1529836961">
+    <w:abstractNumId w:val="20"/>
+  </w:num>
+  <w:num w:numId="14" w16cid:durableId="171575627">
+    <w:abstractNumId w:val="23"/>
+  </w:num>
+  <w:num w:numId="15" w16cid:durableId="1613198367">
     <w:abstractNumId w:val="9"/>
   </w:num>
-  <w:num w:numId="6" w16cid:durableId="271791724">
+  <w:num w:numId="16" w16cid:durableId="1502506289">
+    <w:abstractNumId w:val="6"/>
+  </w:num>
+  <w:num w:numId="17" w16cid:durableId="1844856655">
+    <w:abstractNumId w:val="11"/>
+  </w:num>
+  <w:num w:numId="18" w16cid:durableId="672682755">
+    <w:abstractNumId w:val="17"/>
+  </w:num>
+  <w:num w:numId="19" w16cid:durableId="16199334">
+    <w:abstractNumId w:val="18"/>
+  </w:num>
+  <w:num w:numId="20" w16cid:durableId="966666110">
+    <w:abstractNumId w:val="13"/>
+  </w:num>
+  <w:num w:numId="21" w16cid:durableId="583337343">
+    <w:abstractNumId w:val="10"/>
+  </w:num>
+  <w:num w:numId="22" w16cid:durableId="421805128">
+    <w:abstractNumId w:val="4"/>
+  </w:num>
+  <w:num w:numId="23" w16cid:durableId="82804594">
+    <w:abstractNumId w:val="15"/>
+  </w:num>
+  <w:num w:numId="24" w16cid:durableId="1763331653">
+    <w:abstractNumId w:val="2"/>
+  </w:num>
+  <w:num w:numId="25" w16cid:durableId="765537124">
+    <w:abstractNumId w:val="22"/>
+  </w:num>
+  <w:num w:numId="26" w16cid:durableId="2087803205">
     <w:abstractNumId w:val="19"/>
   </w:num>
-  <w:num w:numId="7" w16cid:durableId="436946062">
-    <w:abstractNumId w:val="5"/>
+  <w:num w:numId="27" w16cid:durableId="1660302342">
+    <w:abstractNumId w:val="27"/>
   </w:num>
-  <w:num w:numId="8" w16cid:durableId="1164080157">
-    <w:abstractNumId w:val="12"/>
-  </w:num>
-  <w:num w:numId="9" w16cid:durableId="777799975">
-    <w:abstractNumId w:val="2"/>
-  </w:num>
-  <w:num w:numId="10" w16cid:durableId="1902524384">
-    <w:abstractNumId w:val="11"/>
-  </w:num>
-  <w:num w:numId="11" w16cid:durableId="214893538">
-    <w:abstractNumId w:val="3"/>
-  </w:num>
-  <w:num w:numId="12" w16cid:durableId="1486236523">
-    <w:abstractNumId w:val="16"/>
-  </w:num>
-  <w:num w:numId="13" w16cid:durableId="1529836961">
-    <w:abstractNumId w:val="15"/>
-  </w:num>
-  <w:num w:numId="14" w16cid:durableId="171575627">
-    <w:abstractNumId w:val="17"/>
-  </w:num>
-  <w:num w:numId="15" w16cid:durableId="1613198367">
-    <w:abstractNumId w:val="7"/>
-  </w:num>
-  <w:num w:numId="16" w16cid:durableId="1502506289">
-    <w:abstractNumId w:val="4"/>
-  </w:num>
-  <w:num w:numId="17" w16cid:durableId="1844856655">
-    <w:abstractNumId w:val="8"/>
-  </w:num>
-  <w:num w:numId="18" w16cid:durableId="672682755">
-    <w:abstractNumId w:val="13"/>
-  </w:num>
-  <w:num w:numId="19" w16cid:durableId="16199334">
-    <w:abstractNumId w:val="14"/>
-  </w:num>
-  <w:num w:numId="20" w16cid:durableId="966666110">
-    <w:abstractNumId w:val="10"/>
+  <w:num w:numId="28" w16cid:durableId="65880702">
+    <w:abstractNumId w:val="26"/>
   </w:num>
 </w:numbering>
 </file>

--- a/Tài liệu nghiên cứu,đề xuât mô hình và thuật toán cho các module.docx
+++ b/Tài liệu nghiên cứu,đề xuât mô hình và thuật toán cho các module.docx
@@ -8979,7 +8979,7 @@
           <w:sz w:val="26"/>
           <w:szCs w:val="26"/>
         </w:rPr>
-        <w:t xml:space="preserve"> Hoàn toàn "mù" về không gian tọa độ (không có Bounding Box). Sẽ thất bại nếu đối mặt với biểu mẫu (form) hoặc bảng biểu phức tạp nơi ngữ nghĩa phụ thuộc vào vị trí hàng/cột chứ không phải ngữ pháp câu.</w:t>
+        <w:t xml:space="preserve"> Hoàn toàn mù về không gian tọa độ (không có Bounding Box). Sẽ thất bại nếu đối mặt với biểu mẫu (form) hoặc bảng biểu phức tạp nơi ngữ nghĩa phụ thuộc vào vị trí hàng/cột chứ không phải ngữ pháp câu.</w:t>
       </w:r>
     </w:p>
     <w:p>
@@ -10944,7 +10944,6 @@
           <w:color w:val="000000" w:themeColor="text1"/>
           <w:sz w:val="26"/>
           <w:szCs w:val="26"/>
-          <w:lang w:val="en-US"/>
         </w:rPr>
       </w:pPr>
     </w:p>
@@ -11384,7 +11383,6 @@
           <w:color w:val="000000" w:themeColor="text1"/>
           <w:sz w:val="26"/>
           <w:szCs w:val="26"/>
-          <w:lang w:val="en-US"/>
         </w:rPr>
       </w:pPr>
       <w:r>
@@ -11407,7 +11405,6 @@
           <w:color w:val="000000" w:themeColor="text1"/>
           <w:sz w:val="26"/>
           <w:szCs w:val="26"/>
-          <w:lang w:val="en-US"/>
         </w:rPr>
       </w:pPr>
       <w:r>
@@ -11428,7 +11425,6 @@
           <w:color w:val="000000" w:themeColor="text1"/>
           <w:sz w:val="26"/>
           <w:szCs w:val="26"/>
-          <w:lang w:val="en-US"/>
         </w:rPr>
       </w:pPr>
       <w:r>
@@ -11449,16 +11445,14 @@
           <w:color w:val="000000" w:themeColor="text1"/>
           <w:sz w:val="26"/>
           <w:szCs w:val="26"/>
-          <w:lang w:val="en-US"/>
-        </w:rPr>
-      </w:pPr>
-      <w:r>
-        <w:rPr>
-          <w:rFonts w:asciiTheme="majorHAnsi" w:hAnsiTheme="majorHAnsi" w:cstheme="majorHAnsi"/>
-          <w:color w:val="000000" w:themeColor="text1"/>
-          <w:sz w:val="26"/>
-          <w:szCs w:val="26"/>
-          <w:lang w:val="en-US"/>
+        </w:rPr>
+      </w:pPr>
+      <w:r>
+        <w:rPr>
+          <w:rFonts w:asciiTheme="majorHAnsi" w:hAnsiTheme="majorHAnsi" w:cstheme="majorHAnsi"/>
+          <w:color w:val="000000" w:themeColor="text1"/>
+          <w:sz w:val="26"/>
+          <w:szCs w:val="26"/>
         </w:rPr>
         <w:t>Khả năng Zero-shot / Heuristic: Có thể không cần huấn luyện GCN mà chỉ dùng các luật (Rule-based) trên tọa độ đồ thị (ví dụ: "Tìm Anchor A, quét text nằm trong bán kính r về bên phải").</w:t>
       </w:r>
@@ -11471,7 +11465,6 @@
           <w:color w:val="000000" w:themeColor="text1"/>
           <w:sz w:val="26"/>
           <w:szCs w:val="26"/>
-          <w:lang w:val="en-US"/>
         </w:rPr>
       </w:pPr>
       <w:r>
@@ -11492,7 +11485,6 @@
           <w:color w:val="000000" w:themeColor="text1"/>
           <w:sz w:val="26"/>
           <w:szCs w:val="26"/>
-          <w:lang w:val="en-US"/>
         </w:rPr>
       </w:pPr>
       <w:r>
@@ -11524,7 +11516,6 @@
           <w:color w:val="000000" w:themeColor="text1"/>
           <w:sz w:val="26"/>
           <w:szCs w:val="26"/>
-          <w:lang w:val="en-US"/>
         </w:rPr>
       </w:pPr>
       <w:r>
@@ -16925,6 +16916,7 @@
   <w:style w:type="character" w:default="1" w:styleId="DefaultParagraphFont">
     <w:name w:val="Default Paragraph Font"/>
     <w:uiPriority w:val="1"/>
+    <w:semiHidden/>
     <w:unhideWhenUsed/>
   </w:style>
   <w:style w:type="table" w:default="1" w:styleId="TableNormal">
